--- a/docs/outil-excel/Discours_presentation_scoring_PF.docx
+++ b/docs/outil-excel/Discours_presentation_scoring_PF.docx
@@ -35,7 +35,7 @@
         <w:spacing w:after="120"/>
       </w:pPr>
       <w:r>
-        <w:t xml:space="preserve">Public : équipes expertes en financement de projet. Durée : environ 60 minutes de présentation, puis 15 à 20 minutes de discussion. Si le temps est compté, les diapositives de détail (paramètres, sous-critères, module Maroc, stress) peuvent être survolées et renvoyées aux documents remis.</w:t>
+        <w:t xml:space="preserve">Public : équipes expertes en financement de projet. Durée : environ 65 minutes de présentation, puis 15 à 20 minutes de discussion. Si le temps est compté, les diapositives de détail (paramètres, sous-critères, module Maroc, stress, volet climatique) peuvent être survolées et renvoyées aux documents remis.</w:t>
       </w:r>
     </w:p>
     <w:p>
@@ -43,7 +43,7 @@
         <w:spacing w:after="120"/>
       </w:pPr>
       <w:r>
-        <w:t xml:space="preserve">Documents associés : la présentation (39 diapositives), l'outil Excel avec ses 18 cas d'étude et la grille de scoring expliquée (Excel).</w:t>
+        <w:t xml:space="preserve">Documents associés : la présentation (41 diapositives), l'outil Excel (version 4) avec ses 18 cas d'étude et la grille de scoring expliquée (Excel).</w:t>
       </w:r>
     </w:p>
     <w:p>
@@ -252,7 +252,7 @@
           <w:i w:val="false"/>
           <w:iCs w:val="false"/>
         </w:rPr>
-        <w:t xml:space="preserve">La présentation suit l'ordre du modèle : le routage du dossier, le régime d'instruction, les verrous et plafonds, le noyau financier, la grille qualitative, le module Maroc, les stress, l'agrégation, puis l'outil et les points à valider.</w:t>
+        <w:t xml:space="preserve">La présentation suit l'ordre du modèle : le routage du dossier, le régime d'instruction, les verrous et plafonds, le noyau financier, la grille qualitative, le module Maroc, les stress et le volet climatique, l'agrégation, puis l'outil et les points à valider.</w:t>
       </w:r>
     </w:p>
     <w:p>
@@ -5416,7 +5416,7 @@
         <w:spacing w:after="120" w:before="240"/>
       </w:pPr>
       <w:r>
-        <w:t xml:space="preserve">Diapositive 15 — Les quinze plafonds de note</w:t>
+        <w:t xml:space="preserve">Diapositive 15 — Les dix-sept plafonds de note</w:t>
       </w:r>
     </w:p>
     <w:p>
@@ -5459,7 +5459,7 @@
           <w:i w:val="false"/>
           <w:iCs w:val="false"/>
         </w:rPr>
-        <w:t xml:space="preserve">Voici les quinze plafonds. Chacun est déclenché par une donnée chiffrée, jamais par un avis.</w:t>
+        <w:t xml:space="preserve">Voici les dix-sept plafonds. Chacun est déclenché par une donnée chiffrée, jamais par un avis.</w:t>
       </w:r>
     </w:p>
     <w:p>
@@ -5475,7 +5475,23 @@
           <w:i w:val="false"/>
           <w:iCs w:val="false"/>
         </w:rPr>
-        <w:t xml:space="preserve">Trois familles : la couverture de la dette (C1 à C4 : DSCR, stress, LLCR) ; la structure (C5 à C9 : durée du contrat, change, réserve, refinancement, levier) ; les contreparties et le contexte (C10 à C15 : acheteur unique, climat, sponsor, opérateur, concentration du groupe, évaluation partielle).</w:t>
+        <w:t xml:space="preserve">Trois familles : la couverture de la dette (C1 à C4 : DSCR, stress, LLCR) ; la structure (C5 à C9 : durée du contrat, change, réserve, refinancement, levier) ; les contreparties et le contexte (C10 à C17 : acheteur unique, climat, sponsor, opérateur, concentration du groupe, évaluation partielle).</w:t>
+      </w:r>
+    </w:p>
+    <w:p>
+      <w:pPr>
+        <w:pBdr>
+          <w:left w:val="single" w:color="2E5C8A" w:sz="12" w:space="8"/>
+        </w:pBdr>
+        <w:spacing w:after="120"/>
+        <w:ind w:left="284"/>
+      </w:pPr>
+      <w:r>
+        <w:rPr>
+          <w:i w:val="false"/>
+          <w:iCs w:val="false"/>
+        </w:rPr>
+        <w:t xml:space="preserve">Deux plafonds sont nouveaux et viennent du volet climatique : C16, risque de transition élevé sans plan crédible, note maximale 6 ; C17, au moins deux aléas élevés sans adaptation financée, note maximale 5. C11 est révisé : il se lit aléa par aléa. Ces trois règles appartiennent au lot 2, inactif par défaut ; je les présente plus loin.</w:t>
       </w:r>
     </w:p>
     <w:p>
@@ -5890,6 +5906,26 @@
     </w:p>
     <w:p>
       <w:pPr>
+        <w:spacing w:after="40"/>
+      </w:pPr>
+      <w:r>
+        <w:rPr>
+          <w:b/>
+          <w:bCs/>
+        </w:rPr>
+        <w:t xml:space="preserve">Q : Pourquoi C17 est-il plus bas que C11 ?</w:t>
+      </w:r>
+    </w:p>
+    <w:p>
+      <w:pPr>
+        <w:spacing w:after="120"/>
+      </w:pPr>
+      <w:r>
+        <w:t xml:space="preserve">R : C11 vise un aléa élevé sans adaptation (note maximale 6) ; C17 vise le cumul d'au moins deux aléas élevés sans adaptation, d'où un cran de plus (note maximale 5).</w:t>
+      </w:r>
+    </w:p>
+    <w:p>
+      <w:pPr>
         <w:pStyle w:val="Heading2"/>
         <w:spacing w:after="120" w:before="240"/>
       </w:pPr>
@@ -7904,6 +7940,22 @@
           <w:i w:val="false"/>
           <w:iCs w:val="false"/>
         </w:rPr>
+        <w:t xml:space="preserve">Deux lignes concernent le volet climatique : l'interrupteur du lot 2, inactif tant que le comité ne l'a pas validé, et le poids du sous-critère D9.5 « risque de transition », 15 % du domaine D9 une fois le lot 2 activé.</w:t>
+      </w:r>
+    </w:p>
+    <w:p>
+      <w:pPr>
+        <w:pBdr>
+          <w:left w:val="single" w:color="2E5C8A" w:sz="12" w:space="8"/>
+        </w:pBdr>
+        <w:spacing w:after="120"/>
+        <w:ind w:left="284"/>
+      </w:pPr>
+      <w:r>
+        <w:rPr>
+          <w:i w:val="false"/>
+          <w:iCs w:val="false"/>
+        </w:rPr>
         <w:t xml:space="preserve">Ils sont tous modifiables dans l'onglet Paramètres de l'outil ; tous les dossiers se recalculent alors immédiatement.</w:t>
       </w:r>
     </w:p>
@@ -10064,6 +10116,22 @@
     </w:p>
     <w:p>
       <w:pPr>
+        <w:pBdr>
+          <w:left w:val="single" w:color="2E5C8A" w:sz="12" w:space="8"/>
+        </w:pBdr>
+        <w:spacing w:after="120"/>
+        <w:ind w:left="284"/>
+      </w:pPr>
+      <w:r>
+        <w:rPr>
+          <w:i w:val="false"/>
+          <w:iCs w:val="false"/>
+        </w:rPr>
+        <w:t xml:space="preserve">Le facteur climat et eau dispose désormais d'un scénario climatique de référence par secteur ; il est présenté deux diapositives plus loin.</w:t>
+      </w:r>
+    </w:p>
+    <w:p>
+      <w:pPr>
         <w:pStyle w:val="Heading3"/>
         <w:spacing w:after="80" w:before="160"/>
       </w:pPr>
@@ -10354,7 +10422,7 @@
         <w:spacing w:after="120" w:before="240"/>
       </w:pPr>
       <w:r>
-        <w:t xml:space="preserve">Diapositive 31 — Agrégation et table de conversion</w:t>
+        <w:t xml:space="preserve">Diapositive 31 — Scénarios de référence par secteur et calcul du choc</w:t>
       </w:r>
     </w:p>
     <w:p>
@@ -10372,7 +10440,7 @@
           <w:iCs/>
           <w:color w:val="666666"/>
         </w:rPr>
-        <w:t xml:space="preserve">Durée indicative : 1 min 30</w:t>
+        <w:t xml:space="preserve">Durée indicative : 2 min</w:t>
       </w:r>
     </w:p>
     <w:p>
@@ -10397,7 +10465,7 @@
           <w:i w:val="false"/>
           <w:iCs w:val="false"/>
         </w:rPr>
-        <w:t xml:space="preserve">Une seule échelle : 0 à 100. Chaque domaine est une moyenne pondérée de ses sous-critères ; le score global est la somme des domaines pondérés selon la phase.</w:t>
+        <w:t xml:space="preserve">Pour que deux analystes ne retiennent pas deux scénarios défavorables différents sur le même type de projet, l'outil propose un scénario de référence par secteur : la variable qui fait le plus bouger les flux, avec une baisse des recettes et une hausse des charges. Par exemple, pour le solaire, le productible P90 à un an, moins 8 %, et des charges plus 10 % ; pour une mine, le prix du métal, moins 25 %.</w:t>
       </w:r>
     </w:p>
     <w:p>
@@ -10413,7 +10481,7 @@
           <w:i w:val="false"/>
           <w:iCs w:val="false"/>
         </w:rPr>
-        <w:t xml:space="preserve">La table convertit le score en note de 1 à 10, avec un libellé et une orientation. La note 1 est atteignable par le calcul : un dossier critique partout obtient 20. Un dossier uniformément en vigilance obtient 50, donc 4 : une faiblesse générale ne produit pas une note moyenne rassurante.</w:t>
+        <w:t xml:space="preserve">L'outil calcule ensuite le choc sur le CFADS : recettes perdues plus charges supplémentaires, divisées par le CFADS central. Sur notre solaire : 73 de recettes, 11 de charges, 62 de CFADS ; 5,8 de recettes perdues et 1,1 de charges en plus, soit un choc de 11 %. Ce choc alimente N2 et le plafond C3.</w:t>
       </w:r>
     </w:p>
     <w:p>
@@ -10429,7 +10497,7 @@
           <w:i w:val="false"/>
           <w:iCs w:val="false"/>
         </w:rPr>
-        <w:t xml:space="preserve">La largeur des bandes fixe la sévérité d'ensemble du dispositif : c'est un point à trancher.</w:t>
+        <w:t xml:space="preserve">Ces valeurs sont candidates et chacune cite sa source. L'analyste peut s'en écarter en le justifiant, et l'origine du choc reste affichée sous le champ.</w:t>
       </w:r>
     </w:p>
     <w:p>
@@ -10576,7 +10644,7 @@
                 <w:sz w:val="18"/>
                 <w:szCs w:val="18"/>
               </w:rPr>
-              <w:t xml:space="preserve">Moyenne pondérée</w:t>
+              <w:t xml:space="preserve">Scénario de référence</w:t>
             </w:r>
           </w:p>
         </w:tc>
@@ -10602,7 +10670,7 @@
                 <w:sz w:val="18"/>
                 <w:szCs w:val="18"/>
               </w:rPr>
-              <w:t xml:space="preserve">Chaque note est multipliée par son poids, puis on additionne.</w:t>
+              <w:t xml:space="preserve">Scénario défavorable proposé pour un secteur : variable principale, baisse des recettes, hausse des charges, source.</w:t>
             </w:r>
           </w:p>
         </w:tc>
@@ -10628,7 +10696,167 @@
                 <w:sz w:val="18"/>
                 <w:szCs w:val="18"/>
               </w:rPr>
-              <w:t xml:space="preserve">D1 : 80 × 40 % + 100 × 35 % + 80 × 25 % = 87.</w:t>
+              <w:t xml:space="preserve">Hôtellerie : occupation − 10 points et prix − 5 % (recettes − 15 %), charges + 5 %.</w:t>
+            </w:r>
+          </w:p>
+        </w:tc>
+      </w:tr>
+      <w:tr>
+        <w:tc>
+          <w:tcPr>
+            <w:tcW w:type="dxa" w:w="2200"/>
+            <w:tcBorders>
+              <w:top w:val="single" w:color="C6CED8" w:sz="4"/>
+              <w:left w:val="single" w:color="C6CED8" w:sz="4"/>
+              <w:bottom w:val="single" w:color="C6CED8" w:sz="4"/>
+              <w:right w:val="single" w:color="C6CED8" w:sz="4"/>
+            </w:tcBorders>
+            <w:tcMar>
+              <w:top w:type="dxa" w:w="60"/>
+              <w:left w:type="dxa" w:w="100"/>
+              <w:bottom w:type="dxa" w:w="60"/>
+              <w:right w:type="dxa" w:w="100"/>
+            </w:tcMar>
+          </w:tcPr>
+          <w:p>
+            <w:r>
+              <w:rPr>
+                <w:sz w:val="18"/>
+                <w:szCs w:val="18"/>
+              </w:rPr>
+              <w:t xml:space="preserve">Choc sur le CFADS</w:t>
+            </w:r>
+          </w:p>
+        </w:tc>
+        <w:tc>
+          <w:tcPr>
+            <w:tcW w:type="dxa" w:w="4038"/>
+            <w:tcBorders>
+              <w:top w:val="single" w:color="C6CED8" w:sz="4"/>
+              <w:left w:val="single" w:color="C6CED8" w:sz="4"/>
+              <w:bottom w:val="single" w:color="C6CED8" w:sz="4"/>
+              <w:right w:val="single" w:color="C6CED8" w:sz="4"/>
+            </w:tcBorders>
+            <w:tcMar>
+              <w:top w:type="dxa" w:w="60"/>
+              <w:left w:type="dxa" w:w="100"/>
+              <w:bottom w:type="dxa" w:w="60"/>
+              <w:right w:type="dxa" w:w="100"/>
+            </w:tcMar>
+          </w:tcPr>
+          <w:p>
+            <w:r>
+              <w:rPr>
+                <w:sz w:val="18"/>
+                <w:szCs w:val="18"/>
+              </w:rPr>
+              <w:t xml:space="preserve">Baisse relative du CFADS dans le scénario défavorable : (recettes perdues + charges supplémentaires) ÷ CFADS central, plafonnée à 95 %.</w:t>
+            </w:r>
+          </w:p>
+        </w:tc>
+        <w:tc>
+          <w:tcPr>
+            <w:tcW w:type="dxa" w:w="3400"/>
+            <w:tcBorders>
+              <w:top w:val="single" w:color="C6CED8" w:sz="4"/>
+              <w:left w:val="single" w:color="C6CED8" w:sz="4"/>
+              <w:bottom w:val="single" w:color="C6CED8" w:sz="4"/>
+              <w:right w:val="single" w:color="C6CED8" w:sz="4"/>
+            </w:tcBorders>
+            <w:tcMar>
+              <w:top w:type="dxa" w:w="60"/>
+              <w:left w:type="dxa" w:w="100"/>
+              <w:bottom w:type="dxa" w:w="60"/>
+              <w:right w:type="dxa" w:w="100"/>
+            </w:tcMar>
+          </w:tcPr>
+          <w:p>
+            <w:r>
+              <w:rPr>
+                <w:sz w:val="18"/>
+                <w:szCs w:val="18"/>
+              </w:rPr>
+              <w:t xml:space="preserve">(5,8 + 1,1) ÷ 62 = 11 % ; chaque CFADS de l'échéancier est réduit de 11 % pour N2.</w:t>
+            </w:r>
+          </w:p>
+        </w:tc>
+      </w:tr>
+      <w:tr>
+        <w:tc>
+          <w:tcPr>
+            <w:tcW w:type="dxa" w:w="2200"/>
+            <w:tcBorders>
+              <w:top w:val="single" w:color="C6CED8" w:sz="4"/>
+              <w:left w:val="single" w:color="C6CED8" w:sz="4"/>
+              <w:bottom w:val="single" w:color="C6CED8" w:sz="4"/>
+              <w:right w:val="single" w:color="C6CED8" w:sz="4"/>
+            </w:tcBorders>
+            <w:tcMar>
+              <w:top w:type="dxa" w:w="60"/>
+              <w:left w:type="dxa" w:w="100"/>
+              <w:bottom w:type="dxa" w:w="60"/>
+              <w:right w:type="dxa" w:w="100"/>
+            </w:tcMar>
+          </w:tcPr>
+          <w:p>
+            <w:r>
+              <w:rPr>
+                <w:sz w:val="18"/>
+                <w:szCs w:val="18"/>
+              </w:rPr>
+              <w:t xml:space="preserve">CFADS central</w:t>
+            </w:r>
+          </w:p>
+        </w:tc>
+        <w:tc>
+          <w:tcPr>
+            <w:tcW w:type="dxa" w:w="4038"/>
+            <w:tcBorders>
+              <w:top w:val="single" w:color="C6CED8" w:sz="4"/>
+              <w:left w:val="single" w:color="C6CED8" w:sz="4"/>
+              <w:bottom w:val="single" w:color="C6CED8" w:sz="4"/>
+              <w:right w:val="single" w:color="C6CED8" w:sz="4"/>
+            </w:tcBorders>
+            <w:tcMar>
+              <w:top w:type="dxa" w:w="60"/>
+              <w:left w:type="dxa" w:w="100"/>
+              <w:bottom w:type="dxa" w:w="60"/>
+              <w:right w:type="dxa" w:w="100"/>
+            </w:tcMar>
+          </w:tcPr>
+          <w:p>
+            <w:r>
+              <w:rPr>
+                <w:sz w:val="18"/>
+                <w:szCs w:val="18"/>
+              </w:rPr>
+              <w:t xml:space="preserve">CFADS d'une année type dans le cas de base du modèle financier.</w:t>
+            </w:r>
+          </w:p>
+        </w:tc>
+        <w:tc>
+          <w:tcPr>
+            <w:tcW w:type="dxa" w:w="3400"/>
+            <w:tcBorders>
+              <w:top w:val="single" w:color="C6CED8" w:sz="4"/>
+              <w:left w:val="single" w:color="C6CED8" w:sz="4"/>
+              <w:bottom w:val="single" w:color="C6CED8" w:sz="4"/>
+              <w:right w:val="single" w:color="C6CED8" w:sz="4"/>
+            </w:tcBorders>
+            <w:tcMar>
+              <w:top w:type="dxa" w:w="60"/>
+              <w:left w:type="dxa" w:w="100"/>
+              <w:bottom w:type="dxa" w:w="60"/>
+              <w:right w:type="dxa" w:w="100"/>
+            </w:tcMar>
+          </w:tcPr>
+          <w:p>
+            <w:r>
+              <w:rPr>
+                <w:sz w:val="18"/>
+                <w:szCs w:val="18"/>
+              </w:rPr>
+              <w:t xml:space="preserve">Recettes 73 − charges 11 = 62 MMAD.</w:t>
             </w:r>
           </w:p>
         </w:tc>
@@ -10636,11 +10864,60 @@
     </w:tbl>
     <w:p>
       <w:pPr>
+        <w:pStyle w:val="Heading3"/>
+        <w:spacing w:after="80" w:before="160"/>
+      </w:pPr>
+      <w:r>
+        <w:t xml:space="preserve">Questions possibles des experts</w:t>
+      </w:r>
+    </w:p>
+    <w:p>
+      <w:pPr>
+        <w:spacing w:after="40"/>
+      </w:pPr>
+      <w:r>
+        <w:rPr>
+          <w:b/>
+          <w:bCs/>
+        </w:rPr>
+        <w:t xml:space="preserve">Q : L'analyste peut-il retenir un autre scénario ?</w:t>
+      </w:r>
+    </w:p>
+    <w:p>
+      <w:pPr>
+        <w:spacing w:after="120"/>
+      </w:pPr>
+      <w:r>
+        <w:t xml:space="preserve">R : Oui, s'il le justifie dans la description du scénario. L'outil affiche sous le champ d'où vient le choc : calcul d'aide, scénario de référence ou proposition de l'IA acceptée.</w:t>
+      </w:r>
+    </w:p>
+    <w:p>
+      <w:pPr>
+        <w:spacing w:after="40"/>
+      </w:pPr>
+      <w:r>
+        <w:rPr>
+          <w:b/>
+          <w:bCs/>
+        </w:rPr>
+        <w:t xml:space="preserve">Q : Pourquoi un seul scénario par secteur ?</w:t>
+      </w:r>
+    </w:p>
+    <w:p>
+      <w:pPr>
+        <w:spacing w:after="120"/>
+      </w:pPr>
+      <w:r>
+        <w:t xml:space="preserve">R : C'est un point de départ commun, pas un plafond de sévérité : les scénarios minimaux par régime, le scénario combiné et le test inversé restent exigés.</w:t>
+      </w:r>
+    </w:p>
+    <w:p>
+      <w:pPr>
         <w:pStyle w:val="Heading2"/>
         <w:spacing w:after="120" w:before="240"/>
       </w:pPr>
       <w:r>
-        <w:t xml:space="preserve">Diapositive 32 — L'anti-compensation en deux exemples</w:t>
+        <w:t xml:space="preserve">Diapositive 32 — Volet climatique : lot 1 et lot 2</w:t>
       </w:r>
     </w:p>
     <w:p>
@@ -10683,7 +10960,7 @@
           <w:i w:val="false"/>
           <w:iCs w:val="false"/>
         </w:rPr>
-        <w:t xml:space="preserve">Deux exemples.</w:t>
+        <w:t xml:space="preserve">Le climat est traité en deux temps.</w:t>
       </w:r>
     </w:p>
     <w:p>
@@ -10699,7 +10976,7 @@
           <w:i w:val="false"/>
           <w:iCs w:val="false"/>
         </w:rPr>
-        <w:t xml:space="preserve">Premier : un dossier en exploitation avec le noyau financier à 20 et les huit autres domaines à 80. Score : 0,30 × 20 + 0,70 × 80 = 62, donc 5. Et le plafond C2 s'active, la note reste à 5.</w:t>
+        <w:t xml:space="preserve">Lot 1, en service : pour chaque site, une fiche par aléa (chaleur, sécheresse, inondation, submersion marine, feux, vents), avec son niveau, sa source et l'existence d'une adaptation financée ; les aléas pertinents sont présélectionnés selon le secteur. S'y ajoutent les données de transition (émissions, exportations soumises au mécanisme d'ajustement carbone aux frontières, actif fossile, plan de transition) et un scénario climatique qui donne un DSCR climatique indicatif. La fiche alimente le reporting de la directive 2/W/2025. Au lot 1, rien de cela ne change la note.</w:t>
       </w:r>
     </w:p>
     <w:p>
@@ -10715,7 +10992,23 @@
           <w:i w:val="false"/>
           <w:iCs w:val="false"/>
         </w:rPr>
-        <w:t xml:space="preserve">Second, le cas C3 : un hôtel au dossier excellent, sponsor et documentation à 100, score 73,7, note 7. Mais son semestre creux ne couvre pas la dette sous stress : C2 et C3, note approuvée 4.</w:t>
+        <w:t xml:space="preserve">Lot 2, prêt mais inactif par défaut : l'exposition est déduite des aléas au lieu d'être déclarée ; C11 se lit aléa par aléa ; deux plafonds s'ajoutent, C16 et C17 ; un sous-critère D9.5 « risque de transition » est calculé et pèse 15 % de D9 ; sur un site exposé, N2 retient le plus bas du scénario financier et du scénario climatique.</w:t>
+      </w:r>
+    </w:p>
+    <w:p>
+      <w:pPr>
+        <w:pBdr>
+          <w:left w:val="single" w:color="2E5C8A" w:sz="12" w:space="8"/>
+        </w:pBdr>
+        <w:spacing w:after="120"/>
+        <w:ind w:left="284"/>
+      </w:pPr>
+      <w:r>
+        <w:rPr>
+          <w:i w:val="false"/>
+          <w:iCs w:val="false"/>
+        </w:rPr>
+        <w:t xml:space="preserve">Sur les 18 cas fictifs, l'activation ne change qu'une note : l'huilerie passe de 8 à 6, par le plafond C11. Huit dossiers reçoivent un plafond climatique supplémentaire, mais déjà plus bas que d'autres plafonds ; dix expositions retenues diffèrent de la case déclarée. Nous vous demandons de valider ces règles avant leur activation.</w:t>
       </w:r>
     </w:p>
     <w:p>
@@ -10862,7 +11155,7 @@
                 <w:sz w:val="18"/>
                 <w:szCs w:val="18"/>
               </w:rPr>
-              <w:t xml:space="preserve">Plafond</w:t>
+              <w:t xml:space="preserve">Aléa climatique (risque physique)</w:t>
             </w:r>
           </w:p>
         </w:tc>
@@ -10888,7 +11181,7 @@
                 <w:sz w:val="18"/>
                 <w:szCs w:val="18"/>
               </w:rPr>
-              <w:t xml:space="preserve">Note maximale imposée par un fait objectif.</w:t>
+              <w:t xml:space="preserve">Phénomène climatique qui peut endommager le site ou réduire son activité ; noté Faible, Moyen ou Élevé, avec sa source.</w:t>
             </w:r>
           </w:p>
         </w:tc>
@@ -10914,7 +11207,7 @@
                 <w:sz w:val="18"/>
                 <w:szCs w:val="18"/>
               </w:rPr>
-              <w:t xml:space="preserve">DSCR stressé 0,75 &lt; 1,00 : plafond C3, note ≤ 4.</w:t>
+              <w:t xml:space="preserve">Sécheresse élevée pour une huilerie : récolte et eau de process menacées.</w:t>
             </w:r>
           </w:p>
         </w:tc>
@@ -10929,21 +11222,20 @@
               <w:bottom w:val="single" w:color="C6CED8" w:sz="4"/>
               <w:right w:val="single" w:color="C6CED8" w:sz="4"/>
             </w:tcBorders>
-            <w:shd w:fill="F2F4F7" w:color="auto" w:val="clear"/>
-            <w:tcMar>
-              <w:top w:type="dxa" w:w="60"/>
-              <w:left w:type="dxa" w:w="100"/>
-              <w:bottom w:type="dxa" w:w="60"/>
-              <w:right w:type="dxa" w:w="100"/>
-            </w:tcMar>
-          </w:tcPr>
-          <w:p>
-            <w:r>
-              <w:rPr>
-                <w:sz w:val="18"/>
-                <w:szCs w:val="18"/>
-              </w:rPr>
-              <w:t xml:space="preserve">BBB−</w:t>
+            <w:tcMar>
+              <w:top w:type="dxa" w:w="60"/>
+              <w:left w:type="dxa" w:w="100"/>
+              <w:bottom w:type="dxa" w:w="60"/>
+              <w:right w:type="dxa" w:w="100"/>
+            </w:tcMar>
+          </w:tcPr>
+          <w:p>
+            <w:r>
+              <w:rPr>
+                <w:sz w:val="18"/>
+                <w:szCs w:val="18"/>
+              </w:rPr>
+              <w:t xml:space="preserve">Adaptation financée</w:t>
             </w:r>
           </w:p>
         </w:tc>
@@ -10956,21 +11248,20 @@
               <w:bottom w:val="single" w:color="C6CED8" w:sz="4"/>
               <w:right w:val="single" w:color="C6CED8" w:sz="4"/>
             </w:tcBorders>
-            <w:shd w:fill="F2F4F7" w:color="auto" w:val="clear"/>
-            <w:tcMar>
-              <w:top w:type="dxa" w:w="60"/>
-              <w:left w:type="dxa" w:w="100"/>
-              <w:bottom w:type="dxa" w:w="60"/>
-              <w:right w:type="dxa" w:w="100"/>
-            </w:tcMar>
-          </w:tcPr>
-          <w:p>
-            <w:r>
-              <w:rPr>
-                <w:sz w:val="18"/>
-                <w:szCs w:val="18"/>
-              </w:rPr>
-              <w:t xml:space="preserve">Plus basse notation de la catégorie « investissement » ; en dessous, risque spéculatif.</w:t>
+            <w:tcMar>
+              <w:top w:type="dxa" w:w="60"/>
+              <w:left w:type="dxa" w:w="100"/>
+              <w:bottom w:type="dxa" w:w="60"/>
+              <w:right w:type="dxa" w:w="100"/>
+            </w:tcMar>
+          </w:tcPr>
+          <w:p>
+            <w:r>
+              <w:rPr>
+                <w:sz w:val="18"/>
+                <w:szCs w:val="18"/>
+              </w:rPr>
+              <w:t xml:space="preserve">Mesure de protection dont le coût est budgété et financé dans le plan de financement.</w:t>
             </w:r>
           </w:p>
         </w:tc>
@@ -10983,21 +11274,20 @@
               <w:bottom w:val="single" w:color="C6CED8" w:sz="4"/>
               <w:right w:val="single" w:color="C6CED8" w:sz="4"/>
             </w:tcBorders>
-            <w:shd w:fill="F2F4F7" w:color="auto" w:val="clear"/>
-            <w:tcMar>
-              <w:top w:type="dxa" w:w="60"/>
-              <w:left w:type="dxa" w:w="100"/>
-              <w:bottom w:type="dxa" w:w="60"/>
-              <w:right w:type="dxa" w:w="100"/>
-            </w:tcMar>
-          </w:tcPr>
-          <w:p>
-            <w:r>
-              <w:rPr>
-                <w:sz w:val="18"/>
-                <w:szCs w:val="18"/>
-              </w:rPr>
-              <w:t xml:space="preserve">Un acheteur noté BB+ est sous BBB−.</w:t>
+            <w:tcMar>
+              <w:top w:type="dxa" w:w="60"/>
+              <w:left w:type="dxa" w:w="100"/>
+              <w:bottom w:type="dxa" w:w="60"/>
+              <w:right w:type="dxa" w:w="100"/>
+            </w:tcMar>
+          </w:tcPr>
+          <w:p>
+            <w:r>
+              <w:rPr>
+                <w:sz w:val="18"/>
+                <w:szCs w:val="18"/>
+              </w:rPr>
+              <w:t xml:space="preserve">Digue de protection de la prise d'eau, 25 MMAD inclus dans le CAPEX.</w:t>
             </w:r>
           </w:p>
         </w:tc>
@@ -11025,7 +11315,7 @@
                 <w:sz w:val="18"/>
                 <w:szCs w:val="18"/>
               </w:rPr>
-              <w:t xml:space="preserve">Refinancement (ballon)</w:t>
+              <w:t xml:space="preserve">Risque de transition</w:t>
             </w:r>
           </w:p>
         </w:tc>
@@ -11051,7 +11341,7 @@
                 <w:sz w:val="18"/>
                 <w:szCs w:val="18"/>
               </w:rPr>
-              <w:t xml:space="preserve">Part de la dette remboursée en une fois à la fin, à refinancer.</w:t>
+              <w:t xml:space="preserve">Risque lié au passage à une économie bas carbone : réglementation, prix du carbone, marchés.</w:t>
             </w:r>
           </w:p>
         </w:tc>
@@ -11077,7 +11367,167 @@
                 <w:sz w:val="18"/>
                 <w:szCs w:val="18"/>
               </w:rPr>
-              <w:t xml:space="preserve">35 % du prêt dû en une fois à 10 ans (cas ETH, plafond C8).</w:t>
+              <w:t xml:space="preserve">Centrale au gaz sans plan de transition : niveau Élevé, plafond C16 au lot 2.</w:t>
+            </w:r>
+          </w:p>
+        </w:tc>
+      </w:tr>
+      <w:tr>
+        <w:tc>
+          <w:tcPr>
+            <w:tcW w:type="dxa" w:w="2200"/>
+            <w:tcBorders>
+              <w:top w:val="single" w:color="C6CED8" w:sz="4"/>
+              <w:left w:val="single" w:color="C6CED8" w:sz="4"/>
+              <w:bottom w:val="single" w:color="C6CED8" w:sz="4"/>
+              <w:right w:val="single" w:color="C6CED8" w:sz="4"/>
+            </w:tcBorders>
+            <w:tcMar>
+              <w:top w:type="dxa" w:w="60"/>
+              <w:left w:type="dxa" w:w="100"/>
+              <w:bottom w:type="dxa" w:w="60"/>
+              <w:right w:type="dxa" w:w="100"/>
+            </w:tcMar>
+          </w:tcPr>
+          <w:p>
+            <w:r>
+              <w:rPr>
+                <w:sz w:val="18"/>
+                <w:szCs w:val="18"/>
+              </w:rPr>
+              <w:t xml:space="preserve">MACF</w:t>
+            </w:r>
+          </w:p>
+        </w:tc>
+        <w:tc>
+          <w:tcPr>
+            <w:tcW w:type="dxa" w:w="4038"/>
+            <w:tcBorders>
+              <w:top w:val="single" w:color="C6CED8" w:sz="4"/>
+              <w:left w:val="single" w:color="C6CED8" w:sz="4"/>
+              <w:bottom w:val="single" w:color="C6CED8" w:sz="4"/>
+              <w:right w:val="single" w:color="C6CED8" w:sz="4"/>
+            </w:tcBorders>
+            <w:tcMar>
+              <w:top w:type="dxa" w:w="60"/>
+              <w:left w:type="dxa" w:w="100"/>
+              <w:bottom w:type="dxa" w:w="60"/>
+              <w:right w:type="dxa" w:w="100"/>
+            </w:tcMar>
+          </w:tcPr>
+          <w:p>
+            <w:r>
+              <w:rPr>
+                <w:sz w:val="18"/>
+                <w:szCs w:val="18"/>
+              </w:rPr>
+              <w:t xml:space="preserve">Mécanisme d'ajustement carbone aux frontières de l'Union européenne : taxe carbone sur certaines importations.</w:t>
+            </w:r>
+          </w:p>
+        </w:tc>
+        <w:tc>
+          <w:tcPr>
+            <w:tcW w:type="dxa" w:w="3400"/>
+            <w:tcBorders>
+              <w:top w:val="single" w:color="C6CED8" w:sz="4"/>
+              <w:left w:val="single" w:color="C6CED8" w:sz="4"/>
+              <w:bottom w:val="single" w:color="C6CED8" w:sz="4"/>
+              <w:right w:val="single" w:color="C6CED8" w:sz="4"/>
+            </w:tcBorders>
+            <w:tcMar>
+              <w:top w:type="dxa" w:w="60"/>
+              <w:left w:type="dxa" w:w="100"/>
+              <w:bottom w:type="dxa" w:w="60"/>
+              <w:right w:type="dxa" w:w="100"/>
+            </w:tcMar>
+          </w:tcPr>
+          <w:p>
+            <w:r>
+              <w:rPr>
+                <w:sz w:val="18"/>
+                <w:szCs w:val="18"/>
+              </w:rPr>
+              <w:t xml:space="preserve">Usine de verre exportant 25 % de son chiffre d'affaires vers l'UE.</w:t>
+            </w:r>
+          </w:p>
+        </w:tc>
+      </w:tr>
+      <w:tr>
+        <w:tc>
+          <w:tcPr>
+            <w:tcW w:type="dxa" w:w="2200"/>
+            <w:tcBorders>
+              <w:top w:val="single" w:color="C6CED8" w:sz="4"/>
+              <w:left w:val="single" w:color="C6CED8" w:sz="4"/>
+              <w:bottom w:val="single" w:color="C6CED8" w:sz="4"/>
+              <w:right w:val="single" w:color="C6CED8" w:sz="4"/>
+            </w:tcBorders>
+            <w:tcMar>
+              <w:top w:type="dxa" w:w="60"/>
+              <w:left w:type="dxa" w:w="100"/>
+              <w:bottom w:type="dxa" w:w="60"/>
+              <w:right w:type="dxa" w:w="100"/>
+            </w:tcMar>
+          </w:tcPr>
+          <w:p>
+            <w:r>
+              <w:rPr>
+                <w:sz w:val="18"/>
+                <w:szCs w:val="18"/>
+              </w:rPr>
+              <w:t xml:space="preserve">Lot 1 / lot 2</w:t>
+            </w:r>
+          </w:p>
+        </w:tc>
+        <w:tc>
+          <w:tcPr>
+            <w:tcW w:type="dxa" w:w="4038"/>
+            <w:tcBorders>
+              <w:top w:val="single" w:color="C6CED8" w:sz="4"/>
+              <w:left w:val="single" w:color="C6CED8" w:sz="4"/>
+              <w:bottom w:val="single" w:color="C6CED8" w:sz="4"/>
+              <w:right w:val="single" w:color="C6CED8" w:sz="4"/>
+            </w:tcBorders>
+            <w:tcMar>
+              <w:top w:type="dxa" w:w="60"/>
+              <w:left w:type="dxa" w:w="100"/>
+              <w:bottom w:type="dxa" w:w="60"/>
+              <w:right w:type="dxa" w:w="100"/>
+            </w:tcMar>
+          </w:tcPr>
+          <w:p>
+            <w:r>
+              <w:rPr>
+                <w:sz w:val="18"/>
+                <w:szCs w:val="18"/>
+              </w:rPr>
+              <w:t xml:space="preserve">Lot 1 : collecte et analyse, sans effet sur la note. Lot 2 : règles qui entrent dans la note, activées par le paramètre climat.lot2Actif.</w:t>
+            </w:r>
+          </w:p>
+        </w:tc>
+        <w:tc>
+          <w:tcPr>
+            <w:tcW w:type="dxa" w:w="3400"/>
+            <w:tcBorders>
+              <w:top w:val="single" w:color="C6CED8" w:sz="4"/>
+              <w:left w:val="single" w:color="C6CED8" w:sz="4"/>
+              <w:bottom w:val="single" w:color="C6CED8" w:sz="4"/>
+              <w:right w:val="single" w:color="C6CED8" w:sz="4"/>
+            </w:tcBorders>
+            <w:tcMar>
+              <w:top w:type="dxa" w:w="60"/>
+              <w:left w:type="dxa" w:w="100"/>
+              <w:bottom w:type="dxa" w:w="60"/>
+              <w:right w:type="dxa" w:w="100"/>
+            </w:tcMar>
+          </w:tcPr>
+          <w:p>
+            <w:r>
+              <w:rPr>
+                <w:sz w:val="18"/>
+                <w:szCs w:val="18"/>
+              </w:rPr>
+              <w:t xml:space="preserve">Lot 2 activé : l'huilerie passe de 8 à 6.</w:t>
             </w:r>
           </w:p>
         </w:tc>
@@ -11101,7 +11551,7 @@
           <w:b/>
           <w:bCs/>
         </w:rPr>
-        <w:t xml:space="preserve">Q : Un plafond peut-il être levé ?</w:t>
+        <w:t xml:space="preserve">Q : Pourquoi ne pas activer le lot 2 tout de suite ?</w:t>
       </w:r>
     </w:p>
     <w:p>
@@ -11109,7 +11559,27 @@
         <w:spacing w:after="120"/>
       </w:pPr>
       <w:r>
-        <w:t xml:space="preserve">R : Oui, en changeant la donnée : couverture de change, apport de fonds propres, réserve supplémentaire. L'outil recalcule immédiatement. Le bloc 13 sert à écrire la mesure qui lèverait le plafond.</w:t>
+        <w:t xml:space="preserve">R : Ses règles et seuils sont des paramètres candidats : le comité doit les valider. En attendant, l'écran montre un aperçu des plafonds que le lot 2 déclencherait, sans les appliquer.</w:t>
+      </w:r>
+    </w:p>
+    <w:p>
+      <w:pPr>
+        <w:spacing w:after="40"/>
+      </w:pPr>
+      <w:r>
+        <w:rPr>
+          <w:b/>
+          <w:bCs/>
+        </w:rPr>
+        <w:t xml:space="preserve">Q : Pourquoi l'huilerie est-elle la seule note qui change ?</w:t>
+      </w:r>
+    </w:p>
+    <w:p>
+      <w:pPr>
+        <w:spacing w:after="120"/>
+      </w:pPr>
+      <w:r>
+        <w:t xml:space="preserve">R : Elle a un aléa sécheresse élevé sans adaptation financée : sa note calculée passe de 8 à 7, car le scénario climatique devient le stress retenu dans N2, et C11 la limite à 6. Ailleurs, les plafonds climatiques ajoutés sont au-dessus d'un plafond déjà actif ou de la note calculée.</w:t>
       </w:r>
     </w:p>
     <w:p>
@@ -11118,7 +11588,7 @@
         <w:spacing w:after="120" w:before="240"/>
       </w:pPr>
       <w:r>
-        <w:t xml:space="preserve">Diapositive 33 — Huit sorties distinctes, une note ordinale</w:t>
+        <w:t xml:space="preserve">Diapositive 33 — Agrégation et table de conversion</w:t>
       </w:r>
     </w:p>
     <w:p>
@@ -11161,7 +11631,7 @@
           <w:i w:val="false"/>
           <w:iCs w:val="false"/>
         </w:rPr>
-        <w:t xml:space="preserve">Le modèle produit huit sorties sans équivalence automatique : la note, les plafonds actifs, le statut de décision, l'état de défaut, la classification BAM, le statut IFRS 9, l'analyse de la facilité et les conditions d'utilisation.</w:t>
+        <w:t xml:space="preserve">Une seule échelle : 0 à 100. Chaque domaine est une moyenne pondérée de ses sous-critères ; le score global est la somme des domaines pondérés selon la phase.</w:t>
       </w:r>
     </w:p>
     <w:p>
@@ -11177,7 +11647,7 @@
           <w:i w:val="false"/>
           <w:iCs w:val="false"/>
         </w:rPr>
-        <w:t xml:space="preserve">Une opération refusée n'est pas en défaut ; un défaut avéré ne s'efface pas par une bonne moyenne ; le statut BAM « sensible » n'est pas assimilé à un stage IFRS 9.</w:t>
+        <w:t xml:space="preserve">La table convertit le score en note de 1 à 10, avec un libellé et une orientation. La note 1 est atteignable par le calcul : un dossier critique partout obtient 20. Un dossier uniformément en vigilance obtient 50, donc 4 : une faiblesse générale ne produit pas une note moyenne rassurante.</w:t>
       </w:r>
     </w:p>
     <w:p>
@@ -11193,7 +11663,7 @@
           <w:i w:val="false"/>
           <w:iCs w:val="false"/>
         </w:rPr>
-        <w:t xml:space="preserve">Enfin, aucune probabilité de défaut n'est annoncée : tant que la calibration n'est pas faite, la note est ordinale. Elle n'emporte aucune baisse mécanique d'actifs pondérés.</w:t>
+        <w:t xml:space="preserve">La largeur des bandes fixe la sévérité d'ensemble du dispositif : c'est un point à trancher.</w:t>
       </w:r>
     </w:p>
     <w:p>
@@ -11340,7 +11810,7 @@
                 <w:sz w:val="18"/>
                 <w:szCs w:val="18"/>
               </w:rPr>
-              <w:t xml:space="preserve">Note ordinale</w:t>
+              <w:t xml:space="preserve">Moyenne pondérée</w:t>
             </w:r>
           </w:p>
         </w:tc>
@@ -11366,7 +11836,7 @@
                 <w:sz w:val="18"/>
                 <w:szCs w:val="18"/>
               </w:rPr>
-              <w:t xml:space="preserve">Note qui classe les dossiers du meilleur au moins bon, sans dire une probabilité de défaut.</w:t>
+              <w:t xml:space="preserve">Chaque note est multipliée par son poids, puis on additionne.</w:t>
             </w:r>
           </w:p>
         </w:tc>
@@ -11392,170 +11862,7 @@
                 <w:sz w:val="18"/>
                 <w:szCs w:val="18"/>
               </w:rPr>
-              <w:t xml:space="preserve">Un 8 est meilleur qu'un 6, sans dire « 1 % de défaut ».</w:t>
-            </w:r>
-          </w:p>
-        </w:tc>
-      </w:tr>
-      <w:tr>
-        <w:tc>
-          <w:tcPr>
-            <w:tcW w:type="dxa" w:w="2200"/>
-            <w:tcBorders>
-              <w:top w:val="single" w:color="C6CED8" w:sz="4"/>
-              <w:left w:val="single" w:color="C6CED8" w:sz="4"/>
-              <w:bottom w:val="single" w:color="C6CED8" w:sz="4"/>
-              <w:right w:val="single" w:color="C6CED8" w:sz="4"/>
-            </w:tcBorders>
-            <w:shd w:fill="F2F4F7" w:color="auto" w:val="clear"/>
-            <w:tcMar>
-              <w:top w:type="dxa" w:w="60"/>
-              <w:left w:type="dxa" w:w="100"/>
-              <w:bottom w:type="dxa" w:w="60"/>
-              <w:right w:type="dxa" w:w="100"/>
-            </w:tcMar>
-          </w:tcPr>
-          <w:p>
-            <w:r>
-              <w:rPr>
-                <w:sz w:val="18"/>
-                <w:szCs w:val="18"/>
-              </w:rPr>
-              <w:t xml:space="preserve">IFRS 9 (stage)</w:t>
-            </w:r>
-          </w:p>
-        </w:tc>
-        <w:tc>
-          <w:tcPr>
-            <w:tcW w:type="dxa" w:w="4038"/>
-            <w:tcBorders>
-              <w:top w:val="single" w:color="C6CED8" w:sz="4"/>
-              <w:left w:val="single" w:color="C6CED8" w:sz="4"/>
-              <w:bottom w:val="single" w:color="C6CED8" w:sz="4"/>
-              <w:right w:val="single" w:color="C6CED8" w:sz="4"/>
-            </w:tcBorders>
-            <w:shd w:fill="F2F4F7" w:color="auto" w:val="clear"/>
-            <w:tcMar>
-              <w:top w:type="dxa" w:w="60"/>
-              <w:left w:type="dxa" w:w="100"/>
-              <w:bottom w:type="dxa" w:w="60"/>
-              <w:right w:type="dxa" w:w="100"/>
-            </w:tcMar>
-          </w:tcPr>
-          <w:p>
-            <w:r>
-              <w:rPr>
-                <w:sz w:val="18"/>
-                <w:szCs w:val="18"/>
-              </w:rPr>
-              <w:t xml:space="preserve">Norme comptable de provisionnement : stage 1, 2 ou 3 selon la dégradation depuis l'origine.</w:t>
-            </w:r>
-          </w:p>
-        </w:tc>
-        <w:tc>
-          <w:tcPr>
-            <w:tcW w:type="dxa" w:w="3400"/>
-            <w:tcBorders>
-              <w:top w:val="single" w:color="C6CED8" w:sz="4"/>
-              <w:left w:val="single" w:color="C6CED8" w:sz="4"/>
-              <w:bottom w:val="single" w:color="C6CED8" w:sz="4"/>
-              <w:right w:val="single" w:color="C6CED8" w:sz="4"/>
-            </w:tcBorders>
-            <w:shd w:fill="F2F4F7" w:color="auto" w:val="clear"/>
-            <w:tcMar>
-              <w:top w:type="dxa" w:w="60"/>
-              <w:left w:type="dxa" w:w="100"/>
-              <w:bottom w:type="dxa" w:w="60"/>
-              <w:right w:type="dxa" w:w="100"/>
-            </w:tcMar>
-          </w:tcPr>
-          <w:p>
-            <w:r>
-              <w:rPr>
-                <w:sz w:val="18"/>
-                <w:szCs w:val="18"/>
-              </w:rPr>
-              <w:t xml:space="preserve">Un prêt noté 6 depuis l'origine reste en stage 1 ; un prêt passé de 9 à 6 peut aller en stage 2.</w:t>
-            </w:r>
-          </w:p>
-        </w:tc>
-      </w:tr>
-      <w:tr>
-        <w:tc>
-          <w:tcPr>
-            <w:tcW w:type="dxa" w:w="2200"/>
-            <w:tcBorders>
-              <w:top w:val="single" w:color="C6CED8" w:sz="4"/>
-              <w:left w:val="single" w:color="C6CED8" w:sz="4"/>
-              <w:bottom w:val="single" w:color="C6CED8" w:sz="4"/>
-              <w:right w:val="single" w:color="C6CED8" w:sz="4"/>
-            </w:tcBorders>
-            <w:tcMar>
-              <w:top w:type="dxa" w:w="60"/>
-              <w:left w:type="dxa" w:w="100"/>
-              <w:bottom w:type="dxa" w:w="60"/>
-              <w:right w:type="dxa" w:w="100"/>
-            </w:tcMar>
-          </w:tcPr>
-          <w:p>
-            <w:r>
-              <w:rPr>
-                <w:sz w:val="18"/>
-                <w:szCs w:val="18"/>
-              </w:rPr>
-              <w:t xml:space="preserve">LGD</w:t>
-            </w:r>
-          </w:p>
-        </w:tc>
-        <w:tc>
-          <w:tcPr>
-            <w:tcW w:type="dxa" w:w="4038"/>
-            <w:tcBorders>
-              <w:top w:val="single" w:color="C6CED8" w:sz="4"/>
-              <w:left w:val="single" w:color="C6CED8" w:sz="4"/>
-              <w:bottom w:val="single" w:color="C6CED8" w:sz="4"/>
-              <w:right w:val="single" w:color="C6CED8" w:sz="4"/>
-            </w:tcBorders>
-            <w:tcMar>
-              <w:top w:type="dxa" w:w="60"/>
-              <w:left w:type="dxa" w:w="100"/>
-              <w:bottom w:type="dxa" w:w="60"/>
-              <w:right w:type="dxa" w:w="100"/>
-            </w:tcMar>
-          </w:tcPr>
-          <w:p>
-            <w:r>
-              <w:rPr>
-                <w:sz w:val="18"/>
-                <w:szCs w:val="18"/>
-              </w:rPr>
-              <w:t xml:space="preserve">Perte en cas de défaut, après récupérations.</w:t>
-            </w:r>
-          </w:p>
-        </w:tc>
-        <w:tc>
-          <w:tcPr>
-            <w:tcW w:type="dxa" w:w="3400"/>
-            <w:tcBorders>
-              <w:top w:val="single" w:color="C6CED8" w:sz="4"/>
-              <w:left w:val="single" w:color="C6CED8" w:sz="4"/>
-              <w:bottom w:val="single" w:color="C6CED8" w:sz="4"/>
-              <w:right w:val="single" w:color="C6CED8" w:sz="4"/>
-            </w:tcBorders>
-            <w:tcMar>
-              <w:top w:type="dxa" w:w="60"/>
-              <w:left w:type="dxa" w:w="100"/>
-              <w:bottom w:type="dxa" w:w="60"/>
-              <w:right w:type="dxa" w:w="100"/>
-            </w:tcMar>
-          </w:tcPr>
-          <w:p>
-            <w:r>
-              <w:rPr>
-                <w:sz w:val="18"/>
-                <w:szCs w:val="18"/>
-              </w:rPr>
-              <w:t xml:space="preserve">Sûretés solides : LGD de 25 %.</w:t>
+              <w:t xml:space="preserve">D1 : 80 × 40 % + 100 × 35 % + 80 × 25 % = 87.</w:t>
             </w:r>
           </w:p>
         </w:tc>
@@ -11567,7 +11874,7 @@
         <w:spacing w:after="120" w:before="240"/>
       </w:pPr>
       <w:r>
-        <w:t xml:space="preserve">Diapositive 34 — L'outil Excel : un dossier par onglet</w:t>
+        <w:t xml:space="preserve">Diapositive 34 — L'anti-compensation en deux exemples</w:t>
       </w:r>
     </w:p>
     <w:p>
@@ -11585,7 +11892,7 @@
           <w:iCs/>
           <w:color w:val="666666"/>
         </w:rPr>
-        <w:t xml:space="preserve">Durée indicative : 3 min avec démonstration</w:t>
+        <w:t xml:space="preserve">Durée indicative : 2 min 30</w:t>
       </w:r>
     </w:p>
     <w:p>
@@ -11610,7 +11917,7 @@
           <w:i w:val="false"/>
           <w:iCs w:val="false"/>
         </w:rPr>
-        <w:t xml:space="preserve">L'outil applique tout cela dans Excel. Chaque dossier est un onglet.</w:t>
+        <w:t xml:space="preserve">Deux exemples.</w:t>
       </w:r>
     </w:p>
     <w:p>
@@ -11626,7 +11933,7 @@
           <w:i w:val="false"/>
           <w:iCs w:val="false"/>
         </w:rPr>
-        <w:t xml:space="preserve">On saisit d'abord les codes : code client T24, radical à sept chiffres, code projet. On remplit ensuite les cellules orange, qui sont les saisies obligatoires ; la ligne « À SAISIR » en haut indique ce qui manque et emmène à la bonne cellule.</w:t>
+        <w:t xml:space="preserve">Premier : un dossier en exploitation avec le noyau financier à 20 et les huit autres domaines à 80. Score : 0,30 × 20 + 0,70 × 80 = 62, donc 5. Et le plafond C2 s'active, la note reste à 5.</w:t>
       </w:r>
     </w:p>
     <w:p>
@@ -11642,23 +11949,7 @@
           <w:i w:val="false"/>
           <w:iCs w:val="false"/>
         </w:rPr>
-        <w:t xml:space="preserve">Tout le reste est calculé et protégé. Le bloc 13 recueille la synthèse, les forces, les faiblesses, les conditions proposées et l'avis risques ; il alimente la fiche comité, imprimable en PDF.</w:t>
-      </w:r>
-    </w:p>
-    <w:p>
-      <w:pPr>
-        <w:pBdr>
-          <w:left w:val="single" w:color="2E5C8A" w:sz="12" w:space="8"/>
-        </w:pBdr>
-        <w:spacing w:after="120"/>
-        <w:ind w:left="284"/>
-      </w:pPr>
-      <w:r>
-        <w:rPr>
-          <w:i w:val="false"/>
-          <w:iCs w:val="false"/>
-        </w:rPr>
-        <w:t xml:space="preserve">Je vous propose une démonstration rapide sur le cas C3. (Voir la partie « Démonstration » de ce document.)</w:t>
+        <w:t xml:space="preserve">Second, le cas C3 : un hôtel au dossier excellent, sponsor et documentation à 100, score 73,7, note 7. Mais son semestre creux ne couvre pas la dette sous stress : C2 et C3, note approuvée 4.</w:t>
       </w:r>
     </w:p>
     <w:p>
@@ -11805,7 +12096,7 @@
                 <w:sz w:val="18"/>
                 <w:szCs w:val="18"/>
               </w:rPr>
-              <w:t xml:space="preserve">T24</w:t>
+              <w:t xml:space="preserve">Plafond</w:t>
             </w:r>
           </w:p>
         </w:tc>
@@ -11831,7 +12122,7 @@
                 <w:sz w:val="18"/>
                 <w:szCs w:val="18"/>
               </w:rPr>
-              <w:t xml:space="preserve">Système d'information bancaire où sont gérés les clients et leurs comptes.</w:t>
+              <w:t xml:space="preserve">Note maximale imposée par un fait objectif.</w:t>
             </w:r>
           </w:p>
         </w:tc>
@@ -11857,7 +12148,7 @@
                 <w:sz w:val="18"/>
                 <w:szCs w:val="18"/>
               </w:rPr>
-              <w:t xml:space="preserve">Code client 20063902.</w:t>
+              <w:t xml:space="preserve">DSCR stressé 0,75 &lt; 1,00 : plafond C3, note ≤ 4.</w:t>
             </w:r>
           </w:p>
         </w:tc>
@@ -11886,7 +12177,7 @@
                 <w:sz w:val="18"/>
                 <w:szCs w:val="18"/>
               </w:rPr>
-              <w:t xml:space="preserve">Radical</w:t>
+              <w:t xml:space="preserve">BBB−</w:t>
             </w:r>
           </w:p>
         </w:tc>
@@ -11913,7 +12204,7 @@
                 <w:sz w:val="18"/>
                 <w:szCs w:val="18"/>
               </w:rPr>
-              <w:t xml:space="preserve">Identifiant client à 7 chiffres ; les zéros de tête sont conservés.</w:t>
+              <w:t xml:space="preserve">Plus basse notation de la catégorie « investissement » ; en dessous, risque spéculatif.</w:t>
             </w:r>
           </w:p>
         </w:tc>
@@ -11940,7 +12231,87 @@
                 <w:sz w:val="18"/>
                 <w:szCs w:val="18"/>
               </w:rPr>
-              <w:t xml:space="preserve">0063902.</w:t>
+              <w:t xml:space="preserve">Un acheteur noté BB+ est sous BBB−.</w:t>
+            </w:r>
+          </w:p>
+        </w:tc>
+      </w:tr>
+      <w:tr>
+        <w:tc>
+          <w:tcPr>
+            <w:tcW w:type="dxa" w:w="2200"/>
+            <w:tcBorders>
+              <w:top w:val="single" w:color="C6CED8" w:sz="4"/>
+              <w:left w:val="single" w:color="C6CED8" w:sz="4"/>
+              <w:bottom w:val="single" w:color="C6CED8" w:sz="4"/>
+              <w:right w:val="single" w:color="C6CED8" w:sz="4"/>
+            </w:tcBorders>
+            <w:tcMar>
+              <w:top w:type="dxa" w:w="60"/>
+              <w:left w:type="dxa" w:w="100"/>
+              <w:bottom w:type="dxa" w:w="60"/>
+              <w:right w:type="dxa" w:w="100"/>
+            </w:tcMar>
+          </w:tcPr>
+          <w:p>
+            <w:r>
+              <w:rPr>
+                <w:sz w:val="18"/>
+                <w:szCs w:val="18"/>
+              </w:rPr>
+              <w:t xml:space="preserve">Refinancement (ballon)</w:t>
+            </w:r>
+          </w:p>
+        </w:tc>
+        <w:tc>
+          <w:tcPr>
+            <w:tcW w:type="dxa" w:w="4038"/>
+            <w:tcBorders>
+              <w:top w:val="single" w:color="C6CED8" w:sz="4"/>
+              <w:left w:val="single" w:color="C6CED8" w:sz="4"/>
+              <w:bottom w:val="single" w:color="C6CED8" w:sz="4"/>
+              <w:right w:val="single" w:color="C6CED8" w:sz="4"/>
+            </w:tcBorders>
+            <w:tcMar>
+              <w:top w:type="dxa" w:w="60"/>
+              <w:left w:type="dxa" w:w="100"/>
+              <w:bottom w:type="dxa" w:w="60"/>
+              <w:right w:type="dxa" w:w="100"/>
+            </w:tcMar>
+          </w:tcPr>
+          <w:p>
+            <w:r>
+              <w:rPr>
+                <w:sz w:val="18"/>
+                <w:szCs w:val="18"/>
+              </w:rPr>
+              <w:t xml:space="preserve">Part de la dette remboursée en une fois à la fin, à refinancer.</w:t>
+            </w:r>
+          </w:p>
+        </w:tc>
+        <w:tc>
+          <w:tcPr>
+            <w:tcW w:type="dxa" w:w="3400"/>
+            <w:tcBorders>
+              <w:top w:val="single" w:color="C6CED8" w:sz="4"/>
+              <w:left w:val="single" w:color="C6CED8" w:sz="4"/>
+              <w:bottom w:val="single" w:color="C6CED8" w:sz="4"/>
+              <w:right w:val="single" w:color="C6CED8" w:sz="4"/>
+            </w:tcBorders>
+            <w:tcMar>
+              <w:top w:type="dxa" w:w="60"/>
+              <w:left w:type="dxa" w:w="100"/>
+              <w:bottom w:type="dxa" w:w="60"/>
+              <w:right w:type="dxa" w:w="100"/>
+            </w:tcMar>
+          </w:tcPr>
+          <w:p>
+            <w:r>
+              <w:rPr>
+                <w:sz w:val="18"/>
+                <w:szCs w:val="18"/>
+              </w:rPr>
+              <w:t xml:space="preserve">35 % du prêt dû en une fois à 10 ans (cas ETH, plafond C8).</w:t>
             </w:r>
           </w:p>
         </w:tc>
@@ -11948,11 +12319,40 @@
     </w:tbl>
     <w:p>
       <w:pPr>
+        <w:pStyle w:val="Heading3"/>
+        <w:spacing w:after="80" w:before="160"/>
+      </w:pPr>
+      <w:r>
+        <w:t xml:space="preserve">Questions possibles des experts</w:t>
+      </w:r>
+    </w:p>
+    <w:p>
+      <w:pPr>
+        <w:spacing w:after="40"/>
+      </w:pPr>
+      <w:r>
+        <w:rPr>
+          <w:b/>
+          <w:bCs/>
+        </w:rPr>
+        <w:t xml:space="preserve">Q : Un plafond peut-il être levé ?</w:t>
+      </w:r>
+    </w:p>
+    <w:p>
+      <w:pPr>
+        <w:spacing w:after="120"/>
+      </w:pPr>
+      <w:r>
+        <w:t xml:space="preserve">R : Oui, en changeant la donnée : couverture de change, apport de fonds propres, réserve supplémentaire. L'outil recalcule immédiatement. Le bloc 13 sert à écrire la mesure qui lèverait le plafond.</w:t>
+      </w:r>
+    </w:p>
+    <w:p>
+      <w:pPr>
         <w:pStyle w:val="Heading2"/>
         <w:spacing w:after="120" w:before="240"/>
       </w:pPr>
       <w:r>
-        <w:t xml:space="preserve">Diapositive 35 — 18 cas d'étude fictifs</w:t>
+        <w:t xml:space="preserve">Diapositive 35 — Huit sorties distinctes, une note ordinale</w:t>
       </w:r>
     </w:p>
     <w:p>
@@ -11970,7 +12370,7 @@
           <w:iCs/>
           <w:color w:val="666666"/>
         </w:rPr>
-        <w:t xml:space="preserve">Durée indicative : 2 min</w:t>
+        <w:t xml:space="preserve">Durée indicative : 1 min 30</w:t>
       </w:r>
     </w:p>
     <w:p>
@@ -11995,7 +12395,7 @@
           <w:i w:val="false"/>
           <w:iCs w:val="false"/>
         </w:rPr>
-        <w:t xml:space="preserve">L'outil contient 18 cas fictifs mais réalistes : les six cas d'origine et un cas par secteur.</w:t>
+        <w:t xml:space="preserve">Le modèle produit huit sorties sans équivalence automatique : la note, les plafonds actifs, le statut de décision, l'état de défaut, la classification BAM, le statut IFRS 9, l'analyse de la facilité et les conditions d'utilisation.</w:t>
       </w:r>
     </w:p>
     <w:p>
@@ -12011,7 +12411,7 @@
           <w:i w:val="false"/>
           <w:iCs w:val="false"/>
         </w:rPr>
-        <w:t xml:space="preserve">Regardez la colonne de droite : dans la moitié des cas, la note approuvée est inférieure à la note calculée. Ce sont les garde-fous qui travaillent.</w:t>
+        <w:t xml:space="preserve">Une opération refusée n'est pas en défaut ; un défaut avéré ne s'efface pas par une bonne moyenne ; le statut BAM « sensible » n'est pas assimilé à un stage IFRS 9.</w:t>
       </w:r>
     </w:p>
     <w:p>
@@ -12027,7 +12427,7 @@
           <w:i w:val="false"/>
           <w:iCs w:val="false"/>
         </w:rPr>
-        <w:t xml:space="preserve">Le parc éolien est notre cas de référence à 10. La mine n'a aucune note : une contrepartie est sous sanctions.</w:t>
+        <w:t xml:space="preserve">Enfin, aucune probabilité de défaut n'est annoncée : tant que la calibration n'est pas faite, la note est ordinale. Elle n'emporte aucune baisse mécanique d'actifs pondérés.</w:t>
       </w:r>
     </w:p>
     <w:p>
@@ -12043,136 +12443,7 @@
           <w:i w:val="false"/>
           <w:iCs w:val="false"/>
         </w:rPr>
-        <w:t xml:space="preserve">Un moteur de calcul indépendant recalcule les 18 cas et l'onglet Concordance confirme que l'Excel donne le même résultat.</w:t>
-      </w:r>
-    </w:p>
-    <w:p>
-      <w:pPr>
-        <w:pStyle w:val="Heading3"/>
-        <w:spacing w:after="80" w:before="160"/>
-      </w:pPr>
-      <w:r>
-        <w:t xml:space="preserve">Questions possibles des experts</w:t>
-      </w:r>
-    </w:p>
-    <w:p>
-      <w:pPr>
-        <w:spacing w:after="40"/>
-      </w:pPr>
-      <w:r>
-        <w:rPr>
-          <w:b/>
-          <w:bCs/>
-        </w:rPr>
-        <w:t xml:space="preserve">Q : Ces cas sont-ils réels ?</w:t>
-      </w:r>
-    </w:p>
-    <w:p>
-      <w:pPr>
-        <w:spacing w:after="120"/>
-      </w:pPr>
-      <w:r>
-        <w:t xml:space="preserve">R : Non : ils sont fictifs, construits pour illustrer chaque mécanisme. Aucun nom de société ni de projet n'est réel.</w:t>
-      </w:r>
-    </w:p>
-    <w:p>
-      <w:pPr>
-        <w:pStyle w:val="Heading2"/>
-        <w:spacing w:after="120" w:before="240"/>
-      </w:pPr>
-      <w:r>
-        <w:t xml:space="preserve">Diapositive 36 — L'IA propose, l'analyste décide</w:t>
-      </w:r>
-    </w:p>
-    <w:p>
-      <w:pPr>
-        <w:spacing w:after="120"/>
-        <w:rPr>
-          <w:i/>
-          <w:iCs/>
-          <w:color w:val="666666"/>
-        </w:rPr>
-      </w:pPr>
-      <w:r>
-        <w:rPr>
-          <w:i/>
-          <w:iCs/>
-          <w:color w:val="666666"/>
-        </w:rPr>
-        <w:t xml:space="preserve">Durée indicative : 1 min 30</w:t>
-      </w:r>
-    </w:p>
-    <w:p>
-      <w:pPr>
-        <w:pStyle w:val="Heading3"/>
-        <w:spacing w:after="80" w:before="160"/>
-      </w:pPr>
-      <w:r>
-        <w:t xml:space="preserve">À dire</w:t>
-      </w:r>
-    </w:p>
-    <w:p>
-      <w:pPr>
-        <w:pBdr>
-          <w:left w:val="single" w:color="2E5C8A" w:sz="12" w:space="8"/>
-        </w:pBdr>
-        <w:spacing w:after="120"/>
-        <w:ind w:left="284"/>
-      </w:pPr>
-      <w:r>
-        <w:rPr>
-          <w:i w:val="false"/>
-          <w:iCs w:val="false"/>
-        </w:rPr>
-        <w:t xml:space="preserve">Dernier élément : l'IA peut lire les documents du projet et préremplir les champs.</w:t>
-      </w:r>
-    </w:p>
-    <w:p>
-      <w:pPr>
-        <w:pBdr>
-          <w:left w:val="single" w:color="2E5C8A" w:sz="12" w:space="8"/>
-        </w:pBdr>
-        <w:spacing w:after="120"/>
-        <w:ind w:left="284"/>
-      </w:pPr>
-      <w:r>
-        <w:rPr>
-          <w:i w:val="false"/>
-          <w:iCs w:val="false"/>
-        </w:rPr>
-        <w:t xml:space="preserve">Mais elle ne note rien seule. Chaque proposition arrive avec sa source, document et page. L'analyste voit la valeur actuelle et la valeur proposée côte à côte, et accepte ou rejette chaque ligne.</w:t>
-      </w:r>
-    </w:p>
-    <w:p>
-      <w:pPr>
-        <w:pBdr>
-          <w:left w:val="single" w:color="2E5C8A" w:sz="12" w:space="8"/>
-        </w:pBdr>
-        <w:spacing w:after="120"/>
-        <w:ind w:left="284"/>
-      </w:pPr>
-      <w:r>
-        <w:rPr>
-          <w:i w:val="false"/>
-          <w:iCs w:val="false"/>
-        </w:rPr>
-        <w:t xml:space="preserve">Si le code client ou le code projet du fichier ne correspond pas au dossier, l'import est refusé. La décision du comité ne peut jamais être importée. Tout est tracé dans le journal.</w:t>
-      </w:r>
-    </w:p>
-    <w:p>
-      <w:pPr>
-        <w:pBdr>
-          <w:left w:val="single" w:color="2E5C8A" w:sz="12" w:space="8"/>
-        </w:pBdr>
-        <w:spacing w:after="120"/>
-        <w:ind w:left="284"/>
-      </w:pPr>
-      <w:r>
-        <w:rPr>
-          <w:i w:val="false"/>
-          <w:iCs w:val="false"/>
-        </w:rPr>
-        <w:t xml:space="preserve">Le format du fichier est prêt côté Excel ; l'export depuis l'outil web reste à construire.</w:t>
+        <w:t xml:space="preserve">À côté de ces huit sorties, la fiche climat de chaque dossier est exportable pour le reporting de la directive 2/W/2025 ; elle ne modifie pas la note tant que le lot 2 est inactif.</w:t>
       </w:r>
     </w:p>
     <w:p>
@@ -12319,7 +12590,7 @@
                 <w:sz w:val="18"/>
                 <w:szCs w:val="18"/>
               </w:rPr>
-              <w:t xml:space="preserve">Mémorandum d'information</w:t>
+              <w:t xml:space="preserve">Note ordinale</w:t>
             </w:r>
           </w:p>
         </w:tc>
@@ -12345,7 +12616,7 @@
                 <w:sz w:val="18"/>
                 <w:szCs w:val="18"/>
               </w:rPr>
-              <w:t xml:space="preserve">Document de présentation du projet remis aux banques.</w:t>
+              <w:t xml:space="preserve">Note qui classe les dossiers du meilleur au moins bon, sans dire une probabilité de défaut.</w:t>
             </w:r>
           </w:p>
         </w:tc>
@@ -12371,7 +12642,170 @@
                 <w:sz w:val="18"/>
                 <w:szCs w:val="18"/>
               </w:rPr>
-              <w:t xml:space="preserve">« Mémorandum, page 20 » : source citée par l'IA pour l'exposition.</w:t>
+              <w:t xml:space="preserve">Un 8 est meilleur qu'un 6, sans dire « 1 % de défaut ».</w:t>
+            </w:r>
+          </w:p>
+        </w:tc>
+      </w:tr>
+      <w:tr>
+        <w:tc>
+          <w:tcPr>
+            <w:tcW w:type="dxa" w:w="2200"/>
+            <w:tcBorders>
+              <w:top w:val="single" w:color="C6CED8" w:sz="4"/>
+              <w:left w:val="single" w:color="C6CED8" w:sz="4"/>
+              <w:bottom w:val="single" w:color="C6CED8" w:sz="4"/>
+              <w:right w:val="single" w:color="C6CED8" w:sz="4"/>
+            </w:tcBorders>
+            <w:shd w:fill="F2F4F7" w:color="auto" w:val="clear"/>
+            <w:tcMar>
+              <w:top w:type="dxa" w:w="60"/>
+              <w:left w:type="dxa" w:w="100"/>
+              <w:bottom w:type="dxa" w:w="60"/>
+              <w:right w:type="dxa" w:w="100"/>
+            </w:tcMar>
+          </w:tcPr>
+          <w:p>
+            <w:r>
+              <w:rPr>
+                <w:sz w:val="18"/>
+                <w:szCs w:val="18"/>
+              </w:rPr>
+              <w:t xml:space="preserve">IFRS 9 (stage)</w:t>
+            </w:r>
+          </w:p>
+        </w:tc>
+        <w:tc>
+          <w:tcPr>
+            <w:tcW w:type="dxa" w:w="4038"/>
+            <w:tcBorders>
+              <w:top w:val="single" w:color="C6CED8" w:sz="4"/>
+              <w:left w:val="single" w:color="C6CED8" w:sz="4"/>
+              <w:bottom w:val="single" w:color="C6CED8" w:sz="4"/>
+              <w:right w:val="single" w:color="C6CED8" w:sz="4"/>
+            </w:tcBorders>
+            <w:shd w:fill="F2F4F7" w:color="auto" w:val="clear"/>
+            <w:tcMar>
+              <w:top w:type="dxa" w:w="60"/>
+              <w:left w:type="dxa" w:w="100"/>
+              <w:bottom w:type="dxa" w:w="60"/>
+              <w:right w:type="dxa" w:w="100"/>
+            </w:tcMar>
+          </w:tcPr>
+          <w:p>
+            <w:r>
+              <w:rPr>
+                <w:sz w:val="18"/>
+                <w:szCs w:val="18"/>
+              </w:rPr>
+              <w:t xml:space="preserve">Norme comptable de provisionnement : stage 1, 2 ou 3 selon la dégradation depuis l'origine.</w:t>
+            </w:r>
+          </w:p>
+        </w:tc>
+        <w:tc>
+          <w:tcPr>
+            <w:tcW w:type="dxa" w:w="3400"/>
+            <w:tcBorders>
+              <w:top w:val="single" w:color="C6CED8" w:sz="4"/>
+              <w:left w:val="single" w:color="C6CED8" w:sz="4"/>
+              <w:bottom w:val="single" w:color="C6CED8" w:sz="4"/>
+              <w:right w:val="single" w:color="C6CED8" w:sz="4"/>
+            </w:tcBorders>
+            <w:shd w:fill="F2F4F7" w:color="auto" w:val="clear"/>
+            <w:tcMar>
+              <w:top w:type="dxa" w:w="60"/>
+              <w:left w:type="dxa" w:w="100"/>
+              <w:bottom w:type="dxa" w:w="60"/>
+              <w:right w:type="dxa" w:w="100"/>
+            </w:tcMar>
+          </w:tcPr>
+          <w:p>
+            <w:r>
+              <w:rPr>
+                <w:sz w:val="18"/>
+                <w:szCs w:val="18"/>
+              </w:rPr>
+              <w:t xml:space="preserve">Un prêt noté 6 depuis l'origine reste en stage 1 ; un prêt passé de 9 à 6 peut aller en stage 2.</w:t>
+            </w:r>
+          </w:p>
+        </w:tc>
+      </w:tr>
+      <w:tr>
+        <w:tc>
+          <w:tcPr>
+            <w:tcW w:type="dxa" w:w="2200"/>
+            <w:tcBorders>
+              <w:top w:val="single" w:color="C6CED8" w:sz="4"/>
+              <w:left w:val="single" w:color="C6CED8" w:sz="4"/>
+              <w:bottom w:val="single" w:color="C6CED8" w:sz="4"/>
+              <w:right w:val="single" w:color="C6CED8" w:sz="4"/>
+            </w:tcBorders>
+            <w:tcMar>
+              <w:top w:type="dxa" w:w="60"/>
+              <w:left w:type="dxa" w:w="100"/>
+              <w:bottom w:type="dxa" w:w="60"/>
+              <w:right w:type="dxa" w:w="100"/>
+            </w:tcMar>
+          </w:tcPr>
+          <w:p>
+            <w:r>
+              <w:rPr>
+                <w:sz w:val="18"/>
+                <w:szCs w:val="18"/>
+              </w:rPr>
+              <w:t xml:space="preserve">LGD</w:t>
+            </w:r>
+          </w:p>
+        </w:tc>
+        <w:tc>
+          <w:tcPr>
+            <w:tcW w:type="dxa" w:w="4038"/>
+            <w:tcBorders>
+              <w:top w:val="single" w:color="C6CED8" w:sz="4"/>
+              <w:left w:val="single" w:color="C6CED8" w:sz="4"/>
+              <w:bottom w:val="single" w:color="C6CED8" w:sz="4"/>
+              <w:right w:val="single" w:color="C6CED8" w:sz="4"/>
+            </w:tcBorders>
+            <w:tcMar>
+              <w:top w:type="dxa" w:w="60"/>
+              <w:left w:type="dxa" w:w="100"/>
+              <w:bottom w:type="dxa" w:w="60"/>
+              <w:right w:type="dxa" w:w="100"/>
+            </w:tcMar>
+          </w:tcPr>
+          <w:p>
+            <w:r>
+              <w:rPr>
+                <w:sz w:val="18"/>
+                <w:szCs w:val="18"/>
+              </w:rPr>
+              <w:t xml:space="preserve">Perte en cas de défaut, après récupérations.</w:t>
+            </w:r>
+          </w:p>
+        </w:tc>
+        <w:tc>
+          <w:tcPr>
+            <w:tcW w:type="dxa" w:w="3400"/>
+            <w:tcBorders>
+              <w:top w:val="single" w:color="C6CED8" w:sz="4"/>
+              <w:left w:val="single" w:color="C6CED8" w:sz="4"/>
+              <w:bottom w:val="single" w:color="C6CED8" w:sz="4"/>
+              <w:right w:val="single" w:color="C6CED8" w:sz="4"/>
+            </w:tcBorders>
+            <w:tcMar>
+              <w:top w:type="dxa" w:w="60"/>
+              <w:left w:type="dxa" w:w="100"/>
+              <w:bottom w:type="dxa" w:w="60"/>
+              <w:right w:type="dxa" w:w="100"/>
+            </w:tcMar>
+          </w:tcPr>
+          <w:p>
+            <w:r>
+              <w:rPr>
+                <w:sz w:val="18"/>
+                <w:szCs w:val="18"/>
+              </w:rPr>
+              <w:t xml:space="preserve">Sûretés solides : LGD de 25 %.</w:t>
             </w:r>
           </w:p>
         </w:tc>
@@ -12383,7 +12817,7 @@
         <w:spacing w:after="120" w:before="240"/>
       </w:pPr>
       <w:r>
-        <w:t xml:space="preserve">Diapositive 37 — Ce que nous soumettons à votre validation</w:t>
+        <w:t xml:space="preserve">Diapositive 36 — L'outil Excel : un dossier par onglet</w:t>
       </w:r>
     </w:p>
     <w:p>
@@ -12401,7 +12835,7 @@
           <w:iCs/>
           <w:color w:val="666666"/>
         </w:rPr>
-        <w:t xml:space="preserve">Durée indicative : 2 min</w:t>
+        <w:t xml:space="preserve">Durée indicative : 3 min avec démonstration</w:t>
       </w:r>
     </w:p>
     <w:p>
@@ -12426,7 +12860,7 @@
           <w:i w:val="false"/>
           <w:iCs w:val="false"/>
         </w:rPr>
-        <w:t xml:space="preserve">Voici les points à trancher avant le développement définitif : les seuils DSCR et les écarts sectoriels ; les quinze plafonds ; les bornes du régime simplifié ; la largeur des bandes de la table de conversion ; le référentiel de défaut de la banque ; la politique de délégation attachée aux notes, statuts et plafonds ; le calendrier de bascule de la circulaire 1/W/2025.</w:t>
+        <w:t xml:space="preserve">L'outil applique tout cela dans Excel. Chaque dossier est un onglet.</w:t>
       </w:r>
     </w:p>
     <w:p>
@@ -12442,43 +12876,7 @@
           <w:i w:val="false"/>
           <w:iCs w:val="false"/>
         </w:rPr>
-        <w:t xml:space="preserve">S'y ajoutent les poids, les situations décrites de chaque sous-critère et les données sectorielles. Tout est modifiable dans l'outil, et la grille expliquée vous permet de relire les situations une à une.</w:t>
-      </w:r>
-    </w:p>
-    <w:p>
-      <w:pPr>
-        <w:pStyle w:val="Heading2"/>
-        <w:spacing w:after="120" w:before="240"/>
-      </w:pPr>
-      <w:r>
-        <w:t xml:space="preserve">Diapositive 38 — Mise en œuvre et pièces à réunir</w:t>
-      </w:r>
-    </w:p>
-    <w:p>
-      <w:pPr>
-        <w:spacing w:after="120"/>
-        <w:rPr>
-          <w:i/>
-          <w:iCs/>
-          <w:color w:val="666666"/>
-        </w:rPr>
-      </w:pPr>
-      <w:r>
-        <w:rPr>
-          <w:i/>
-          <w:iCs/>
-          <w:color w:val="666666"/>
-        </w:rPr>
-        <w:t xml:space="preserve">Durée indicative : 1 min 30</w:t>
-      </w:r>
-    </w:p>
-    <w:p>
-      <w:pPr>
-        <w:pStyle w:val="Heading3"/>
-        <w:spacing w:after="80" w:before="160"/>
-      </w:pPr>
-      <w:r>
-        <w:t xml:space="preserve">À dire</w:t>
+        <w:t xml:space="preserve">On saisit d'abord les codes : code client T24, radical à sept chiffres, code projet. On remplit ensuite les cellules orange, qui sont les saisies obligatoires ; la ligne « À SAISIR » en haut indique ce qui manque et emmène à la bonne cellule.</w:t>
       </w:r>
     </w:p>
     <w:p>
@@ -12494,7 +12892,7 @@
           <w:i w:val="false"/>
           <w:iCs w:val="false"/>
         </w:rPr>
-        <w:t xml:space="preserve">La mise en œuvre suit dix chantiers, du référentiel et du routage jusqu'au pilote en double notation sur un périmètre limité. Les moteurs financier et de règles conditionnent tout usage décisionnel.</w:t>
+        <w:t xml:space="preserve">Tout le reste est calculé et protégé, y compris le choc du scénario défavorable, à partir du scénario de référence du secteur. Le bloc 13 recueille la synthèse, les forces, les faiblesses, les conditions proposées et l'avis risques ; il alimente la fiche comité, imprimable en PDF.</w:t>
       </w:r>
     </w:p>
     <w:p>
@@ -12510,7 +12908,7 @@
           <w:i w:val="false"/>
           <w:iCs w:val="false"/>
         </w:rPr>
-        <w:t xml:space="preserve">Pour calibrer, il nous faut : une dizaine de dossiers représentatifs couvrant les phases, les régimes et les principaux secteurs, dont des cas dégradés ; l'historique des notes, incidents et restructurations ; la politique de crédit et la méthodologie IFRS 9.</w:t>
+        <w:t xml:space="preserve">La version 4 intègre le volet climatique : la fiche climat, et l'interrupteur du lot 2 dans l'onglet Paramètres.</w:t>
       </w:r>
     </w:p>
     <w:p>
@@ -12526,34 +12924,7 @@
           <w:i w:val="false"/>
           <w:iCs w:val="false"/>
         </w:rPr>
-        <w:t xml:space="preserve">Pendant la transition, l'outil est une aide à l'analyse sous contrôle, sans automatisme d'octroi.</w:t>
-      </w:r>
-    </w:p>
-    <w:p>
-      <w:pPr>
-        <w:pStyle w:val="Heading2"/>
-        <w:spacing w:after="120" w:before="240"/>
-      </w:pPr>
-      <w:r>
-        <w:t xml:space="preserve">Diapositive 39 — Quatre questions pour la discussion</w:t>
-      </w:r>
-    </w:p>
-    <w:p>
-      <w:pPr>
-        <w:spacing w:after="120"/>
-        <w:rPr>
-          <w:i/>
-          <w:iCs/>
-          <w:color w:val="666666"/>
-        </w:rPr>
-      </w:pPr>
-      <w:r>
-        <w:rPr>
-          <w:i/>
-          <w:iCs/>
-          <w:color w:val="666666"/>
-        </w:rPr>
-        <w:t xml:space="preserve">Durée indicative : 10 à 15 min</w:t>
+        <w:t xml:space="preserve">Je vous propose une démonstration rapide sur le cas C3. (Voir la partie « Démonstration » de ce document.)</w:t>
       </w:r>
     </w:p>
     <w:p>
@@ -12562,258 +12933,7 @@
         <w:spacing w:after="80" w:before="160"/>
       </w:pPr>
       <w:r>
-        <w:t xml:space="preserve">À dire</w:t>
-      </w:r>
-    </w:p>
-    <w:p>
-      <w:pPr>
-        <w:pBdr>
-          <w:left w:val="single" w:color="2E5C8A" w:sz="12" w:space="8"/>
-        </w:pBdr>
-        <w:spacing w:after="120"/>
-        <w:ind w:left="284"/>
-      </w:pPr>
-      <w:r>
-        <w:rPr>
-          <w:i w:val="false"/>
-          <w:iCs w:val="false"/>
-        </w:rPr>
-        <w:t xml:space="preserve">Pour conclure, quatre questions où votre expertise est décisive : les seuils DSCR, la sévérité de certains plafonds, la justesse des situations décrites, et les secteurs à prioriser.</w:t>
-      </w:r>
-    </w:p>
-    <w:p>
-      <w:pPr>
-        <w:pBdr>
-          <w:left w:val="single" w:color="2E5C8A" w:sz="12" w:space="8"/>
-        </w:pBdr>
-        <w:spacing w:after="120"/>
-        <w:ind w:left="284"/>
-      </w:pPr>
-      <w:r>
-        <w:rPr>
-          <w:i w:val="false"/>
-          <w:iCs w:val="false"/>
-        </w:rPr>
-        <w:t xml:space="preserve">Je vous propose d'en discuter maintenant, puis de nous renvoyer vos remarques écrites dans les deux semaines. Merci.</w:t>
-      </w:r>
-    </w:p>
-    <w:p>
-      <w:pPr>
-        <w:pStyle w:val="Heading3"/>
-        <w:spacing w:after="80" w:before="160"/>
-      </w:pPr>
-      <w:r>
-        <w:t xml:space="preserve">Questions possibles des experts</w:t>
-      </w:r>
-    </w:p>
-    <w:p>
-      <w:pPr>
-        <w:spacing w:after="40"/>
-      </w:pPr>
-      <w:r>
-        <w:rPr>
-          <w:b/>
-          <w:bCs/>
-        </w:rPr>
-        <w:t xml:space="preserve">Q : Et si nous voulons ajouter un critère ?</w:t>
-      </w:r>
-    </w:p>
-    <w:p>
-      <w:pPr>
-        <w:spacing w:after="120"/>
-      </w:pPr>
-      <w:r>
-        <w:t xml:space="preserve">R : C'est possible, mais nous privilégions des critères communs à tous les secteurs pour garder la comparabilité. Une variante sectorielle de description est souvent suffisante.</w:t>
-      </w:r>
-    </w:p>
-    <w:p>
-      <w:r>
-        <w:br w:type="page"/>
-      </w:r>
-    </w:p>
-    <w:p>
-      <w:pPr>
-        <w:pStyle w:val="Heading1"/>
-        <w:spacing w:after="160" w:before="360"/>
-      </w:pPr>
-      <w:r>
-        <w:t xml:space="preserve">2. Démonstration de l'outil (3 minutes)</w:t>
-      </w:r>
-    </w:p>
-    <w:p>
-      <w:pPr>
-        <w:spacing w:after="120"/>
-      </w:pPr>
-      <w:r>
-        <w:rPr>
-          <w:b/>
-          <w:bCs/>
-        </w:rPr>
-        <w:t xml:space="preserve">1.</w:t>
-      </w:r>
-      <w:r>
-        <w:t xml:space="preserve"> Ouvrir le fichier Excel de l'outil (.xlsm), activer les macros. Montrer l'Accueil et le catalogue des 18 cas.</w:t>
-      </w:r>
-    </w:p>
-    <w:p>
-      <w:pPr>
-        <w:spacing w:after="120"/>
-      </w:pPr>
-      <w:r>
-        <w:rPr>
-          <w:b/>
-          <w:bCs/>
-        </w:rPr>
-        <w:t xml:space="preserve">2.</w:t>
-      </w:r>
-      <w:r>
-        <w:t xml:space="preserve"> Cliquer sur l'onglet C3 (hôtel). Montrer le tableau de bord : note approuvée 4, note calculée 7, plafonds actifs C2 et C3.</w:t>
-      </w:r>
-    </w:p>
-    <w:p>
-      <w:pPr>
-        <w:spacing w:after="120"/>
-      </w:pPr>
-      <w:r>
-        <w:rPr>
-          <w:b/>
-          <w:bCs/>
-        </w:rPr>
-        <w:t xml:space="preserve">3.</w:t>
-      </w:r>
-      <w:r>
-        <w:t xml:space="preserve"> Descendre à l'échéancier (bouton « 6 · Échéancier ») : montrer le semestre creux, DSCR 1,06, classé Critique.</w:t>
-      </w:r>
-    </w:p>
-    <w:p>
-      <w:pPr>
-        <w:spacing w:after="120"/>
-      </w:pPr>
-      <w:r>
-        <w:rPr>
-          <w:b/>
-          <w:bCs/>
-        </w:rPr>
-        <w:t xml:space="preserve">4.</w:t>
-      </w:r>
-      <w:r>
-        <w:t xml:space="preserve"> Aller à la grille (bouton « 8 · Grille ») : ouvrir une liste déroulante pour montrer les quatre situations, et la note qui s'affiche à côté.</w:t>
-      </w:r>
-    </w:p>
-    <w:p>
-      <w:pPr>
-        <w:spacing w:after="120"/>
-      </w:pPr>
-      <w:r>
-        <w:rPr>
-          <w:b/>
-          <w:bCs/>
-        </w:rPr>
-        <w:t xml:space="preserve">5.</w:t>
-      </w:r>
-      <w:r>
-        <w:t xml:space="preserve"> Aller au bloc 13 : la justification des écarts explique les plafonds.</w:t>
-      </w:r>
-    </w:p>
-    <w:p>
-      <w:pPr>
-        <w:spacing w:after="120"/>
-      </w:pPr>
-      <w:r>
-        <w:rPr>
-          <w:b/>
-          <w:bCs/>
-        </w:rPr>
-        <w:t xml:space="preserve">6.</w:t>
-      </w:r>
-      <w:r>
-        <w:t xml:space="preserve"> Cliquer « Fiche comité » : la page imprimable reprend tout.</w:t>
-      </w:r>
-    </w:p>
-    <w:p>
-      <w:pPr>
-        <w:spacing w:after="120"/>
-      </w:pPr>
-      <w:r>
-        <w:rPr>
-          <w:b/>
-          <w:bCs/>
-        </w:rPr>
-        <w:t xml:space="preserve">7.</w:t>
-      </w:r>
-      <w:r>
-        <w:t xml:space="preserve"> Optionnel : onglet Comparaison, C4A face à C4B : la restructuration fait passer la note de 3 à 6.</w:t>
-      </w:r>
-    </w:p>
-    <w:tbl>
-      <w:tblPr>
-        <w:tblW w:type="dxa" w:w="9638"/>
-        <w:tblBorders>
-          <w:top w:val="single" w:color="auto" w:sz="4"/>
-          <w:left w:val="single" w:color="auto" w:sz="4"/>
-          <w:bottom w:val="single" w:color="auto" w:sz="4"/>
-          <w:right w:val="single" w:color="auto" w:sz="4"/>
-          <w:insideH w:val="single" w:color="auto" w:sz="4"/>
-          <w:insideV w:val="single" w:color="auto" w:sz="4"/>
-        </w:tblBorders>
-      </w:tblPr>
-      <w:tblGrid>
-        <w:gridCol w:w="9638"/>
-      </w:tblGrid>
-      <w:tr>
-        <w:tc>
-          <w:tcPr>
-            <w:tcW w:type="dxa" w:w="9638"/>
-            <w:tcBorders>
-              <w:top w:val="single" w:color="C6CED8" w:sz="4"/>
-              <w:left w:val="single" w:color="C6CED8" w:sz="4"/>
-              <w:bottom w:val="single" w:color="C6CED8" w:sz="4"/>
-              <w:right w:val="single" w:color="C6CED8" w:sz="4"/>
-            </w:tcBorders>
-            <w:shd w:fill="E2EFDA" w:color="auto" w:val="clear"/>
-            <w:tcMar>
-              <w:top w:type="dxa" w:w="120"/>
-              <w:left w:type="dxa" w:w="160"/>
-              <w:bottom w:type="dxa" w:w="120"/>
-              <w:right w:type="dxa" w:w="160"/>
-            </w:tcMar>
-          </w:tcPr>
-          <w:p>
-            <w:pPr>
-              <w:spacing w:after="80"/>
-            </w:pPr>
-            <w:r>
-              <w:rPr>
-                <w:b/>
-                <w:bCs/>
-                <w:color w:val="1F3864"/>
-              </w:rPr>
-              <w:t xml:space="preserve">Si une démonstration n'est pas possible</w:t>
-            </w:r>
-          </w:p>
-          <w:p>
-            <w:pPr>
-              <w:spacing w:after="60"/>
-            </w:pPr>
-            <w:r>
-              <w:t xml:space="preserve">Le fichier sans macros (.xlsx) calcule tout de la même façon ; seuls les boutons sont inactifs. Naviguez avec les onglets.</w:t>
-            </w:r>
-          </w:p>
-        </w:tc>
-      </w:tr>
-    </w:tbl>
-    <w:p>
-      <w:r>
-        <w:br w:type="page"/>
-      </w:r>
-    </w:p>
-    <w:p>
-      <w:pPr>
-        <w:pStyle w:val="Heading1"/>
-        <w:spacing w:after="160" w:before="360"/>
-      </w:pPr>
-      <w:r>
-        <w:t xml:space="preserve">3. Glossaire</w:t>
+        <w:t xml:space="preserve">Termes techniques</w:t>
       </w:r>
     </w:p>
     <w:tbl>
@@ -12951,7 +13071,7 @@
                 <w:sz w:val="18"/>
                 <w:szCs w:val="18"/>
               </w:rPr>
-              <w:t xml:space="preserve">Accord direct</w:t>
+              <w:t xml:space="preserve">T24</w:t>
             </w:r>
           </w:p>
         </w:tc>
@@ -12977,7 +13097,7 @@
                 <w:sz w:val="18"/>
                 <w:szCs w:val="18"/>
               </w:rPr>
-              <w:t xml:space="preserve">Contrat entre la banque et une contrepartie de la société de projet, qui permet à la banque de reprendre le contrat en cas de défaut.</w:t>
+              <w:t xml:space="preserve">Système d'information bancaire où sont gérés les clients et leurs comptes.</w:t>
             </w:r>
           </w:p>
         </w:tc>
@@ -13003,7 +13123,7 @@
                 <w:sz w:val="18"/>
                 <w:szCs w:val="18"/>
               </w:rPr>
-              <w:t xml:space="preserve">La banque reprend le contrat d'achat si la société de projet défaille.</w:t>
+              <w:t xml:space="preserve">Code client 20063902.</w:t>
             </w:r>
           </w:p>
         </w:tc>
@@ -13032,7 +13152,7 @@
                 <w:sz w:val="18"/>
                 <w:szCs w:val="18"/>
               </w:rPr>
-              <w:t xml:space="preserve">Avis juridique d'opposabilité</w:t>
+              <w:t xml:space="preserve">Radical</w:t>
             </w:r>
           </w:p>
         </w:tc>
@@ -13059,7 +13179,7 @@
                 <w:sz w:val="18"/>
                 <w:szCs w:val="18"/>
               </w:rPr>
-              <w:t xml:space="preserve">Avis d'un avocat confirmant que les sûretés sont valables et opposables aux tiers.</w:t>
+              <w:t xml:space="preserve">Identifiant client à 7 chiffres ; les zéros de tête sont conservés.</w:t>
             </w:r>
           </w:p>
         </w:tc>
@@ -13086,7 +13206,374 @@
                 <w:sz w:val="18"/>
                 <w:szCs w:val="18"/>
               </w:rPr>
-              <w:t xml:space="preserve">Réserve sur le nantissement des créances : blocage B5 (cas IND).</w:t>
+              <w:t xml:space="preserve">0063902.</w:t>
+            </w:r>
+          </w:p>
+        </w:tc>
+      </w:tr>
+    </w:tbl>
+    <w:p>
+      <w:pPr>
+        <w:pStyle w:val="Heading2"/>
+        <w:spacing w:after="120" w:before="240"/>
+      </w:pPr>
+      <w:r>
+        <w:t xml:space="preserve">Diapositive 37 — 18 cas d'étude fictifs</w:t>
+      </w:r>
+    </w:p>
+    <w:p>
+      <w:pPr>
+        <w:spacing w:after="120"/>
+        <w:rPr>
+          <w:i/>
+          <w:iCs/>
+          <w:color w:val="666666"/>
+        </w:rPr>
+      </w:pPr>
+      <w:r>
+        <w:rPr>
+          <w:i/>
+          <w:iCs/>
+          <w:color w:val="666666"/>
+        </w:rPr>
+        <w:t xml:space="preserve">Durée indicative : 2 min</w:t>
+      </w:r>
+    </w:p>
+    <w:p>
+      <w:pPr>
+        <w:pStyle w:val="Heading3"/>
+        <w:spacing w:after="80" w:before="160"/>
+      </w:pPr>
+      <w:r>
+        <w:t xml:space="preserve">À dire</w:t>
+      </w:r>
+    </w:p>
+    <w:p>
+      <w:pPr>
+        <w:pBdr>
+          <w:left w:val="single" w:color="2E5C8A" w:sz="12" w:space="8"/>
+        </w:pBdr>
+        <w:spacing w:after="120"/>
+        <w:ind w:left="284"/>
+      </w:pPr>
+      <w:r>
+        <w:rPr>
+          <w:i w:val="false"/>
+          <w:iCs w:val="false"/>
+        </w:rPr>
+        <w:t xml:space="preserve">L'outil contient 18 cas fictifs mais réalistes : les six cas d'origine et un cas par secteur.</w:t>
+      </w:r>
+    </w:p>
+    <w:p>
+      <w:pPr>
+        <w:pBdr>
+          <w:left w:val="single" w:color="2E5C8A" w:sz="12" w:space="8"/>
+        </w:pBdr>
+        <w:spacing w:after="120"/>
+        <w:ind w:left="284"/>
+      </w:pPr>
+      <w:r>
+        <w:rPr>
+          <w:i w:val="false"/>
+          <w:iCs w:val="false"/>
+        </w:rPr>
+        <w:t xml:space="preserve">Regardez la colonne de droite : dans la moitié des cas, la note approuvée est inférieure à la note calculée. Ce sont les garde-fous qui travaillent.</w:t>
+      </w:r>
+    </w:p>
+    <w:p>
+      <w:pPr>
+        <w:pBdr>
+          <w:left w:val="single" w:color="2E5C8A" w:sz="12" w:space="8"/>
+        </w:pBdr>
+        <w:spacing w:after="120"/>
+        <w:ind w:left="284"/>
+      </w:pPr>
+      <w:r>
+        <w:rPr>
+          <w:i w:val="false"/>
+          <w:iCs w:val="false"/>
+        </w:rPr>
+        <w:t xml:space="preserve">Le parc éolien est notre cas de référence à 10. La mine n'a aucune note : une contrepartie est sous sanctions.</w:t>
+      </w:r>
+    </w:p>
+    <w:p>
+      <w:pPr>
+        <w:pBdr>
+          <w:left w:val="single" w:color="2E5C8A" w:sz="12" w:space="8"/>
+        </w:pBdr>
+        <w:spacing w:after="120"/>
+        <w:ind w:left="284"/>
+      </w:pPr>
+      <w:r>
+        <w:rPr>
+          <w:i w:val="false"/>
+          <w:iCs w:val="false"/>
+        </w:rPr>
+        <w:t xml:space="preserve">Un moteur de calcul indépendant recalcule les 18 cas et l'onglet Concordance confirme que l'Excel donne le même résultat.</w:t>
+      </w:r>
+    </w:p>
+    <w:p>
+      <w:pPr>
+        <w:pBdr>
+          <w:left w:val="single" w:color="2E5C8A" w:sz="12" w:space="8"/>
+        </w:pBdr>
+        <w:spacing w:after="120"/>
+        <w:ind w:left="284"/>
+      </w:pPr>
+      <w:r>
+        <w:rPr>
+          <w:i w:val="false"/>
+          <w:iCs w:val="false"/>
+        </w:rPr>
+        <w:t xml:space="preserve">Ces notes sont celles du lot 1, sans effet climatique. Si l'on active le lot 2, seule l'huilerie AGR change : de 8 à 6.</w:t>
+      </w:r>
+    </w:p>
+    <w:p>
+      <w:pPr>
+        <w:pStyle w:val="Heading3"/>
+        <w:spacing w:after="80" w:before="160"/>
+      </w:pPr>
+      <w:r>
+        <w:t xml:space="preserve">Questions possibles des experts</w:t>
+      </w:r>
+    </w:p>
+    <w:p>
+      <w:pPr>
+        <w:spacing w:after="40"/>
+      </w:pPr>
+      <w:r>
+        <w:rPr>
+          <w:b/>
+          <w:bCs/>
+        </w:rPr>
+        <w:t xml:space="preserve">Q : Ces cas sont-ils réels ?</w:t>
+      </w:r>
+    </w:p>
+    <w:p>
+      <w:pPr>
+        <w:spacing w:after="120"/>
+      </w:pPr>
+      <w:r>
+        <w:t xml:space="preserve">R : Non : ils sont fictifs, construits pour illustrer chaque mécanisme. Aucun nom de société ni de projet n'est réel.</w:t>
+      </w:r>
+    </w:p>
+    <w:p>
+      <w:pPr>
+        <w:pStyle w:val="Heading2"/>
+        <w:spacing w:after="120" w:before="240"/>
+      </w:pPr>
+      <w:r>
+        <w:t xml:space="preserve">Diapositive 38 — L'IA propose, l'analyste décide</w:t>
+      </w:r>
+    </w:p>
+    <w:p>
+      <w:pPr>
+        <w:spacing w:after="120"/>
+        <w:rPr>
+          <w:i/>
+          <w:iCs/>
+          <w:color w:val="666666"/>
+        </w:rPr>
+      </w:pPr>
+      <w:r>
+        <w:rPr>
+          <w:i/>
+          <w:iCs/>
+          <w:color w:val="666666"/>
+        </w:rPr>
+        <w:t xml:space="preserve">Durée indicative : 1 min 30</w:t>
+      </w:r>
+    </w:p>
+    <w:p>
+      <w:pPr>
+        <w:pStyle w:val="Heading3"/>
+        <w:spacing w:after="80" w:before="160"/>
+      </w:pPr>
+      <w:r>
+        <w:t xml:space="preserve">À dire</w:t>
+      </w:r>
+    </w:p>
+    <w:p>
+      <w:pPr>
+        <w:pBdr>
+          <w:left w:val="single" w:color="2E5C8A" w:sz="12" w:space="8"/>
+        </w:pBdr>
+        <w:spacing w:after="120"/>
+        <w:ind w:left="284"/>
+      </w:pPr>
+      <w:r>
+        <w:rPr>
+          <w:i w:val="false"/>
+          <w:iCs w:val="false"/>
+        </w:rPr>
+        <w:t xml:space="preserve">Dernier élément : l'IA peut lire les documents du projet et préremplir la saisie : plus de 300 champs, du routage à l'échéancier et à la fiche climat.</w:t>
+      </w:r>
+    </w:p>
+    <w:p>
+      <w:pPr>
+        <w:pBdr>
+          <w:left w:val="single" w:color="2E5C8A" w:sz="12" w:space="8"/>
+        </w:pBdr>
+        <w:spacing w:after="120"/>
+        <w:ind w:left="284"/>
+      </w:pPr>
+      <w:r>
+        <w:rPr>
+          <w:i w:val="false"/>
+          <w:iCs w:val="false"/>
+        </w:rPr>
+        <w:t xml:space="preserve">Mais elle ne note rien seule. Chaque proposition arrive avec sa source, document et page. L'analyste voit la valeur actuelle et la valeur proposée côte à côte, et accepte ou rejette chaque ligne. Une fois acceptée, l'origine reste affichée sous le champ : pièce, emplacement, justification ; si l'analyste modifie la valeur, la valeur initiale reste lisible.</w:t>
+      </w:r>
+    </w:p>
+    <w:p>
+      <w:pPr>
+        <w:pBdr>
+          <w:left w:val="single" w:color="2E5C8A" w:sz="12" w:space="8"/>
+        </w:pBdr>
+        <w:spacing w:after="120"/>
+        <w:ind w:left="284"/>
+      </w:pPr>
+      <w:r>
+        <w:rPr>
+          <w:i w:val="false"/>
+          <w:iCs w:val="false"/>
+        </w:rPr>
+        <w:t xml:space="preserve">L'IA rédige aussi un projet de commentaire pour chaque domaine de la grille, que l'analyste relit et corrige.</w:t>
+      </w:r>
+    </w:p>
+    <w:p>
+      <w:pPr>
+        <w:pBdr>
+          <w:left w:val="single" w:color="2E5C8A" w:sz="12" w:space="8"/>
+        </w:pBdr>
+        <w:spacing w:after="120"/>
+        <w:ind w:left="284"/>
+      </w:pPr>
+      <w:r>
+        <w:rPr>
+          <w:i w:val="false"/>
+          <w:iCs w:val="false"/>
+        </w:rPr>
+        <w:t xml:space="preserve">Si le code client ou le code projet du fichier ne correspond pas au dossier, l'import est refusé. La décision du comité ne peut jamais être importée. Tout est tracé dans le journal, et le fichier d'échange circule dans les deux sens entre l'outil web et l'Excel.</w:t>
+      </w:r>
+    </w:p>
+    <w:p>
+      <w:pPr>
+        <w:pStyle w:val="Heading3"/>
+        <w:spacing w:after="80" w:before="160"/>
+      </w:pPr>
+      <w:r>
+        <w:t xml:space="preserve">Termes techniques</w:t>
+      </w:r>
+    </w:p>
+    <w:tbl>
+      <w:tblPr>
+        <w:tblW w:type="dxa" w:w="9638"/>
+        <w:tblBorders>
+          <w:top w:val="single" w:color="auto" w:sz="4"/>
+          <w:left w:val="single" w:color="auto" w:sz="4"/>
+          <w:bottom w:val="single" w:color="auto" w:sz="4"/>
+          <w:right w:val="single" w:color="auto" w:sz="4"/>
+          <w:insideH w:val="single" w:color="auto" w:sz="4"/>
+          <w:insideV w:val="single" w:color="auto" w:sz="4"/>
+        </w:tblBorders>
+      </w:tblPr>
+      <w:tblGrid>
+        <w:gridCol w:w="2200"/>
+        <w:gridCol w:w="4038"/>
+        <w:gridCol w:w="3400"/>
+      </w:tblGrid>
+      <w:tr>
+        <w:trPr>
+          <w:tblHeader/>
+        </w:trPr>
+        <w:tc>
+          <w:tcPr>
+            <w:tcW w:type="dxa" w:w="2200"/>
+            <w:tcBorders>
+              <w:top w:val="single" w:color="C6CED8" w:sz="4"/>
+              <w:left w:val="single" w:color="C6CED8" w:sz="4"/>
+              <w:bottom w:val="single" w:color="C6CED8" w:sz="4"/>
+              <w:right w:val="single" w:color="C6CED8" w:sz="4"/>
+            </w:tcBorders>
+            <w:shd w:fill="1F3864" w:color="auto" w:val="clear"/>
+            <w:tcMar>
+              <w:top w:type="dxa" w:w="60"/>
+              <w:left w:type="dxa" w:w="100"/>
+              <w:bottom w:type="dxa" w:w="60"/>
+              <w:right w:type="dxa" w:w="100"/>
+            </w:tcMar>
+          </w:tcPr>
+          <w:p>
+            <w:r>
+              <w:rPr>
+                <w:b/>
+                <w:bCs/>
+                <w:color w:val="FFFFFF"/>
+                <w:sz w:val="18"/>
+                <w:szCs w:val="18"/>
+              </w:rPr>
+              <w:t xml:space="preserve">Terme</w:t>
+            </w:r>
+          </w:p>
+        </w:tc>
+        <w:tc>
+          <w:tcPr>
+            <w:tcW w:type="dxa" w:w="4038"/>
+            <w:tcBorders>
+              <w:top w:val="single" w:color="C6CED8" w:sz="4"/>
+              <w:left w:val="single" w:color="C6CED8" w:sz="4"/>
+              <w:bottom w:val="single" w:color="C6CED8" w:sz="4"/>
+              <w:right w:val="single" w:color="C6CED8" w:sz="4"/>
+            </w:tcBorders>
+            <w:shd w:fill="1F3864" w:color="auto" w:val="clear"/>
+            <w:tcMar>
+              <w:top w:type="dxa" w:w="60"/>
+              <w:left w:type="dxa" w:w="100"/>
+              <w:bottom w:type="dxa" w:w="60"/>
+              <w:right w:type="dxa" w:w="100"/>
+            </w:tcMar>
+          </w:tcPr>
+          <w:p>
+            <w:r>
+              <w:rPr>
+                <w:b/>
+                <w:bCs/>
+                <w:color w:val="FFFFFF"/>
+                <w:sz w:val="18"/>
+                <w:szCs w:val="18"/>
+              </w:rPr>
+              <w:t xml:space="preserve">Ce que cela veut dire</w:t>
+            </w:r>
+          </w:p>
+        </w:tc>
+        <w:tc>
+          <w:tcPr>
+            <w:tcW w:type="dxa" w:w="3400"/>
+            <w:tcBorders>
+              <w:top w:val="single" w:color="C6CED8" w:sz="4"/>
+              <w:left w:val="single" w:color="C6CED8" w:sz="4"/>
+              <w:bottom w:val="single" w:color="C6CED8" w:sz="4"/>
+              <w:right w:val="single" w:color="C6CED8" w:sz="4"/>
+            </w:tcBorders>
+            <w:shd w:fill="1F3864" w:color="auto" w:val="clear"/>
+            <w:tcMar>
+              <w:top w:type="dxa" w:w="60"/>
+              <w:left w:type="dxa" w:w="100"/>
+              <w:bottom w:type="dxa" w:w="60"/>
+              <w:right w:type="dxa" w:w="100"/>
+            </w:tcMar>
+          </w:tcPr>
+          <w:p>
+            <w:r>
+              <w:rPr>
+                <w:b/>
+                <w:bCs/>
+                <w:color w:val="FFFFFF"/>
+                <w:sz w:val="18"/>
+                <w:szCs w:val="18"/>
+              </w:rPr>
+              <w:t xml:space="preserve">Exemple</w:t>
             </w:r>
           </w:p>
         </w:tc>
@@ -13114,7 +13601,7 @@
                 <w:sz w:val="18"/>
                 <w:szCs w:val="18"/>
               </w:rPr>
-              <w:t xml:space="preserve">Bâle, Bank Al-Maghrib, IFC, EBRD</w:t>
+              <w:t xml:space="preserve">Mémorandum d'information</w:t>
             </w:r>
           </w:p>
         </w:tc>
@@ -13140,7 +13627,7 @@
                 <w:sz w:val="18"/>
                 <w:szCs w:val="18"/>
               </w:rPr>
-              <w:t xml:space="preserve">Bâle : normes internationales de fonds propres des banques. Bank Al-Maghrib : le régulateur marocain. IFC (Banque mondiale) et EBRD (BERD) : références pour les normes environnementales et sociales.</w:t>
+              <w:t xml:space="preserve">Document de présentation du projet remis aux banques.</w:t>
             </w:r>
           </w:p>
         </w:tc>
@@ -13166,7 +13653,7 @@
                 <w:sz w:val="18"/>
                 <w:szCs w:val="18"/>
               </w:rPr>
-              <w:t xml:space="preserve">Les « normes de performance IFC » servent à noter le domaine D9.</w:t>
+              <w:t xml:space="preserve">« Mémorandum, page 20 » : source citée par l'IA pour l'exposition.</w:t>
             </w:r>
           </w:p>
         </w:tc>
@@ -13181,21 +13668,20 @@
               <w:bottom w:val="single" w:color="C6CED8" w:sz="4"/>
               <w:right w:val="single" w:color="C6CED8" w:sz="4"/>
             </w:tcBorders>
-            <w:shd w:fill="F2F4F7" w:color="auto" w:val="clear"/>
-            <w:tcMar>
-              <w:top w:type="dxa" w:w="60"/>
-              <w:left w:type="dxa" w:w="100"/>
-              <w:bottom w:type="dxa" w:w="60"/>
-              <w:right w:type="dxa" w:w="100"/>
-            </w:tcMar>
-          </w:tcPr>
-          <w:p>
-            <w:r>
-              <w:rPr>
-                <w:sz w:val="18"/>
-                <w:szCs w:val="18"/>
-              </w:rPr>
-              <w:t xml:space="preserve">BBB−</w:t>
+            <w:tcMar>
+              <w:top w:type="dxa" w:w="60"/>
+              <w:left w:type="dxa" w:w="100"/>
+              <w:bottom w:type="dxa" w:w="60"/>
+              <w:right w:type="dxa" w:w="100"/>
+            </w:tcMar>
+          </w:tcPr>
+          <w:p>
+            <w:r>
+              <w:rPr>
+                <w:sz w:val="18"/>
+                <w:szCs w:val="18"/>
+              </w:rPr>
+              <w:t xml:space="preserve">Origine d'une valeur</w:t>
             </w:r>
           </w:p>
         </w:tc>
@@ -13208,21 +13694,20 @@
               <w:bottom w:val="single" w:color="C6CED8" w:sz="4"/>
               <w:right w:val="single" w:color="C6CED8" w:sz="4"/>
             </w:tcBorders>
-            <w:shd w:fill="F2F4F7" w:color="auto" w:val="clear"/>
-            <w:tcMar>
-              <w:top w:type="dxa" w:w="60"/>
-              <w:left w:type="dxa" w:w="100"/>
-              <w:bottom w:type="dxa" w:w="60"/>
-              <w:right w:type="dxa" w:w="100"/>
-            </w:tcMar>
-          </w:tcPr>
-          <w:p>
-            <w:r>
-              <w:rPr>
-                <w:sz w:val="18"/>
-                <w:szCs w:val="18"/>
-              </w:rPr>
-              <w:t xml:space="preserve">Plus basse notation de la catégorie « investissement » ; en dessous, risque spéculatif.</w:t>
+            <w:tcMar>
+              <w:top w:type="dxa" w:w="60"/>
+              <w:left w:type="dxa" w:w="100"/>
+              <w:bottom w:type="dxa" w:w="60"/>
+              <w:right w:type="dxa" w:w="100"/>
+            </w:tcMar>
+          </w:tcPr>
+          <w:p>
+            <w:r>
+              <w:rPr>
+                <w:sz w:val="18"/>
+                <w:szCs w:val="18"/>
+              </w:rPr>
+              <w:t xml:space="preserve">Mention affichée sous un champ qui n'a pas été tapé par l'analyste : proposition de l'IA acceptée, calcul d'aide, scénario de référence, collage depuis Excel.</w:t>
             </w:r>
           </w:p>
         </w:tc>
@@ -13235,21 +13720,587 @@
               <w:bottom w:val="single" w:color="C6CED8" w:sz="4"/>
               <w:right w:val="single" w:color="C6CED8" w:sz="4"/>
             </w:tcBorders>
-            <w:shd w:fill="F2F4F7" w:color="auto" w:val="clear"/>
-            <w:tcMar>
-              <w:top w:type="dxa" w:w="60"/>
-              <w:left w:type="dxa" w:w="100"/>
-              <w:bottom w:type="dxa" w:w="60"/>
-              <w:right w:type="dxa" w:w="100"/>
-            </w:tcMar>
-          </w:tcPr>
-          <w:p>
-            <w:r>
-              <w:rPr>
-                <w:sz w:val="18"/>
-                <w:szCs w:val="18"/>
-              </w:rPr>
-              <w:t xml:space="preserve">Un acheteur noté BB+ est sous BBB−.</w:t>
+            <w:tcMar>
+              <w:top w:type="dxa" w:w="60"/>
+              <w:left w:type="dxa" w:w="100"/>
+              <w:bottom w:type="dxa" w:w="60"/>
+              <w:right w:type="dxa" w:w="100"/>
+            </w:tcMar>
+          </w:tcPr>
+          <w:p>
+            <w:r>
+              <w:rPr>
+                <w:sz w:val="18"/>
+                <w:szCs w:val="18"/>
+              </w:rPr>
+              <w:t xml:space="preserve">« Proposé par l'IA : Rapport technique, p. 12 (confiance élevée) ».</w:t>
+            </w:r>
+          </w:p>
+        </w:tc>
+      </w:tr>
+    </w:tbl>
+    <w:p>
+      <w:pPr>
+        <w:pStyle w:val="Heading2"/>
+        <w:spacing w:after="120" w:before="240"/>
+      </w:pPr>
+      <w:r>
+        <w:t xml:space="preserve">Diapositive 39 — Ce que nous soumettons à votre validation</w:t>
+      </w:r>
+    </w:p>
+    <w:p>
+      <w:pPr>
+        <w:spacing w:after="120"/>
+        <w:rPr>
+          <w:i/>
+          <w:iCs/>
+          <w:color w:val="666666"/>
+        </w:rPr>
+      </w:pPr>
+      <w:r>
+        <w:rPr>
+          <w:i/>
+          <w:iCs/>
+          <w:color w:val="666666"/>
+        </w:rPr>
+        <w:t xml:space="preserve">Durée indicative : 2 min</w:t>
+      </w:r>
+    </w:p>
+    <w:p>
+      <w:pPr>
+        <w:pStyle w:val="Heading3"/>
+        <w:spacing w:after="80" w:before="160"/>
+      </w:pPr>
+      <w:r>
+        <w:t xml:space="preserve">À dire</w:t>
+      </w:r>
+    </w:p>
+    <w:p>
+      <w:pPr>
+        <w:pBdr>
+          <w:left w:val="single" w:color="2E5C8A" w:sz="12" w:space="8"/>
+        </w:pBdr>
+        <w:spacing w:after="120"/>
+        <w:ind w:left="284"/>
+      </w:pPr>
+      <w:r>
+        <w:rPr>
+          <w:i w:val="false"/>
+          <w:iCs w:val="false"/>
+        </w:rPr>
+        <w:t xml:space="preserve">Voici les points à trancher avant le développement définitif : les seuils DSCR et les écarts sectoriels ; les dix-sept plafonds ; le lot 2 du volet climatique, ses règles, le poids de D9 et sa date d'activation ; les bornes du régime simplifié ; la largeur des bandes de la table de conversion ; le référentiel de défaut de la banque ; la politique de délégation attachée aux notes, statuts et plafonds ; le calendrier de bascule de la circulaire 1/W/2025.</w:t>
+      </w:r>
+    </w:p>
+    <w:p>
+      <w:pPr>
+        <w:pBdr>
+          <w:left w:val="single" w:color="2E5C8A" w:sz="12" w:space="8"/>
+        </w:pBdr>
+        <w:spacing w:after="120"/>
+        <w:ind w:left="284"/>
+      </w:pPr>
+      <w:r>
+        <w:rPr>
+          <w:i w:val="false"/>
+          <w:iCs w:val="false"/>
+        </w:rPr>
+        <w:t xml:space="preserve">S'y ajoutent les poids, les situations décrites de chaque sous-critère, les données sectorielles, les scénarios de référence par secteur et les scénarios climatiques. Tout est modifiable dans l'outil, et la grille expliquée vous permet de relire les situations une à une.</w:t>
+      </w:r>
+    </w:p>
+    <w:p>
+      <w:pPr>
+        <w:pStyle w:val="Heading2"/>
+        <w:spacing w:after="120" w:before="240"/>
+      </w:pPr>
+      <w:r>
+        <w:t xml:space="preserve">Diapositive 40 — Mise en œuvre et pièces à réunir</w:t>
+      </w:r>
+    </w:p>
+    <w:p>
+      <w:pPr>
+        <w:spacing w:after="120"/>
+        <w:rPr>
+          <w:i/>
+          <w:iCs/>
+          <w:color w:val="666666"/>
+        </w:rPr>
+      </w:pPr>
+      <w:r>
+        <w:rPr>
+          <w:i/>
+          <w:iCs/>
+          <w:color w:val="666666"/>
+        </w:rPr>
+        <w:t xml:space="preserve">Durée indicative : 1 min 30</w:t>
+      </w:r>
+    </w:p>
+    <w:p>
+      <w:pPr>
+        <w:pStyle w:val="Heading3"/>
+        <w:spacing w:after="80" w:before="160"/>
+      </w:pPr>
+      <w:r>
+        <w:t xml:space="preserve">À dire</w:t>
+      </w:r>
+    </w:p>
+    <w:p>
+      <w:pPr>
+        <w:pBdr>
+          <w:left w:val="single" w:color="2E5C8A" w:sz="12" w:space="8"/>
+        </w:pBdr>
+        <w:spacing w:after="120"/>
+        <w:ind w:left="284"/>
+      </w:pPr>
+      <w:r>
+        <w:rPr>
+          <w:i w:val="false"/>
+          <w:iCs w:val="false"/>
+        </w:rPr>
+        <w:t xml:space="preserve">La mise en œuvre suit dix chantiers, du référentiel et du routage jusqu'au pilote en double notation sur un périmètre limité. Les moteurs financier et de règles conditionnent tout usage décisionnel.</w:t>
+      </w:r>
+    </w:p>
+    <w:p>
+      <w:pPr>
+        <w:pBdr>
+          <w:left w:val="single" w:color="2E5C8A" w:sz="12" w:space="8"/>
+        </w:pBdr>
+        <w:spacing w:after="120"/>
+        <w:ind w:left="284"/>
+      </w:pPr>
+      <w:r>
+        <w:rPr>
+          <w:i w:val="false"/>
+          <w:iCs w:val="false"/>
+        </w:rPr>
+        <w:t xml:space="preserve">Pour calibrer, il nous faut : une dizaine de dossiers représentatifs couvrant les phases, les régimes et les principaux secteurs, dont des cas dégradés ; l'historique des notes, incidents et restructurations ; la politique de crédit et la méthodologie IFRS 9.</w:t>
+      </w:r>
+    </w:p>
+    <w:p>
+      <w:pPr>
+        <w:pBdr>
+          <w:left w:val="single" w:color="2E5C8A" w:sz="12" w:space="8"/>
+        </w:pBdr>
+        <w:spacing w:after="120"/>
+        <w:ind w:left="284"/>
+      </w:pPr>
+      <w:r>
+        <w:rPr>
+          <w:i w:val="false"/>
+          <w:iCs w:val="false"/>
+        </w:rPr>
+        <w:t xml:space="preserve">Pendant la transition, l'outil est une aide à l'analyse sous contrôle, sans automatisme d'octroi.</w:t>
+      </w:r>
+    </w:p>
+    <w:p>
+      <w:pPr>
+        <w:pStyle w:val="Heading2"/>
+        <w:spacing w:after="120" w:before="240"/>
+      </w:pPr>
+      <w:r>
+        <w:t xml:space="preserve">Diapositive 41 — Quatre questions pour la discussion</w:t>
+      </w:r>
+    </w:p>
+    <w:p>
+      <w:pPr>
+        <w:spacing w:after="120"/>
+        <w:rPr>
+          <w:i/>
+          <w:iCs/>
+          <w:color w:val="666666"/>
+        </w:rPr>
+      </w:pPr>
+      <w:r>
+        <w:rPr>
+          <w:i/>
+          <w:iCs/>
+          <w:color w:val="666666"/>
+        </w:rPr>
+        <w:t xml:space="preserve">Durée indicative : 10 à 15 min</w:t>
+      </w:r>
+    </w:p>
+    <w:p>
+      <w:pPr>
+        <w:pStyle w:val="Heading3"/>
+        <w:spacing w:after="80" w:before="160"/>
+      </w:pPr>
+      <w:r>
+        <w:t xml:space="preserve">À dire</w:t>
+      </w:r>
+    </w:p>
+    <w:p>
+      <w:pPr>
+        <w:pBdr>
+          <w:left w:val="single" w:color="2E5C8A" w:sz="12" w:space="8"/>
+        </w:pBdr>
+        <w:spacing w:after="120"/>
+        <w:ind w:left="284"/>
+      </w:pPr>
+      <w:r>
+        <w:rPr>
+          <w:i w:val="false"/>
+          <w:iCs w:val="false"/>
+        </w:rPr>
+        <w:t xml:space="preserve">Pour conclure, quatre questions où votre expertise est décisive : les seuils DSCR, la sévérité de certains plafonds, y compris les plafonds climatiques, la justesse des situations décrites, et les secteurs à prioriser.</w:t>
+      </w:r>
+    </w:p>
+    <w:p>
+      <w:pPr>
+        <w:pBdr>
+          <w:left w:val="single" w:color="2E5C8A" w:sz="12" w:space="8"/>
+        </w:pBdr>
+        <w:spacing w:after="120"/>
+        <w:ind w:left="284"/>
+      </w:pPr>
+      <w:r>
+        <w:rPr>
+          <w:i w:val="false"/>
+          <w:iCs w:val="false"/>
+        </w:rPr>
+        <w:t xml:space="preserve">Je vous propose d'en discuter maintenant, puis de nous renvoyer vos remarques écrites dans les deux semaines. Merci.</w:t>
+      </w:r>
+    </w:p>
+    <w:p>
+      <w:pPr>
+        <w:pStyle w:val="Heading3"/>
+        <w:spacing w:after="80" w:before="160"/>
+      </w:pPr>
+      <w:r>
+        <w:t xml:space="preserve">Questions possibles des experts</w:t>
+      </w:r>
+    </w:p>
+    <w:p>
+      <w:pPr>
+        <w:spacing w:after="40"/>
+      </w:pPr>
+      <w:r>
+        <w:rPr>
+          <w:b/>
+          <w:bCs/>
+        </w:rPr>
+        <w:t xml:space="preserve">Q : Et si nous voulons ajouter un critère ?</w:t>
+      </w:r>
+    </w:p>
+    <w:p>
+      <w:pPr>
+        <w:spacing w:after="120"/>
+      </w:pPr>
+      <w:r>
+        <w:t xml:space="preserve">R : C'est possible, mais nous privilégions des critères communs à tous les secteurs pour garder la comparabilité. Une variante sectorielle de description est souvent suffisante.</w:t>
+      </w:r>
+    </w:p>
+    <w:p>
+      <w:r>
+        <w:br w:type="page"/>
+      </w:r>
+    </w:p>
+    <w:p>
+      <w:pPr>
+        <w:pStyle w:val="Heading1"/>
+        <w:spacing w:after="160" w:before="360"/>
+      </w:pPr>
+      <w:r>
+        <w:t xml:space="preserve">2. Démonstration de l'outil (3 minutes)</w:t>
+      </w:r>
+    </w:p>
+    <w:p>
+      <w:pPr>
+        <w:spacing w:after="120"/>
+      </w:pPr>
+      <w:r>
+        <w:rPr>
+          <w:b/>
+          <w:bCs/>
+        </w:rPr>
+        <w:t xml:space="preserve">1.</w:t>
+      </w:r>
+      <w:r>
+        <w:t xml:space="preserve"> Ouvrir le fichier Excel de l'outil (.xlsm), activer les macros. Montrer l'Accueil et le catalogue des 18 cas.</w:t>
+      </w:r>
+    </w:p>
+    <w:p>
+      <w:pPr>
+        <w:spacing w:after="120"/>
+      </w:pPr>
+      <w:r>
+        <w:rPr>
+          <w:b/>
+          <w:bCs/>
+        </w:rPr>
+        <w:t xml:space="preserve">2.</w:t>
+      </w:r>
+      <w:r>
+        <w:t xml:space="preserve"> Cliquer sur l'onglet C3 (hôtel). Montrer le tableau de bord : note approuvée 4, note calculée 7, plafonds actifs C2 et C3.</w:t>
+      </w:r>
+    </w:p>
+    <w:p>
+      <w:pPr>
+        <w:spacing w:after="120"/>
+      </w:pPr>
+      <w:r>
+        <w:rPr>
+          <w:b/>
+          <w:bCs/>
+        </w:rPr>
+        <w:t xml:space="preserve">3.</w:t>
+      </w:r>
+      <w:r>
+        <w:t xml:space="preserve"> Descendre à l'échéancier (bouton « 6 · Échéancier ») : montrer le semestre creux, DSCR 1,06, classé Critique.</w:t>
+      </w:r>
+    </w:p>
+    <w:p>
+      <w:pPr>
+        <w:spacing w:after="120"/>
+      </w:pPr>
+      <w:r>
+        <w:rPr>
+          <w:b/>
+          <w:bCs/>
+        </w:rPr>
+        <w:t xml:space="preserve">4.</w:t>
+      </w:r>
+      <w:r>
+        <w:t xml:space="preserve"> Aller à la grille (bouton « 8 · Grille ») : ouvrir une liste déroulante pour montrer les quatre situations, et la note qui s'affiche à côté.</w:t>
+      </w:r>
+    </w:p>
+    <w:p>
+      <w:pPr>
+        <w:spacing w:after="120"/>
+      </w:pPr>
+      <w:r>
+        <w:rPr>
+          <w:b/>
+          <w:bCs/>
+        </w:rPr>
+        <w:t xml:space="preserve">5.</w:t>
+      </w:r>
+      <w:r>
+        <w:t xml:space="preserve"> Aller au bloc 13 : la justification des écarts explique les plafonds.</w:t>
+      </w:r>
+    </w:p>
+    <w:p>
+      <w:pPr>
+        <w:spacing w:after="120"/>
+      </w:pPr>
+      <w:r>
+        <w:rPr>
+          <w:b/>
+          <w:bCs/>
+        </w:rPr>
+        <w:t xml:space="preserve">6.</w:t>
+      </w:r>
+      <w:r>
+        <w:t xml:space="preserve"> Cliquer « Fiche comité » : la page imprimable reprend tout.</w:t>
+      </w:r>
+    </w:p>
+    <w:p>
+      <w:pPr>
+        <w:spacing w:after="120"/>
+      </w:pPr>
+      <w:r>
+        <w:rPr>
+          <w:b/>
+          <w:bCs/>
+        </w:rPr>
+        <w:t xml:space="preserve">7.</w:t>
+      </w:r>
+      <w:r>
+        <w:t xml:space="preserve"> Optionnel : onglet Comparaison, C4A face à C4B : la restructuration fait passer la note de 3 à 6.</w:t>
+      </w:r>
+    </w:p>
+    <w:p>
+      <w:pPr>
+        <w:spacing w:after="120"/>
+      </w:pPr>
+      <w:r>
+        <w:rPr>
+          <w:b/>
+          <w:bCs/>
+        </w:rPr>
+        <w:t xml:space="preserve">8.</w:t>
+      </w:r>
+      <w:r>
+        <w:t xml:space="preserve"> Optionnel : onglet Paramètres, sur une copie du fichier, activer le lot 2 du volet climatique : le cas AGR (huilerie) passe de 8 à 6 ; le désactiver ensuite.</w:t>
+      </w:r>
+    </w:p>
+    <w:tbl>
+      <w:tblPr>
+        <w:tblW w:type="dxa" w:w="9638"/>
+        <w:tblBorders>
+          <w:top w:val="single" w:color="auto" w:sz="4"/>
+          <w:left w:val="single" w:color="auto" w:sz="4"/>
+          <w:bottom w:val="single" w:color="auto" w:sz="4"/>
+          <w:right w:val="single" w:color="auto" w:sz="4"/>
+          <w:insideH w:val="single" w:color="auto" w:sz="4"/>
+          <w:insideV w:val="single" w:color="auto" w:sz="4"/>
+        </w:tblBorders>
+      </w:tblPr>
+      <w:tblGrid>
+        <w:gridCol w:w="9638"/>
+      </w:tblGrid>
+      <w:tr>
+        <w:tc>
+          <w:tcPr>
+            <w:tcW w:type="dxa" w:w="9638"/>
+            <w:tcBorders>
+              <w:top w:val="single" w:color="C6CED8" w:sz="4"/>
+              <w:left w:val="single" w:color="C6CED8" w:sz="4"/>
+              <w:bottom w:val="single" w:color="C6CED8" w:sz="4"/>
+              <w:right w:val="single" w:color="C6CED8" w:sz="4"/>
+            </w:tcBorders>
+            <w:shd w:fill="E2EFDA" w:color="auto" w:val="clear"/>
+            <w:tcMar>
+              <w:top w:type="dxa" w:w="120"/>
+              <w:left w:type="dxa" w:w="160"/>
+              <w:bottom w:type="dxa" w:w="120"/>
+              <w:right w:type="dxa" w:w="160"/>
+            </w:tcMar>
+          </w:tcPr>
+          <w:p>
+            <w:pPr>
+              <w:spacing w:after="80"/>
+            </w:pPr>
+            <w:r>
+              <w:rPr>
+                <w:b/>
+                <w:bCs/>
+                <w:color w:val="1F3864"/>
+              </w:rPr>
+              <w:t xml:space="preserve">Si une démonstration n'est pas possible</w:t>
+            </w:r>
+          </w:p>
+          <w:p>
+            <w:pPr>
+              <w:spacing w:after="60"/>
+            </w:pPr>
+            <w:r>
+              <w:t xml:space="preserve">Le fichier sans macros (.xlsx) calcule tout de la même façon ; seuls les boutons sont inactifs. Naviguez avec les onglets.</w:t>
+            </w:r>
+          </w:p>
+        </w:tc>
+      </w:tr>
+    </w:tbl>
+    <w:p>
+      <w:r>
+        <w:br w:type="page"/>
+      </w:r>
+    </w:p>
+    <w:p>
+      <w:pPr>
+        <w:pStyle w:val="Heading1"/>
+        <w:spacing w:after="160" w:before="360"/>
+      </w:pPr>
+      <w:r>
+        <w:t xml:space="preserve">3. Glossaire</w:t>
+      </w:r>
+    </w:p>
+    <w:tbl>
+      <w:tblPr>
+        <w:tblW w:type="dxa" w:w="9638"/>
+        <w:tblBorders>
+          <w:top w:val="single" w:color="auto" w:sz="4"/>
+          <w:left w:val="single" w:color="auto" w:sz="4"/>
+          <w:bottom w:val="single" w:color="auto" w:sz="4"/>
+          <w:right w:val="single" w:color="auto" w:sz="4"/>
+          <w:insideH w:val="single" w:color="auto" w:sz="4"/>
+          <w:insideV w:val="single" w:color="auto" w:sz="4"/>
+        </w:tblBorders>
+      </w:tblPr>
+      <w:tblGrid>
+        <w:gridCol w:w="2200"/>
+        <w:gridCol w:w="4038"/>
+        <w:gridCol w:w="3400"/>
+      </w:tblGrid>
+      <w:tr>
+        <w:trPr>
+          <w:tblHeader/>
+        </w:trPr>
+        <w:tc>
+          <w:tcPr>
+            <w:tcW w:type="dxa" w:w="2200"/>
+            <w:tcBorders>
+              <w:top w:val="single" w:color="C6CED8" w:sz="4"/>
+              <w:left w:val="single" w:color="C6CED8" w:sz="4"/>
+              <w:bottom w:val="single" w:color="C6CED8" w:sz="4"/>
+              <w:right w:val="single" w:color="C6CED8" w:sz="4"/>
+            </w:tcBorders>
+            <w:shd w:fill="1F3864" w:color="auto" w:val="clear"/>
+            <w:tcMar>
+              <w:top w:type="dxa" w:w="60"/>
+              <w:left w:type="dxa" w:w="100"/>
+              <w:bottom w:type="dxa" w:w="60"/>
+              <w:right w:type="dxa" w:w="100"/>
+            </w:tcMar>
+          </w:tcPr>
+          <w:p>
+            <w:r>
+              <w:rPr>
+                <w:b/>
+                <w:bCs/>
+                <w:color w:val="FFFFFF"/>
+                <w:sz w:val="18"/>
+                <w:szCs w:val="18"/>
+              </w:rPr>
+              <w:t xml:space="preserve">Terme</w:t>
+            </w:r>
+          </w:p>
+        </w:tc>
+        <w:tc>
+          <w:tcPr>
+            <w:tcW w:type="dxa" w:w="4038"/>
+            <w:tcBorders>
+              <w:top w:val="single" w:color="C6CED8" w:sz="4"/>
+              <w:left w:val="single" w:color="C6CED8" w:sz="4"/>
+              <w:bottom w:val="single" w:color="C6CED8" w:sz="4"/>
+              <w:right w:val="single" w:color="C6CED8" w:sz="4"/>
+            </w:tcBorders>
+            <w:shd w:fill="1F3864" w:color="auto" w:val="clear"/>
+            <w:tcMar>
+              <w:top w:type="dxa" w:w="60"/>
+              <w:left w:type="dxa" w:w="100"/>
+              <w:bottom w:type="dxa" w:w="60"/>
+              <w:right w:type="dxa" w:w="100"/>
+            </w:tcMar>
+          </w:tcPr>
+          <w:p>
+            <w:r>
+              <w:rPr>
+                <w:b/>
+                <w:bCs/>
+                <w:color w:val="FFFFFF"/>
+                <w:sz w:val="18"/>
+                <w:szCs w:val="18"/>
+              </w:rPr>
+              <w:t xml:space="preserve">Ce que cela veut dire</w:t>
+            </w:r>
+          </w:p>
+        </w:tc>
+        <w:tc>
+          <w:tcPr>
+            <w:tcW w:type="dxa" w:w="3400"/>
+            <w:tcBorders>
+              <w:top w:val="single" w:color="C6CED8" w:sz="4"/>
+              <w:left w:val="single" w:color="C6CED8" w:sz="4"/>
+              <w:bottom w:val="single" w:color="C6CED8" w:sz="4"/>
+              <w:right w:val="single" w:color="C6CED8" w:sz="4"/>
+            </w:tcBorders>
+            <w:shd w:fill="1F3864" w:color="auto" w:val="clear"/>
+            <w:tcMar>
+              <w:top w:type="dxa" w:w="60"/>
+              <w:left w:type="dxa" w:w="100"/>
+              <w:bottom w:type="dxa" w:w="60"/>
+              <w:right w:type="dxa" w:w="100"/>
+            </w:tcMar>
+          </w:tcPr>
+          <w:p>
+            <w:r>
+              <w:rPr>
+                <w:b/>
+                <w:bCs/>
+                <w:color w:val="FFFFFF"/>
+                <w:sz w:val="18"/>
+                <w:szCs w:val="18"/>
+              </w:rPr>
+              <w:t xml:space="preserve">Exemple</w:t>
             </w:r>
           </w:p>
         </w:tc>
@@ -13277,7 +14328,7 @@
                 <w:sz w:val="18"/>
                 <w:szCs w:val="18"/>
               </w:rPr>
-              <w:t xml:space="preserve">BFR</w:t>
+              <w:t xml:space="preserve">Accord direct</w:t>
             </w:r>
           </w:p>
         </w:tc>
@@ -13303,7 +14354,7 @@
                 <w:sz w:val="18"/>
                 <w:szCs w:val="18"/>
               </w:rPr>
-              <w:t xml:space="preserve">Besoin en fonds de roulement : argent immobilisé dans les créances et les stocks.</w:t>
+              <w:t xml:space="preserve">Contrat entre la banque et une contrepartie de la société de projet, qui permet à la banque de reprendre le contrat en cas de défaut.</w:t>
             </w:r>
           </w:p>
         </w:tc>
@@ -13329,7 +14380,7 @@
                 <w:sz w:val="18"/>
                 <w:szCs w:val="18"/>
               </w:rPr>
-              <w:t xml:space="preserve">Un acheteur qui paie à 90 jours augmente le BFR.</w:t>
+              <w:t xml:space="preserve">La banque reprend le contrat d'achat si la société de projet défaille.</w:t>
             </w:r>
           </w:p>
         </w:tc>
@@ -13344,21 +14395,20 @@
               <w:bottom w:val="single" w:color="C6CED8" w:sz="4"/>
               <w:right w:val="single" w:color="C6CED8" w:sz="4"/>
             </w:tcBorders>
-            <w:shd w:fill="F2F4F7" w:color="auto" w:val="clear"/>
-            <w:tcMar>
-              <w:top w:type="dxa" w:w="60"/>
-              <w:left w:type="dxa" w:w="100"/>
-              <w:bottom w:type="dxa" w:w="60"/>
-              <w:right w:type="dxa" w:w="100"/>
-            </w:tcMar>
-          </w:tcPr>
-          <w:p>
-            <w:r>
-              <w:rPr>
-                <w:sz w:val="18"/>
-                <w:szCs w:val="18"/>
-              </w:rPr>
-              <w:t xml:space="preserve">CAPEX</w:t>
+            <w:tcMar>
+              <w:top w:type="dxa" w:w="60"/>
+              <w:left w:type="dxa" w:w="100"/>
+              <w:bottom w:type="dxa" w:w="60"/>
+              <w:right w:type="dxa" w:w="100"/>
+            </w:tcMar>
+          </w:tcPr>
+          <w:p>
+            <w:r>
+              <w:rPr>
+                <w:sz w:val="18"/>
+                <w:szCs w:val="18"/>
+              </w:rPr>
+              <w:t xml:space="preserve">Adaptation financée</w:t>
             </w:r>
           </w:p>
         </w:tc>
@@ -13371,21 +14421,20 @@
               <w:bottom w:val="single" w:color="C6CED8" w:sz="4"/>
               <w:right w:val="single" w:color="C6CED8" w:sz="4"/>
             </w:tcBorders>
-            <w:shd w:fill="F2F4F7" w:color="auto" w:val="clear"/>
-            <w:tcMar>
-              <w:top w:type="dxa" w:w="60"/>
-              <w:left w:type="dxa" w:w="100"/>
-              <w:bottom w:type="dxa" w:w="60"/>
-              <w:right w:type="dxa" w:w="100"/>
-            </w:tcMar>
-          </w:tcPr>
-          <w:p>
-            <w:r>
-              <w:rPr>
-                <w:sz w:val="18"/>
-                <w:szCs w:val="18"/>
-              </w:rPr>
-              <w:t xml:space="preserve">Coût d'investissement total du projet.</w:t>
+            <w:tcMar>
+              <w:top w:type="dxa" w:w="60"/>
+              <w:left w:type="dxa" w:w="100"/>
+              <w:bottom w:type="dxa" w:w="60"/>
+              <w:right w:type="dxa" w:w="100"/>
+            </w:tcMar>
+          </w:tcPr>
+          <w:p>
+            <w:r>
+              <w:rPr>
+                <w:sz w:val="18"/>
+                <w:szCs w:val="18"/>
+              </w:rPr>
+              <w:t xml:space="preserve">Mesure de protection dont le coût est budgété et financé dans le plan de financement.</w:t>
             </w:r>
           </w:p>
         </w:tc>
@@ -13398,21 +14447,20 @@
               <w:bottom w:val="single" w:color="C6CED8" w:sz="4"/>
               <w:right w:val="single" w:color="C6CED8" w:sz="4"/>
             </w:tcBorders>
-            <w:shd w:fill="F2F4F7" w:color="auto" w:val="clear"/>
-            <w:tcMar>
-              <w:top w:type="dxa" w:w="60"/>
-              <w:left w:type="dxa" w:w="100"/>
-              <w:bottom w:type="dxa" w:w="60"/>
-              <w:right w:type="dxa" w:w="100"/>
-            </w:tcMar>
-          </w:tcPr>
-          <w:p>
-            <w:r>
-              <w:rPr>
-                <w:sz w:val="18"/>
-                <w:szCs w:val="18"/>
-              </w:rPr>
-              <w:t xml:space="preserve">707 MMAD pour la centrale solaire du cas C1.</w:t>
+            <w:tcMar>
+              <w:top w:type="dxa" w:w="60"/>
+              <w:left w:type="dxa" w:w="100"/>
+              <w:bottom w:type="dxa" w:w="60"/>
+              <w:right w:type="dxa" w:w="100"/>
+            </w:tcMar>
+          </w:tcPr>
+          <w:p>
+            <w:r>
+              <w:rPr>
+                <w:sz w:val="18"/>
+                <w:szCs w:val="18"/>
+              </w:rPr>
+              <w:t xml:space="preserve">Digue de protection de la prise d'eau, 25 MMAD inclus dans le CAPEX.</w:t>
             </w:r>
           </w:p>
         </w:tc>
@@ -13440,7 +14488,7 @@
                 <w:sz w:val="18"/>
                 <w:szCs w:val="18"/>
               </w:rPr>
-              <w:t xml:space="preserve">Cascade (waterfall)</w:t>
+              <w:t xml:space="preserve">Aléa climatique (risque physique)</w:t>
             </w:r>
           </w:p>
         </w:tc>
@@ -13466,7 +14514,7 @@
                 <w:sz w:val="18"/>
                 <w:szCs w:val="18"/>
               </w:rPr>
-              <w:t xml:space="preserve">Ordre de priorité des paiements : charges, dette, réserves, puis dividendes.</w:t>
+              <w:t xml:space="preserve">Phénomène climatique qui peut endommager le site ou réduire son activité ; noté Faible, Moyen ou Élevé, avec sa source.</w:t>
             </w:r>
           </w:p>
         </w:tc>
@@ -13492,7 +14540,7 @@
                 <w:sz w:val="18"/>
                 <w:szCs w:val="18"/>
               </w:rPr>
-              <w:t xml:space="preserve">Pas de dividende tant que la DSRA n'est pas pleine.</w:t>
+              <w:t xml:space="preserve">Sécheresse élevée pour une huilerie : récolte et eau de process menacées.</w:t>
             </w:r>
           </w:p>
         </w:tc>
@@ -13521,7 +14569,7 @@
                 <w:sz w:val="18"/>
                 <w:szCs w:val="18"/>
               </w:rPr>
-              <w:t xml:space="preserve">Cascade de paiement</w:t>
+              <w:t xml:space="preserve">Avis juridique d'opposabilité</w:t>
             </w:r>
           </w:p>
         </w:tc>
@@ -13548,7 +14596,7 @@
                 <w:sz w:val="18"/>
                 <w:szCs w:val="18"/>
               </w:rPr>
-              <w:t xml:space="preserve">Ordre de priorité des paiements sur les comptes de la SPV.</w:t>
+              <w:t xml:space="preserve">Avis d'un avocat confirmant que les sûretés sont valables et opposables aux tiers.</w:t>
             </w:r>
           </w:p>
         </w:tc>
@@ -13575,7 +14623,7 @@
                 <w:sz w:val="18"/>
                 <w:szCs w:val="18"/>
               </w:rPr>
-              <w:t xml:space="preserve">Charges, puis dette, puis réserves, puis dividendes.</w:t>
+              <w:t xml:space="preserve">Réserve sur le nantissement des créances : blocage B5 (cas IND).</w:t>
             </w:r>
           </w:p>
         </w:tc>
@@ -13603,7 +14651,7 @@
                 <w:sz w:val="18"/>
                 <w:szCs w:val="18"/>
               </w:rPr>
-              <w:t xml:space="preserve">CFADS</w:t>
+              <w:t xml:space="preserve">Bâle, Bank Al-Maghrib, IFC, EBRD</w:t>
             </w:r>
           </w:p>
         </w:tc>
@@ -13629,7 +14677,7 @@
                 <w:sz w:val="18"/>
                 <w:szCs w:val="18"/>
               </w:rPr>
-              <w:t xml:space="preserve">Cash Flow Available for Debt Service : trésorerie disponible pour payer la dette, après charges d'exploitation, impôts et investissements de maintien.</w:t>
+              <w:t xml:space="preserve">Bâle : normes internationales de fonds propres des banques. Bank Al-Maghrib : le régulateur marocain. IFC (Banque mondiale) et EBRD (BERD) : références pour les normes environnementales et sociales.</w:t>
             </w:r>
           </w:p>
         </w:tc>
@@ -13655,7 +14703,7 @@
                 <w:sz w:val="18"/>
                 <w:szCs w:val="18"/>
               </w:rPr>
-              <w:t xml:space="preserve">Chiffre d'affaires 73 − charges 11 − impôts et maintien 8 = CFADS 54 MMAD.</w:t>
+              <w:t xml:space="preserve">Les « normes de performance IFC » servent à noter le domaine D9.</w:t>
             </w:r>
           </w:p>
         </w:tc>
@@ -13684,7 +14732,7 @@
                 <w:sz w:val="18"/>
                 <w:szCs w:val="18"/>
               </w:rPr>
-              <w:t xml:space="preserve">Compensation</w:t>
+              <w:t xml:space="preserve">BBB−</w:t>
             </w:r>
           </w:p>
         </w:tc>
@@ -13711,7 +14759,7 @@
                 <w:sz w:val="18"/>
                 <w:szCs w:val="18"/>
               </w:rPr>
-              <w:t xml:space="preserve">Effet d'une moyenne : de bonnes notes cachent une mauvaise.</w:t>
+              <w:t xml:space="preserve">Plus basse notation de la catégorie « investissement » ; en dessous, risque spéculatif.</w:t>
             </w:r>
           </w:p>
         </w:tc>
@@ -13738,7 +14786,7 @@
                 <w:sz w:val="18"/>
                 <w:szCs w:val="18"/>
               </w:rPr>
-              <w:t xml:space="preserve">Neuf critères à 100 et le DSCR à 20 donnent une moyenne flatteuse alors que le projet ne peut pas payer.</w:t>
+              <w:t xml:space="preserve">Un acheteur noté BB+ est sous BBB−.</w:t>
             </w:r>
           </w:p>
         </w:tc>
@@ -13766,7 +14814,7 @@
                 <w:sz w:val="18"/>
                 <w:szCs w:val="18"/>
               </w:rPr>
-              <w:t xml:space="preserve">Condition suspensive</w:t>
+              <w:t xml:space="preserve">BFR</w:t>
             </w:r>
           </w:p>
         </w:tc>
@@ -13792,7 +14840,7 @@
                 <w:sz w:val="18"/>
                 <w:szCs w:val="18"/>
               </w:rPr>
-              <w:t xml:space="preserve">Condition qui doit être remplie avant un tirage ou un engagement, avec une échéance.</w:t>
+              <w:t xml:space="preserve">Besoin en fonds de roulement : argent immobilisé dans les créances et les stocks.</w:t>
             </w:r>
           </w:p>
         </w:tc>
@@ -13818,7 +14866,7 @@
                 <w:sz w:val="18"/>
                 <w:szCs w:val="18"/>
               </w:rPr>
-              <w:t xml:space="preserve">Couverture de change à mettre en place avant le premier tirage.</w:t>
+              <w:t xml:space="preserve">Un acheteur qui paie à 90 jours augmente le BFR.</w:t>
             </w:r>
           </w:p>
         </w:tc>
@@ -13847,7 +14895,7 @@
                 <w:sz w:val="18"/>
                 <w:szCs w:val="18"/>
               </w:rPr>
-              <w:t xml:space="preserve">Consortium</w:t>
+              <w:t xml:space="preserve">CAPEX</w:t>
             </w:r>
           </w:p>
         </w:tc>
@@ -13874,7 +14922,7 @@
                 <w:sz w:val="18"/>
                 <w:szCs w:val="18"/>
               </w:rPr>
-              <w:t xml:space="preserve">Financement partagé entre plusieurs banques.</w:t>
+              <w:t xml:space="preserve">Coût d'investissement total du projet.</w:t>
             </w:r>
           </w:p>
         </w:tc>
@@ -13901,7 +14949,7 @@
                 <w:sz w:val="18"/>
                 <w:szCs w:val="18"/>
               </w:rPr>
-              <w:t xml:space="preserve">Trois banques prêtent chacune un tiers de la dette.</w:t>
+              <w:t xml:space="preserve">707 MMAD pour la centrale solaire du cas C1.</w:t>
             </w:r>
           </w:p>
         </w:tc>
@@ -13929,7 +14977,7 @@
                 <w:sz w:val="18"/>
                 <w:szCs w:val="18"/>
               </w:rPr>
-              <w:t xml:space="preserve">Corporate (CORP)</w:t>
+              <w:t xml:space="preserve">Cascade (waterfall)</w:t>
             </w:r>
           </w:p>
         </w:tc>
@@ -13955,7 +15003,7 @@
                 <w:sz w:val="18"/>
                 <w:szCs w:val="18"/>
               </w:rPr>
-              <w:t xml:space="preserve">Financement adossé au bilan de l'entreprise, noté avec le modèle entreprise.</w:t>
+              <w:t xml:space="preserve">Ordre de priorité des paiements : charges, dette, réserves, puis dividendes.</w:t>
             </w:r>
           </w:p>
         </w:tc>
@@ -13981,7 +15029,7 @@
                 <w:sz w:val="18"/>
                 <w:szCs w:val="18"/>
               </w:rPr>
-              <w:t xml:space="preserve">Prêt à un groupe industriel pour une extension d'usine logée dans son propre bilan.</w:t>
+              <w:t xml:space="preserve">Pas de dividende tant que la DSRA n'est pas pleine.</w:t>
             </w:r>
           </w:p>
         </w:tc>
@@ -14010,7 +15058,7 @@
                 <w:sz w:val="18"/>
                 <w:szCs w:val="18"/>
               </w:rPr>
-              <w:t xml:space="preserve">Covenant</w:t>
+              <w:t xml:space="preserve">Cascade de paiement</w:t>
             </w:r>
           </w:p>
         </w:tc>
@@ -14037,7 +15085,7 @@
                 <w:sz w:val="18"/>
                 <w:szCs w:val="18"/>
               </w:rPr>
-              <w:t xml:space="preserve">Engagement contractuel de l'emprunteur, souvent un ratio minimum.</w:t>
+              <w:t xml:space="preserve">Ordre de priorité des paiements sur les comptes de la SPV.</w:t>
             </w:r>
           </w:p>
         </w:tc>
@@ -14064,7 +15112,7 @@
                 <w:sz w:val="18"/>
                 <w:szCs w:val="18"/>
               </w:rPr>
-              <w:t xml:space="preserve">DSCR d'au moins 1,20 sous peine de blocage des dividendes.</w:t>
+              <w:t xml:space="preserve">Charges, puis dette, puis réserves, puis dividendes.</w:t>
             </w:r>
           </w:p>
         </w:tc>
@@ -14092,7 +15140,7 @@
                 <w:sz w:val="18"/>
                 <w:szCs w:val="18"/>
               </w:rPr>
-              <w:t xml:space="preserve">CRE33</w:t>
+              <w:t xml:space="preserve">CFADS</w:t>
             </w:r>
           </w:p>
         </w:tc>
@@ -14118,7 +15166,7 @@
                 <w:sz w:val="18"/>
                 <w:szCs w:val="18"/>
               </w:rPr>
-              <w:t xml:space="preserve">Partie du cadre de Bâle qui traite des financements spécialisés.</w:t>
+              <w:t xml:space="preserve">Cash Flow Available for Debt Service : trésorerie disponible pour payer la dette, après charges d'exploitation, impôts et investissements de maintien.</w:t>
             </w:r>
           </w:p>
         </w:tc>
@@ -14144,7 +15192,7 @@
                 <w:sz w:val="18"/>
                 <w:szCs w:val="18"/>
               </w:rPr>
-              <w:t xml:space="preserve">Utilisé comme référence de méthode, sans effet automatique sur le capital.</w:t>
+              <w:t xml:space="preserve">Chiffre d'affaires 73 − charges 11 − impôts et maintien 8 = CFADS 54 MMAD.</w:t>
             </w:r>
           </w:p>
         </w:tc>
@@ -14159,21 +15207,20 @@
               <w:bottom w:val="single" w:color="C6CED8" w:sz="4"/>
               <w:right w:val="single" w:color="C6CED8" w:sz="4"/>
             </w:tcBorders>
-            <w:shd w:fill="F2F4F7" w:color="auto" w:val="clear"/>
-            <w:tcMar>
-              <w:top w:type="dxa" w:w="60"/>
-              <w:left w:type="dxa" w:w="100"/>
-              <w:bottom w:type="dxa" w:w="60"/>
-              <w:right w:type="dxa" w:w="100"/>
-            </w:tcMar>
-          </w:tcPr>
-          <w:p>
-            <w:r>
-              <w:rPr>
-                <w:sz w:val="18"/>
-                <w:szCs w:val="18"/>
-              </w:rPr>
-              <w:t xml:space="preserve">Dérogation</w:t>
+            <w:tcMar>
+              <w:top w:type="dxa" w:w="60"/>
+              <w:left w:type="dxa" w:w="100"/>
+              <w:bottom w:type="dxa" w:w="60"/>
+              <w:right w:type="dxa" w:w="100"/>
+            </w:tcMar>
+          </w:tcPr>
+          <w:p>
+            <w:r>
+              <w:rPr>
+                <w:sz w:val="18"/>
+                <w:szCs w:val="18"/>
+              </w:rPr>
+              <w:t xml:space="preserve">Choc sur le CFADS</w:t>
             </w:r>
           </w:p>
         </w:tc>
@@ -14186,21 +15233,20 @@
               <w:bottom w:val="single" w:color="C6CED8" w:sz="4"/>
               <w:right w:val="single" w:color="C6CED8" w:sz="4"/>
             </w:tcBorders>
-            <w:shd w:fill="F2F4F7" w:color="auto" w:val="clear"/>
-            <w:tcMar>
-              <w:top w:type="dxa" w:w="60"/>
-              <w:left w:type="dxa" w:w="100"/>
-              <w:bottom w:type="dxa" w:w="60"/>
-              <w:right w:type="dxa" w:w="100"/>
-            </w:tcMar>
-          </w:tcPr>
-          <w:p>
-            <w:r>
-              <w:rPr>
-                <w:sz w:val="18"/>
-                <w:szCs w:val="18"/>
-              </w:rPr>
-              <w:t xml:space="preserve">Modification experte d'une note calculée, enregistrée comme un objet distinct : note initiale, note proposée, motif, approbateur, durée.</w:t>
+            <w:tcMar>
+              <w:top w:type="dxa" w:w="60"/>
+              <w:left w:type="dxa" w:w="100"/>
+              <w:bottom w:type="dxa" w:w="60"/>
+              <w:right w:type="dxa" w:w="100"/>
+            </w:tcMar>
+          </w:tcPr>
+          <w:p>
+            <w:r>
+              <w:rPr>
+                <w:sz w:val="18"/>
+                <w:szCs w:val="18"/>
+              </w:rPr>
+              <w:t xml:space="preserve">Baisse relative du CFADS dans le scénario défavorable : (recettes perdues + charges supplémentaires) ÷ CFADS central, plafonnée à 95 %.</w:t>
             </w:r>
           </w:p>
         </w:tc>
@@ -14213,21 +15259,20 @@
               <w:bottom w:val="single" w:color="C6CED8" w:sz="4"/>
               <w:right w:val="single" w:color="C6CED8" w:sz="4"/>
             </w:tcBorders>
-            <w:shd w:fill="F2F4F7" w:color="auto" w:val="clear"/>
-            <w:tcMar>
-              <w:top w:type="dxa" w:w="60"/>
-              <w:left w:type="dxa" w:w="100"/>
-              <w:bottom w:type="dxa" w:w="60"/>
-              <w:right w:type="dxa" w:w="100"/>
-            </w:tcMar>
-          </w:tcPr>
-          <w:p>
-            <w:r>
-              <w:rPr>
-                <w:sz w:val="18"/>
-                <w:szCs w:val="18"/>
-              </w:rPr>
-              <w:t xml:space="preserve">L'analyste remonte N4 de 50 à 80 au vu d'une ligne de liquidité signée après l'arrêté du modèle.</w:t>
+            <w:tcMar>
+              <w:top w:type="dxa" w:w="60"/>
+              <w:left w:type="dxa" w:w="100"/>
+              <w:bottom w:type="dxa" w:w="60"/>
+              <w:right w:type="dxa" w:w="100"/>
+            </w:tcMar>
+          </w:tcPr>
+          <w:p>
+            <w:r>
+              <w:rPr>
+                <w:sz w:val="18"/>
+                <w:szCs w:val="18"/>
+              </w:rPr>
+              <w:t xml:space="preserve">(5,8 + 1,1) ÷ 62 = 11 %.</w:t>
             </w:r>
           </w:p>
         </w:tc>
@@ -14242,20 +15287,21 @@
               <w:bottom w:val="single" w:color="C6CED8" w:sz="4"/>
               <w:right w:val="single" w:color="C6CED8" w:sz="4"/>
             </w:tcBorders>
-            <w:tcMar>
-              <w:top w:type="dxa" w:w="60"/>
-              <w:left w:type="dxa" w:w="100"/>
-              <w:bottom w:type="dxa" w:w="60"/>
-              <w:right w:type="dxa" w:w="100"/>
-            </w:tcMar>
-          </w:tcPr>
-          <w:p>
-            <w:r>
-              <w:rPr>
-                <w:sz w:val="18"/>
-                <w:szCs w:val="18"/>
-              </w:rPr>
-              <w:t xml:space="preserve">DSCR</w:t>
+            <w:shd w:fill="F2F4F7" w:color="auto" w:val="clear"/>
+            <w:tcMar>
+              <w:top w:type="dxa" w:w="60"/>
+              <w:left w:type="dxa" w:w="100"/>
+              <w:bottom w:type="dxa" w:w="60"/>
+              <w:right w:type="dxa" w:w="100"/>
+            </w:tcMar>
+          </w:tcPr>
+          <w:p>
+            <w:r>
+              <w:rPr>
+                <w:sz w:val="18"/>
+                <w:szCs w:val="18"/>
+              </w:rPr>
+              <w:t xml:space="preserve">Compensation</w:t>
             </w:r>
           </w:p>
         </w:tc>
@@ -14268,20 +15314,21 @@
               <w:bottom w:val="single" w:color="C6CED8" w:sz="4"/>
               <w:right w:val="single" w:color="C6CED8" w:sz="4"/>
             </w:tcBorders>
-            <w:tcMar>
-              <w:top w:type="dxa" w:w="60"/>
-              <w:left w:type="dxa" w:w="100"/>
-              <w:bottom w:type="dxa" w:w="60"/>
-              <w:right w:type="dxa" w:w="100"/>
-            </w:tcMar>
-          </w:tcPr>
-          <w:p>
-            <w:r>
-              <w:rPr>
-                <w:sz w:val="18"/>
-                <w:szCs w:val="18"/>
-              </w:rPr>
-              <w:t xml:space="preserve">CFADS de la période ÷ service de la dette de la période (intérêts + capital).</w:t>
+            <w:shd w:fill="F2F4F7" w:color="auto" w:val="clear"/>
+            <w:tcMar>
+              <w:top w:type="dxa" w:w="60"/>
+              <w:left w:type="dxa" w:w="100"/>
+              <w:bottom w:type="dxa" w:w="60"/>
+              <w:right w:type="dxa" w:w="100"/>
+            </w:tcMar>
+          </w:tcPr>
+          <w:p>
+            <w:r>
+              <w:rPr>
+                <w:sz w:val="18"/>
+                <w:szCs w:val="18"/>
+              </w:rPr>
+              <w:t xml:space="preserve">Effet d'une moyenne : de bonnes notes cachent une mauvaise.</w:t>
             </w:r>
           </w:p>
         </w:tc>
@@ -14294,20 +15341,21 @@
               <w:bottom w:val="single" w:color="C6CED8" w:sz="4"/>
               <w:right w:val="single" w:color="C6CED8" w:sz="4"/>
             </w:tcBorders>
-            <w:tcMar>
-              <w:top w:type="dxa" w:w="60"/>
-              <w:left w:type="dxa" w:w="100"/>
-              <w:bottom w:type="dxa" w:w="60"/>
-              <w:right w:type="dxa" w:w="100"/>
-            </w:tcMar>
-          </w:tcPr>
-          <w:p>
-            <w:r>
-              <w:rPr>
-                <w:sz w:val="18"/>
-                <w:szCs w:val="18"/>
-              </w:rPr>
-              <w:t xml:space="preserve">CFADS 25,9 ÷ échéance 19,45 = 1,33 : le flux couvre 1,33 fois l'échéance.</w:t>
+            <w:shd w:fill="F2F4F7" w:color="auto" w:val="clear"/>
+            <w:tcMar>
+              <w:top w:type="dxa" w:w="60"/>
+              <w:left w:type="dxa" w:w="100"/>
+              <w:bottom w:type="dxa" w:w="60"/>
+              <w:right w:type="dxa" w:w="100"/>
+            </w:tcMar>
+          </w:tcPr>
+          <w:p>
+            <w:r>
+              <w:rPr>
+                <w:sz w:val="18"/>
+                <w:szCs w:val="18"/>
+              </w:rPr>
+              <w:t xml:space="preserve">Neuf critères à 100 et le DSCR à 20 donnent une moyenne flatteuse alors que le projet ne peut pas payer.</w:t>
             </w:r>
           </w:p>
         </w:tc>
@@ -14322,21 +15370,20 @@
               <w:bottom w:val="single" w:color="C6CED8" w:sz="4"/>
               <w:right w:val="single" w:color="C6CED8" w:sz="4"/>
             </w:tcBorders>
-            <w:shd w:fill="F2F4F7" w:color="auto" w:val="clear"/>
-            <w:tcMar>
-              <w:top w:type="dxa" w:w="60"/>
-              <w:left w:type="dxa" w:w="100"/>
-              <w:bottom w:type="dxa" w:w="60"/>
-              <w:right w:type="dxa" w:w="100"/>
-            </w:tcMar>
-          </w:tcPr>
-          <w:p>
-            <w:r>
-              <w:rPr>
-                <w:sz w:val="18"/>
-                <w:szCs w:val="18"/>
-              </w:rPr>
-              <w:t xml:space="preserve">DSRA</w:t>
+            <w:tcMar>
+              <w:top w:type="dxa" w:w="60"/>
+              <w:left w:type="dxa" w:w="100"/>
+              <w:bottom w:type="dxa" w:w="60"/>
+              <w:right w:type="dxa" w:w="100"/>
+            </w:tcMar>
+          </w:tcPr>
+          <w:p>
+            <w:r>
+              <w:rPr>
+                <w:sz w:val="18"/>
+                <w:szCs w:val="18"/>
+              </w:rPr>
+              <w:t xml:space="preserve">Condition suspensive</w:t>
             </w:r>
           </w:p>
         </w:tc>
@@ -14349,21 +15396,20 @@
               <w:bottom w:val="single" w:color="C6CED8" w:sz="4"/>
               <w:right w:val="single" w:color="C6CED8" w:sz="4"/>
             </w:tcBorders>
-            <w:shd w:fill="F2F4F7" w:color="auto" w:val="clear"/>
-            <w:tcMar>
-              <w:top w:type="dxa" w:w="60"/>
-              <w:left w:type="dxa" w:w="100"/>
-              <w:bottom w:type="dxa" w:w="60"/>
-              <w:right w:type="dxa" w:w="100"/>
-            </w:tcMar>
-          </w:tcPr>
-          <w:p>
-            <w:r>
-              <w:rPr>
-                <w:sz w:val="18"/>
-                <w:szCs w:val="18"/>
-              </w:rPr>
-              <w:t xml:space="preserve">Debt Service Reserve Account : compte bloqué équivalant à plusieurs mois d'échéances.</w:t>
+            <w:tcMar>
+              <w:top w:type="dxa" w:w="60"/>
+              <w:left w:type="dxa" w:w="100"/>
+              <w:bottom w:type="dxa" w:w="60"/>
+              <w:right w:type="dxa" w:w="100"/>
+            </w:tcMar>
+          </w:tcPr>
+          <w:p>
+            <w:r>
+              <w:rPr>
+                <w:sz w:val="18"/>
+                <w:szCs w:val="18"/>
+              </w:rPr>
+              <w:t xml:space="preserve">Condition qui doit être remplie avant un tirage ou un engagement, avec une échéance.</w:t>
             </w:r>
           </w:p>
         </w:tc>
@@ -14376,21 +15422,20 @@
               <w:bottom w:val="single" w:color="C6CED8" w:sz="4"/>
               <w:right w:val="single" w:color="C6CED8" w:sz="4"/>
             </w:tcBorders>
-            <w:shd w:fill="F2F4F7" w:color="auto" w:val="clear"/>
-            <w:tcMar>
-              <w:top w:type="dxa" w:w="60"/>
-              <w:left w:type="dxa" w:w="100"/>
-              <w:bottom w:type="dxa" w:w="60"/>
-              <w:right w:type="dxa" w:w="100"/>
-            </w:tcMar>
-          </w:tcPr>
-          <w:p>
-            <w:r>
-              <w:rPr>
-                <w:sz w:val="18"/>
-                <w:szCs w:val="18"/>
-              </w:rPr>
-              <w:t xml:space="preserve">6 mois de DSRA sur une échéance semestrielle de 19,45 MMAD = 19,45 MMAD bloqués.</w:t>
+            <w:tcMar>
+              <w:top w:type="dxa" w:w="60"/>
+              <w:left w:type="dxa" w:w="100"/>
+              <w:bottom w:type="dxa" w:w="60"/>
+              <w:right w:type="dxa" w:w="100"/>
+            </w:tcMar>
+          </w:tcPr>
+          <w:p>
+            <w:r>
+              <w:rPr>
+                <w:sz w:val="18"/>
+                <w:szCs w:val="18"/>
+              </w:rPr>
+              <w:t xml:space="preserve">Couverture de change à mettre en place avant le premier tirage.</w:t>
             </w:r>
           </w:p>
         </w:tc>
@@ -14405,20 +15450,21 @@
               <w:bottom w:val="single" w:color="C6CED8" w:sz="4"/>
               <w:right w:val="single" w:color="C6CED8" w:sz="4"/>
             </w:tcBorders>
-            <w:tcMar>
-              <w:top w:type="dxa" w:w="60"/>
-              <w:left w:type="dxa" w:w="100"/>
-              <w:bottom w:type="dxa" w:w="60"/>
-              <w:right w:type="dxa" w:w="100"/>
-            </w:tcMar>
-          </w:tcPr>
-          <w:p>
-            <w:r>
-              <w:rPr>
-                <w:sz w:val="18"/>
-                <w:szCs w:val="18"/>
-              </w:rPr>
-              <w:t xml:space="preserve">EBITDA</w:t>
+            <w:shd w:fill="F2F4F7" w:color="auto" w:val="clear"/>
+            <w:tcMar>
+              <w:top w:type="dxa" w:w="60"/>
+              <w:left w:type="dxa" w:w="100"/>
+              <w:bottom w:type="dxa" w:w="60"/>
+              <w:right w:type="dxa" w:w="100"/>
+            </w:tcMar>
+          </w:tcPr>
+          <w:p>
+            <w:r>
+              <w:rPr>
+                <w:sz w:val="18"/>
+                <w:szCs w:val="18"/>
+              </w:rPr>
+              <w:t xml:space="preserve">Consortium</w:t>
             </w:r>
           </w:p>
         </w:tc>
@@ -14431,20 +15477,21 @@
               <w:bottom w:val="single" w:color="C6CED8" w:sz="4"/>
               <w:right w:val="single" w:color="C6CED8" w:sz="4"/>
             </w:tcBorders>
-            <w:tcMar>
-              <w:top w:type="dxa" w:w="60"/>
-              <w:left w:type="dxa" w:w="100"/>
-              <w:bottom w:type="dxa" w:w="60"/>
-              <w:right w:type="dxa" w:w="100"/>
-            </w:tcMar>
-          </w:tcPr>
-          <w:p>
-            <w:r>
-              <w:rPr>
-                <w:sz w:val="18"/>
-                <w:szCs w:val="18"/>
-              </w:rPr>
-              <w:t xml:space="preserve">Résultat d'exploitation avant amortissements, intérêts et impôts.</w:t>
+            <w:shd w:fill="F2F4F7" w:color="auto" w:val="clear"/>
+            <w:tcMar>
+              <w:top w:type="dxa" w:w="60"/>
+              <w:left w:type="dxa" w:w="100"/>
+              <w:bottom w:type="dxa" w:w="60"/>
+              <w:right w:type="dxa" w:w="100"/>
+            </w:tcMar>
+          </w:tcPr>
+          <w:p>
+            <w:r>
+              <w:rPr>
+                <w:sz w:val="18"/>
+                <w:szCs w:val="18"/>
+              </w:rPr>
+              <w:t xml:space="preserve">Financement partagé entre plusieurs banques.</w:t>
             </w:r>
           </w:p>
         </w:tc>
@@ -14457,20 +15504,21 @@
               <w:bottom w:val="single" w:color="C6CED8" w:sz="4"/>
               <w:right w:val="single" w:color="C6CED8" w:sz="4"/>
             </w:tcBorders>
-            <w:tcMar>
-              <w:top w:type="dxa" w:w="60"/>
-              <w:left w:type="dxa" w:w="100"/>
-              <w:bottom w:type="dxa" w:w="60"/>
-              <w:right w:type="dxa" w:w="100"/>
-            </w:tcMar>
-          </w:tcPr>
-          <w:p>
-            <w:r>
-              <w:rPr>
-                <w:sz w:val="18"/>
-                <w:szCs w:val="18"/>
-              </w:rPr>
-              <w:t xml:space="preserve">Recettes 73 − charges 11 = EBITDA 62 MMAD.</w:t>
+            <w:shd w:fill="F2F4F7" w:color="auto" w:val="clear"/>
+            <w:tcMar>
+              <w:top w:type="dxa" w:w="60"/>
+              <w:left w:type="dxa" w:w="100"/>
+              <w:bottom w:type="dxa" w:w="60"/>
+              <w:right w:type="dxa" w:w="100"/>
+            </w:tcMar>
+          </w:tcPr>
+          <w:p>
+            <w:r>
+              <w:rPr>
+                <w:sz w:val="18"/>
+                <w:szCs w:val="18"/>
+              </w:rPr>
+              <w:t xml:space="preserve">Trois banques prêtent chacune un tiers de la dette.</w:t>
             </w:r>
           </w:p>
         </w:tc>
@@ -14485,21 +15533,20 @@
               <w:bottom w:val="single" w:color="C6CED8" w:sz="4"/>
               <w:right w:val="single" w:color="C6CED8" w:sz="4"/>
             </w:tcBorders>
-            <w:shd w:fill="F2F4F7" w:color="auto" w:val="clear"/>
-            <w:tcMar>
-              <w:top w:type="dxa" w:w="60"/>
-              <w:left w:type="dxa" w:w="100"/>
-              <w:bottom w:type="dxa" w:w="60"/>
-              <w:right w:type="dxa" w:w="100"/>
-            </w:tcMar>
-          </w:tcPr>
-          <w:p>
-            <w:r>
-              <w:rPr>
-                <w:sz w:val="18"/>
-                <w:szCs w:val="18"/>
-              </w:rPr>
-              <w:t xml:space="preserve">EPC</w:t>
+            <w:tcMar>
+              <w:top w:type="dxa" w:w="60"/>
+              <w:left w:type="dxa" w:w="100"/>
+              <w:bottom w:type="dxa" w:w="60"/>
+              <w:right w:type="dxa" w:w="100"/>
+            </w:tcMar>
+          </w:tcPr>
+          <w:p>
+            <w:r>
+              <w:rPr>
+                <w:sz w:val="18"/>
+                <w:szCs w:val="18"/>
+              </w:rPr>
+              <w:t xml:space="preserve">Corporate (CORP)</w:t>
             </w:r>
           </w:p>
         </w:tc>
@@ -14512,21 +15559,20 @@
               <w:bottom w:val="single" w:color="C6CED8" w:sz="4"/>
               <w:right w:val="single" w:color="C6CED8" w:sz="4"/>
             </w:tcBorders>
-            <w:shd w:fill="F2F4F7" w:color="auto" w:val="clear"/>
-            <w:tcMar>
-              <w:top w:type="dxa" w:w="60"/>
-              <w:left w:type="dxa" w:w="100"/>
-              <w:bottom w:type="dxa" w:w="60"/>
-              <w:right w:type="dxa" w:w="100"/>
-            </w:tcMar>
-          </w:tcPr>
-          <w:p>
-            <w:r>
-              <w:rPr>
-                <w:sz w:val="18"/>
-                <w:szCs w:val="18"/>
-              </w:rPr>
-              <w:t xml:space="preserve">Engineering, Procurement, Construction : contrat clé-en-main confiant toute la construction à un seul constructeur.</w:t>
+            <w:tcMar>
+              <w:top w:type="dxa" w:w="60"/>
+              <w:left w:type="dxa" w:w="100"/>
+              <w:bottom w:type="dxa" w:w="60"/>
+              <w:right w:type="dxa" w:w="100"/>
+            </w:tcMar>
+          </w:tcPr>
+          <w:p>
+            <w:r>
+              <w:rPr>
+                <w:sz w:val="18"/>
+                <w:szCs w:val="18"/>
+              </w:rPr>
+              <w:t xml:space="preserve">Financement adossé au bilan de l'entreprise, noté avec le modèle entreprise.</w:t>
             </w:r>
           </w:p>
         </w:tc>
@@ -14539,21 +15585,20 @@
               <w:bottom w:val="single" w:color="C6CED8" w:sz="4"/>
               <w:right w:val="single" w:color="C6CED8" w:sz="4"/>
             </w:tcBorders>
-            <w:shd w:fill="F2F4F7" w:color="auto" w:val="clear"/>
-            <w:tcMar>
-              <w:top w:type="dxa" w:w="60"/>
-              <w:left w:type="dxa" w:w="100"/>
-              <w:bottom w:type="dxa" w:w="60"/>
-              <w:right w:type="dxa" w:w="100"/>
-            </w:tcMar>
-          </w:tcPr>
-          <w:p>
-            <w:r>
-              <w:rPr>
-                <w:sz w:val="18"/>
-                <w:szCs w:val="18"/>
-              </w:rPr>
-              <w:t xml:space="preserve">Le constructeur livre la centrale à prix et date garantis, sinon il paie des pénalités.</w:t>
+            <w:tcMar>
+              <w:top w:type="dxa" w:w="60"/>
+              <w:left w:type="dxa" w:w="100"/>
+              <w:bottom w:type="dxa" w:w="60"/>
+              <w:right w:type="dxa" w:w="100"/>
+            </w:tcMar>
+          </w:tcPr>
+          <w:p>
+            <w:r>
+              <w:rPr>
+                <w:sz w:val="18"/>
+                <w:szCs w:val="18"/>
+              </w:rPr>
+              <w:t xml:space="preserve">Prêt à un groupe industriel pour une extension d'usine logée dans son propre bilan.</w:t>
             </w:r>
           </w:p>
         </w:tc>
@@ -14568,20 +15613,21 @@
               <w:bottom w:val="single" w:color="C6CED8" w:sz="4"/>
               <w:right w:val="single" w:color="C6CED8" w:sz="4"/>
             </w:tcBorders>
-            <w:tcMar>
-              <w:top w:type="dxa" w:w="60"/>
-              <w:left w:type="dxa" w:w="100"/>
-              <w:bottom w:type="dxa" w:w="60"/>
-              <w:right w:type="dxa" w:w="100"/>
-            </w:tcMar>
-          </w:tcPr>
-          <w:p>
-            <w:r>
-              <w:rPr>
-                <w:sz w:val="18"/>
-                <w:szCs w:val="18"/>
-              </w:rPr>
-              <w:t xml:space="preserve">ESG</w:t>
+            <w:shd w:fill="F2F4F7" w:color="auto" w:val="clear"/>
+            <w:tcMar>
+              <w:top w:type="dxa" w:w="60"/>
+              <w:left w:type="dxa" w:w="100"/>
+              <w:bottom w:type="dxa" w:w="60"/>
+              <w:right w:type="dxa" w:w="100"/>
+            </w:tcMar>
+          </w:tcPr>
+          <w:p>
+            <w:r>
+              <w:rPr>
+                <w:sz w:val="18"/>
+                <w:szCs w:val="18"/>
+              </w:rPr>
+              <w:t xml:space="preserve">Covenant</w:t>
             </w:r>
           </w:p>
         </w:tc>
@@ -14594,20 +15640,21 @@
               <w:bottom w:val="single" w:color="C6CED8" w:sz="4"/>
               <w:right w:val="single" w:color="C6CED8" w:sz="4"/>
             </w:tcBorders>
-            <w:tcMar>
-              <w:top w:type="dxa" w:w="60"/>
-              <w:left w:type="dxa" w:w="100"/>
-              <w:bottom w:type="dxa" w:w="60"/>
-              <w:right w:type="dxa" w:w="100"/>
-            </w:tcMar>
-          </w:tcPr>
-          <w:p>
-            <w:r>
-              <w:rPr>
-                <w:sz w:val="18"/>
-                <w:szCs w:val="18"/>
-              </w:rPr>
-              <w:t xml:space="preserve">Environnement, Social, Gouvernance.</w:t>
+            <w:shd w:fill="F2F4F7" w:color="auto" w:val="clear"/>
+            <w:tcMar>
+              <w:top w:type="dxa" w:w="60"/>
+              <w:left w:type="dxa" w:w="100"/>
+              <w:bottom w:type="dxa" w:w="60"/>
+              <w:right w:type="dxa" w:w="100"/>
+            </w:tcMar>
+          </w:tcPr>
+          <w:p>
+            <w:r>
+              <w:rPr>
+                <w:sz w:val="18"/>
+                <w:szCs w:val="18"/>
+              </w:rPr>
+              <w:t xml:space="preserve">Engagement contractuel de l'emprunteur, souvent un ratio minimum.</w:t>
             </w:r>
           </w:p>
         </w:tc>
@@ -14620,20 +15667,21 @@
               <w:bottom w:val="single" w:color="C6CED8" w:sz="4"/>
               <w:right w:val="single" w:color="C6CED8" w:sz="4"/>
             </w:tcBorders>
-            <w:tcMar>
-              <w:top w:type="dxa" w:w="60"/>
-              <w:left w:type="dxa" w:w="100"/>
-              <w:bottom w:type="dxa" w:w="60"/>
-              <w:right w:type="dxa" w:w="100"/>
-            </w:tcMar>
-          </w:tcPr>
-          <w:p>
-            <w:r>
-              <w:rPr>
-                <w:sz w:val="18"/>
-                <w:szCs w:val="18"/>
-              </w:rPr>
-              <w:t xml:space="preserve">Étude d'impact environnemental, consultation des riverains, système de suivi.</w:t>
+            <w:shd w:fill="F2F4F7" w:color="auto" w:val="clear"/>
+            <w:tcMar>
+              <w:top w:type="dxa" w:w="60"/>
+              <w:left w:type="dxa" w:w="100"/>
+              <w:bottom w:type="dxa" w:w="60"/>
+              <w:right w:type="dxa" w:w="100"/>
+            </w:tcMar>
+          </w:tcPr>
+          <w:p>
+            <w:r>
+              <w:rPr>
+                <w:sz w:val="18"/>
+                <w:szCs w:val="18"/>
+              </w:rPr>
+              <w:t xml:space="preserve">DSCR d'au moins 1,20 sous peine de blocage des dividendes.</w:t>
             </w:r>
           </w:p>
         </w:tc>
@@ -14648,21 +15696,20 @@
               <w:bottom w:val="single" w:color="C6CED8" w:sz="4"/>
               <w:right w:val="single" w:color="C6CED8" w:sz="4"/>
             </w:tcBorders>
-            <w:shd w:fill="F2F4F7" w:color="auto" w:val="clear"/>
-            <w:tcMar>
-              <w:top w:type="dxa" w:w="60"/>
-              <w:left w:type="dxa" w:w="100"/>
-              <w:bottom w:type="dxa" w:w="60"/>
-              <w:right w:type="dxa" w:w="100"/>
-            </w:tcMar>
-          </w:tcPr>
-          <w:p>
-            <w:r>
-              <w:rPr>
-                <w:sz w:val="18"/>
-                <w:szCs w:val="18"/>
-              </w:rPr>
-              <w:t xml:space="preserve">Exposition</w:t>
+            <w:tcMar>
+              <w:top w:type="dxa" w:w="60"/>
+              <w:left w:type="dxa" w:w="100"/>
+              <w:bottom w:type="dxa" w:w="60"/>
+              <w:right w:type="dxa" w:w="100"/>
+            </w:tcMar>
+          </w:tcPr>
+          <w:p>
+            <w:r>
+              <w:rPr>
+                <w:sz w:val="18"/>
+                <w:szCs w:val="18"/>
+              </w:rPr>
+              <w:t xml:space="preserve">CRE33</w:t>
             </w:r>
           </w:p>
         </w:tc>
@@ -14675,21 +15722,20 @@
               <w:bottom w:val="single" w:color="C6CED8" w:sz="4"/>
               <w:right w:val="single" w:color="C6CED8" w:sz="4"/>
             </w:tcBorders>
-            <w:shd w:fill="F2F4F7" w:color="auto" w:val="clear"/>
-            <w:tcMar>
-              <w:top w:type="dxa" w:w="60"/>
-              <w:left w:type="dxa" w:w="100"/>
-              <w:bottom w:type="dxa" w:w="60"/>
-              <w:right w:type="dxa" w:w="100"/>
-            </w:tcMar>
-          </w:tcPr>
-          <w:p>
-            <w:r>
-              <w:rPr>
-                <w:sz w:val="18"/>
-                <w:szCs w:val="18"/>
-              </w:rPr>
-              <w:t xml:space="preserve">Montant total engagé par la banque sur le projet.</w:t>
+            <w:tcMar>
+              <w:top w:type="dxa" w:w="60"/>
+              <w:left w:type="dxa" w:w="100"/>
+              <w:bottom w:type="dxa" w:w="60"/>
+              <w:right w:type="dxa" w:w="100"/>
+            </w:tcMar>
+          </w:tcPr>
+          <w:p>
+            <w:r>
+              <w:rPr>
+                <w:sz w:val="18"/>
+                <w:szCs w:val="18"/>
+              </w:rPr>
+              <w:t xml:space="preserve">Partie du cadre de Bâle qui traite des financements spécialisés.</w:t>
             </w:r>
           </w:p>
         </w:tc>
@@ -14702,21 +15748,20 @@
               <w:bottom w:val="single" w:color="C6CED8" w:sz="4"/>
               <w:right w:val="single" w:color="C6CED8" w:sz="4"/>
             </w:tcBorders>
-            <w:shd w:fill="F2F4F7" w:color="auto" w:val="clear"/>
-            <w:tcMar>
-              <w:top w:type="dxa" w:w="60"/>
-              <w:left w:type="dxa" w:w="100"/>
-              <w:bottom w:type="dxa" w:w="60"/>
-              <w:right w:type="dxa" w:w="100"/>
-            </w:tcMar>
-          </w:tcPr>
-          <w:p>
-            <w:r>
-              <w:rPr>
-                <w:sz w:val="18"/>
-                <w:szCs w:val="18"/>
-              </w:rPr>
-              <w:t xml:space="preserve">465 MMAD de crédits accordés par la banque.</w:t>
+            <w:tcMar>
+              <w:top w:type="dxa" w:w="60"/>
+              <w:left w:type="dxa" w:w="100"/>
+              <w:bottom w:type="dxa" w:w="60"/>
+              <w:right w:type="dxa" w:w="100"/>
+            </w:tcMar>
+          </w:tcPr>
+          <w:p>
+            <w:r>
+              <w:rPr>
+                <w:sz w:val="18"/>
+                <w:szCs w:val="18"/>
+              </w:rPr>
+              <w:t xml:space="preserve">Utilisé comme référence de méthode, sans effet automatique sur le capital.</w:t>
             </w:r>
           </w:p>
         </w:tc>
@@ -14731,20 +15776,21 @@
               <w:bottom w:val="single" w:color="C6CED8" w:sz="4"/>
               <w:right w:val="single" w:color="C6CED8" w:sz="4"/>
             </w:tcBorders>
-            <w:tcMar>
-              <w:top w:type="dxa" w:w="60"/>
-              <w:left w:type="dxa" w:w="100"/>
-              <w:bottom w:type="dxa" w:w="60"/>
-              <w:right w:type="dxa" w:w="100"/>
-            </w:tcMar>
-          </w:tcPr>
-          <w:p>
-            <w:r>
-              <w:rPr>
-                <w:sz w:val="18"/>
-                <w:szCs w:val="18"/>
-              </w:rPr>
-              <w:t xml:space="preserve">Financement à terminaison</w:t>
+            <w:shd w:fill="F2F4F7" w:color="auto" w:val="clear"/>
+            <w:tcMar>
+              <w:top w:type="dxa" w:w="60"/>
+              <w:left w:type="dxa" w:w="100"/>
+              <w:bottom w:type="dxa" w:w="60"/>
+              <w:right w:type="dxa" w:w="100"/>
+            </w:tcMar>
+          </w:tcPr>
+          <w:p>
+            <w:r>
+              <w:rPr>
+                <w:sz w:val="18"/>
+                <w:szCs w:val="18"/>
+              </w:rPr>
+              <w:t xml:space="preserve">Dérogation</w:t>
             </w:r>
           </w:p>
         </w:tc>
@@ -14757,20 +15803,21 @@
               <w:bottom w:val="single" w:color="C6CED8" w:sz="4"/>
               <w:right w:val="single" w:color="C6CED8" w:sz="4"/>
             </w:tcBorders>
-            <w:tcMar>
-              <w:top w:type="dxa" w:w="60"/>
-              <w:left w:type="dxa" w:w="100"/>
-              <w:bottom w:type="dxa" w:w="60"/>
-              <w:right w:type="dxa" w:w="100"/>
-            </w:tcMar>
-          </w:tcPr>
-          <w:p>
-            <w:r>
-              <w:rPr>
-                <w:sz w:val="18"/>
-                <w:szCs w:val="18"/>
-              </w:rPr>
-              <w:t xml:space="preserve">En construction : les ressources engagées couvrent-elles tout le besoin jusqu'à la mise en service ?</w:t>
+            <w:shd w:fill="F2F4F7" w:color="auto" w:val="clear"/>
+            <w:tcMar>
+              <w:top w:type="dxa" w:w="60"/>
+              <w:left w:type="dxa" w:w="100"/>
+              <w:bottom w:type="dxa" w:w="60"/>
+              <w:right w:type="dxa" w:w="100"/>
+            </w:tcMar>
+          </w:tcPr>
+          <w:p>
+            <w:r>
+              <w:rPr>
+                <w:sz w:val="18"/>
+                <w:szCs w:val="18"/>
+              </w:rPr>
+              <w:t xml:space="preserve">Modification experte d'une note calculée, enregistrée comme un objet distinct : note initiale, note proposée, motif, approbateur, durée.</w:t>
             </w:r>
           </w:p>
         </w:tc>
@@ -14783,20 +15830,21 @@
               <w:bottom w:val="single" w:color="C6CED8" w:sz="4"/>
               <w:right w:val="single" w:color="C6CED8" w:sz="4"/>
             </w:tcBorders>
-            <w:tcMar>
-              <w:top w:type="dxa" w:w="60"/>
-              <w:left w:type="dxa" w:w="100"/>
-              <w:bottom w:type="dxa" w:w="60"/>
-              <w:right w:type="dxa" w:w="100"/>
-            </w:tcMar>
-          </w:tcPr>
-          <w:p>
-            <w:r>
-              <w:rPr>
-                <w:sz w:val="18"/>
-                <w:szCs w:val="18"/>
-              </w:rPr>
-              <w:t xml:space="preserve">Ressources 747 ÷ besoin 707 = 105,7 %.</w:t>
+            <w:shd w:fill="F2F4F7" w:color="auto" w:val="clear"/>
+            <w:tcMar>
+              <w:top w:type="dxa" w:w="60"/>
+              <w:left w:type="dxa" w:w="100"/>
+              <w:bottom w:type="dxa" w:w="60"/>
+              <w:right w:type="dxa" w:w="100"/>
+            </w:tcMar>
+          </w:tcPr>
+          <w:p>
+            <w:r>
+              <w:rPr>
+                <w:sz w:val="18"/>
+                <w:szCs w:val="18"/>
+              </w:rPr>
+              <w:t xml:space="preserve">L'analyste remonte N4 de 50 à 80 au vu d'une ligne de liquidité signée après l'arrêté du modèle.</w:t>
             </w:r>
           </w:p>
         </w:tc>
@@ -14811,21 +15859,20 @@
               <w:bottom w:val="single" w:color="C6CED8" w:sz="4"/>
               <w:right w:val="single" w:color="C6CED8" w:sz="4"/>
             </w:tcBorders>
-            <w:shd w:fill="F2F4F7" w:color="auto" w:val="clear"/>
-            <w:tcMar>
-              <w:top w:type="dxa" w:w="60"/>
-              <w:left w:type="dxa" w:w="100"/>
-              <w:bottom w:type="dxa" w:w="60"/>
-              <w:right w:type="dxa" w:w="100"/>
-            </w:tcMar>
-          </w:tcPr>
-          <w:p>
-            <w:r>
-              <w:rPr>
-                <w:sz w:val="18"/>
-                <w:szCs w:val="18"/>
-              </w:rPr>
-              <w:t xml:space="preserve">ICAAP</w:t>
+            <w:tcMar>
+              <w:top w:type="dxa" w:w="60"/>
+              <w:left w:type="dxa" w:w="100"/>
+              <w:bottom w:type="dxa" w:w="60"/>
+              <w:right w:type="dxa" w:w="100"/>
+            </w:tcMar>
+          </w:tcPr>
+          <w:p>
+            <w:r>
+              <w:rPr>
+                <w:sz w:val="18"/>
+                <w:szCs w:val="18"/>
+              </w:rPr>
+              <w:t xml:space="preserve">DSCR</w:t>
             </w:r>
           </w:p>
         </w:tc>
@@ -14838,21 +15885,20 @@
               <w:bottom w:val="single" w:color="C6CED8" w:sz="4"/>
               <w:right w:val="single" w:color="C6CED8" w:sz="4"/>
             </w:tcBorders>
-            <w:shd w:fill="F2F4F7" w:color="auto" w:val="clear"/>
-            <w:tcMar>
-              <w:top w:type="dxa" w:w="60"/>
-              <w:left w:type="dxa" w:w="100"/>
-              <w:bottom w:type="dxa" w:w="60"/>
-              <w:right w:type="dxa" w:w="100"/>
-            </w:tcMar>
-          </w:tcPr>
-          <w:p>
-            <w:r>
-              <w:rPr>
-                <w:sz w:val="18"/>
-                <w:szCs w:val="18"/>
-              </w:rPr>
-              <w:t xml:space="preserve">Processus interne d'évaluation de l'adéquation des fonds propres.</w:t>
+            <w:tcMar>
+              <w:top w:type="dxa" w:w="60"/>
+              <w:left w:type="dxa" w:w="100"/>
+              <w:bottom w:type="dxa" w:w="60"/>
+              <w:right w:type="dxa" w:w="100"/>
+            </w:tcMar>
+          </w:tcPr>
+          <w:p>
+            <w:r>
+              <w:rPr>
+                <w:sz w:val="18"/>
+                <w:szCs w:val="18"/>
+              </w:rPr>
+              <w:t xml:space="preserve">CFADS de la période ÷ service de la dette de la période (intérêts + capital).</w:t>
             </w:r>
           </w:p>
         </w:tc>
@@ -14865,21 +15911,20 @@
               <w:bottom w:val="single" w:color="C6CED8" w:sz="4"/>
               <w:right w:val="single" w:color="C6CED8" w:sz="4"/>
             </w:tcBorders>
-            <w:shd w:fill="F2F4F7" w:color="auto" w:val="clear"/>
-            <w:tcMar>
-              <w:top w:type="dxa" w:w="60"/>
-              <w:left w:type="dxa" w:w="100"/>
-              <w:bottom w:type="dxa" w:w="60"/>
-              <w:right w:type="dxa" w:w="100"/>
-            </w:tcMar>
-          </w:tcPr>
-          <w:p>
-            <w:r>
-              <w:rPr>
-                <w:sz w:val="18"/>
-                <w:szCs w:val="18"/>
-              </w:rPr>
-              <w:t xml:space="preserve">Stress de portefeuille sur un même acheteur public.</w:t>
+            <w:tcMar>
+              <w:top w:type="dxa" w:w="60"/>
+              <w:left w:type="dxa" w:w="100"/>
+              <w:bottom w:type="dxa" w:w="60"/>
+              <w:right w:type="dxa" w:w="100"/>
+            </w:tcMar>
+          </w:tcPr>
+          <w:p>
+            <w:r>
+              <w:rPr>
+                <w:sz w:val="18"/>
+                <w:szCs w:val="18"/>
+              </w:rPr>
+              <w:t xml:space="preserve">CFADS 25,9 ÷ échéance 19,45 = 1,33 : le flux couvre 1,33 fois l'échéance.</w:t>
             </w:r>
           </w:p>
         </w:tc>
@@ -14894,20 +15939,21 @@
               <w:bottom w:val="single" w:color="C6CED8" w:sz="4"/>
               <w:right w:val="single" w:color="C6CED8" w:sz="4"/>
             </w:tcBorders>
-            <w:tcMar>
-              <w:top w:type="dxa" w:w="60"/>
-              <w:left w:type="dxa" w:w="100"/>
-              <w:bottom w:type="dxa" w:w="60"/>
-              <w:right w:type="dxa" w:w="100"/>
-            </w:tcMar>
-          </w:tcPr>
-          <w:p>
-            <w:r>
-              <w:rPr>
-                <w:sz w:val="18"/>
-                <w:szCs w:val="18"/>
-              </w:rPr>
-              <w:t xml:space="preserve">IFRS 9 (stage)</w:t>
+            <w:shd w:fill="F2F4F7" w:color="auto" w:val="clear"/>
+            <w:tcMar>
+              <w:top w:type="dxa" w:w="60"/>
+              <w:left w:type="dxa" w:w="100"/>
+              <w:bottom w:type="dxa" w:w="60"/>
+              <w:right w:type="dxa" w:w="100"/>
+            </w:tcMar>
+          </w:tcPr>
+          <w:p>
+            <w:r>
+              <w:rPr>
+                <w:sz w:val="18"/>
+                <w:szCs w:val="18"/>
+              </w:rPr>
+              <w:t xml:space="preserve">DSRA</w:t>
             </w:r>
           </w:p>
         </w:tc>
@@ -14920,20 +15966,21 @@
               <w:bottom w:val="single" w:color="C6CED8" w:sz="4"/>
               <w:right w:val="single" w:color="C6CED8" w:sz="4"/>
             </w:tcBorders>
-            <w:tcMar>
-              <w:top w:type="dxa" w:w="60"/>
-              <w:left w:type="dxa" w:w="100"/>
-              <w:bottom w:type="dxa" w:w="60"/>
-              <w:right w:type="dxa" w:w="100"/>
-            </w:tcMar>
-          </w:tcPr>
-          <w:p>
-            <w:r>
-              <w:rPr>
-                <w:sz w:val="18"/>
-                <w:szCs w:val="18"/>
-              </w:rPr>
-              <w:t xml:space="preserve">Norme comptable de provisionnement : stage 1, 2 ou 3 selon la dégradation depuis l'origine.</w:t>
+            <w:shd w:fill="F2F4F7" w:color="auto" w:val="clear"/>
+            <w:tcMar>
+              <w:top w:type="dxa" w:w="60"/>
+              <w:left w:type="dxa" w:w="100"/>
+              <w:bottom w:type="dxa" w:w="60"/>
+              <w:right w:type="dxa" w:w="100"/>
+            </w:tcMar>
+          </w:tcPr>
+          <w:p>
+            <w:r>
+              <w:rPr>
+                <w:sz w:val="18"/>
+                <w:szCs w:val="18"/>
+              </w:rPr>
+              <w:t xml:space="preserve">Debt Service Reserve Account : compte bloqué équivalant à plusieurs mois d'échéances.</w:t>
             </w:r>
           </w:p>
         </w:tc>
@@ -14946,20 +15993,21 @@
               <w:bottom w:val="single" w:color="C6CED8" w:sz="4"/>
               <w:right w:val="single" w:color="C6CED8" w:sz="4"/>
             </w:tcBorders>
-            <w:tcMar>
-              <w:top w:type="dxa" w:w="60"/>
-              <w:left w:type="dxa" w:w="100"/>
-              <w:bottom w:type="dxa" w:w="60"/>
-              <w:right w:type="dxa" w:w="100"/>
-            </w:tcMar>
-          </w:tcPr>
-          <w:p>
-            <w:r>
-              <w:rPr>
-                <w:sz w:val="18"/>
-                <w:szCs w:val="18"/>
-              </w:rPr>
-              <w:t xml:space="preserve">Un prêt noté 6 depuis l'origine reste en stage 1 ; un prêt passé de 9 à 6 peut aller en stage 2.</w:t>
+            <w:shd w:fill="F2F4F7" w:color="auto" w:val="clear"/>
+            <w:tcMar>
+              <w:top w:type="dxa" w:w="60"/>
+              <w:left w:type="dxa" w:w="100"/>
+              <w:bottom w:type="dxa" w:w="60"/>
+              <w:right w:type="dxa" w:w="100"/>
+            </w:tcMar>
+          </w:tcPr>
+          <w:p>
+            <w:r>
+              <w:rPr>
+                <w:sz w:val="18"/>
+                <w:szCs w:val="18"/>
+              </w:rPr>
+              <w:t xml:space="preserve">6 mois de DSRA sur une échéance semestrielle de 19,45 MMAD = 19,45 MMAD bloqués.</w:t>
             </w:r>
           </w:p>
         </w:tc>
@@ -14974,21 +16022,20 @@
               <w:bottom w:val="single" w:color="C6CED8" w:sz="4"/>
               <w:right w:val="single" w:color="C6CED8" w:sz="4"/>
             </w:tcBorders>
-            <w:shd w:fill="F2F4F7" w:color="auto" w:val="clear"/>
-            <w:tcMar>
-              <w:top w:type="dxa" w:w="60"/>
-              <w:left w:type="dxa" w:w="100"/>
-              <w:bottom w:type="dxa" w:w="60"/>
-              <w:right w:type="dxa" w:w="100"/>
-            </w:tcMar>
-          </w:tcPr>
-          <w:p>
-            <w:r>
-              <w:rPr>
-                <w:sz w:val="18"/>
-                <w:szCs w:val="18"/>
-              </w:rPr>
-              <w:t xml:space="preserve">IGOC</w:t>
+            <w:tcMar>
+              <w:top w:type="dxa" w:w="60"/>
+              <w:left w:type="dxa" w:w="100"/>
+              <w:bottom w:type="dxa" w:w="60"/>
+              <w:right w:type="dxa" w:w="100"/>
+            </w:tcMar>
+          </w:tcPr>
+          <w:p>
+            <w:r>
+              <w:rPr>
+                <w:sz w:val="18"/>
+                <w:szCs w:val="18"/>
+              </w:rPr>
+              <w:t xml:space="preserve">EBITDA</w:t>
             </w:r>
           </w:p>
         </w:tc>
@@ -15001,21 +16048,20 @@
               <w:bottom w:val="single" w:color="C6CED8" w:sz="4"/>
               <w:right w:val="single" w:color="C6CED8" w:sz="4"/>
             </w:tcBorders>
-            <w:shd w:fill="F2F4F7" w:color="auto" w:val="clear"/>
-            <w:tcMar>
-              <w:top w:type="dxa" w:w="60"/>
-              <w:left w:type="dxa" w:w="100"/>
-              <w:bottom w:type="dxa" w:w="60"/>
-              <w:right w:type="dxa" w:w="100"/>
-            </w:tcMar>
-          </w:tcPr>
-          <w:p>
-            <w:r>
-              <w:rPr>
-                <w:sz w:val="18"/>
-                <w:szCs w:val="18"/>
-              </w:rPr>
-              <w:t xml:space="preserve">Instruction générale des opérations de change de l'Office des changes.</w:t>
+            <w:tcMar>
+              <w:top w:type="dxa" w:w="60"/>
+              <w:left w:type="dxa" w:w="100"/>
+              <w:bottom w:type="dxa" w:w="60"/>
+              <w:right w:type="dxa" w:w="100"/>
+            </w:tcMar>
+          </w:tcPr>
+          <w:p>
+            <w:r>
+              <w:rPr>
+                <w:sz w:val="18"/>
+                <w:szCs w:val="18"/>
+              </w:rPr>
+              <w:t xml:space="preserve">Résultat d'exploitation avant amortissements, intérêts et impôts.</w:t>
             </w:r>
           </w:p>
         </w:tc>
@@ -15028,21 +16074,20 @@
               <w:bottom w:val="single" w:color="C6CED8" w:sz="4"/>
               <w:right w:val="single" w:color="C6CED8" w:sz="4"/>
             </w:tcBorders>
-            <w:shd w:fill="F2F4F7" w:color="auto" w:val="clear"/>
-            <w:tcMar>
-              <w:top w:type="dxa" w:w="60"/>
-              <w:left w:type="dxa" w:w="100"/>
-              <w:bottom w:type="dxa" w:w="60"/>
-              <w:right w:type="dxa" w:w="100"/>
-            </w:tcMar>
-          </w:tcPr>
-          <w:p>
-            <w:r>
-              <w:rPr>
-                <w:sz w:val="18"/>
-                <w:szCs w:val="18"/>
-              </w:rPr>
-              <w:t xml:space="preserve">Éligibilité d'un emprunt en devises et de sa couverture.</w:t>
+            <w:tcMar>
+              <w:top w:type="dxa" w:w="60"/>
+              <w:left w:type="dxa" w:w="100"/>
+              <w:bottom w:type="dxa" w:w="60"/>
+              <w:right w:type="dxa" w:w="100"/>
+            </w:tcMar>
+          </w:tcPr>
+          <w:p>
+            <w:r>
+              <w:rPr>
+                <w:sz w:val="18"/>
+                <w:szCs w:val="18"/>
+              </w:rPr>
+              <w:t xml:space="preserve">Recettes 73 − charges 11 = EBITDA 62 MMAD.</w:t>
             </w:r>
           </w:p>
         </w:tc>
@@ -15057,20 +16102,21 @@
               <w:bottom w:val="single" w:color="C6CED8" w:sz="4"/>
               <w:right w:val="single" w:color="C6CED8" w:sz="4"/>
             </w:tcBorders>
-            <w:tcMar>
-              <w:top w:type="dxa" w:w="60"/>
-              <w:left w:type="dxa" w:w="100"/>
-              <w:bottom w:type="dxa" w:w="60"/>
-              <w:right w:type="dxa" w:w="100"/>
-            </w:tcMar>
-          </w:tcPr>
-          <w:p>
-            <w:r>
-              <w:rPr>
-                <w:sz w:val="18"/>
-                <w:szCs w:val="18"/>
-              </w:rPr>
-              <w:t xml:space="preserve">Information insuffisante</w:t>
+            <w:shd w:fill="F2F4F7" w:color="auto" w:val="clear"/>
+            <w:tcMar>
+              <w:top w:type="dxa" w:w="60"/>
+              <w:left w:type="dxa" w:w="100"/>
+              <w:bottom w:type="dxa" w:w="60"/>
+              <w:right w:type="dxa" w:w="100"/>
+            </w:tcMar>
+          </w:tcPr>
+          <w:p>
+            <w:r>
+              <w:rPr>
+                <w:sz w:val="18"/>
+                <w:szCs w:val="18"/>
+              </w:rPr>
+              <w:t xml:space="preserve">EPC</w:t>
             </w:r>
           </w:p>
         </w:tc>
@@ -15083,20 +16129,21 @@
               <w:bottom w:val="single" w:color="C6CED8" w:sz="4"/>
               <w:right w:val="single" w:color="C6CED8" w:sz="4"/>
             </w:tcBorders>
-            <w:tcMar>
-              <w:top w:type="dxa" w:w="60"/>
-              <w:left w:type="dxa" w:w="100"/>
-              <w:bottom w:type="dxa" w:w="60"/>
-              <w:right w:type="dxa" w:w="100"/>
-            </w:tcMar>
-          </w:tcPr>
-          <w:p>
-            <w:r>
-              <w:rPr>
-                <w:sz w:val="18"/>
-                <w:szCs w:val="18"/>
-              </w:rPr>
-              <w:t xml:space="preserve">La pièce qui permettrait de juger manque. Comptée comme Critique (20), note provisoire.</w:t>
+            <w:shd w:fill="F2F4F7" w:color="auto" w:val="clear"/>
+            <w:tcMar>
+              <w:top w:type="dxa" w:w="60"/>
+              <w:left w:type="dxa" w:w="100"/>
+              <w:bottom w:type="dxa" w:w="60"/>
+              <w:right w:type="dxa" w:w="100"/>
+            </w:tcMar>
+          </w:tcPr>
+          <w:p>
+            <w:r>
+              <w:rPr>
+                <w:sz w:val="18"/>
+                <w:szCs w:val="18"/>
+              </w:rPr>
+              <w:t xml:space="preserve">Engineering, Procurement, Construction : contrat clé-en-main confiant toute la construction à un seul constructeur.</w:t>
             </w:r>
           </w:p>
         </w:tc>
@@ -15109,20 +16156,21 @@
               <w:bottom w:val="single" w:color="C6CED8" w:sz="4"/>
               <w:right w:val="single" w:color="C6CED8" w:sz="4"/>
             </w:tcBorders>
-            <w:tcMar>
-              <w:top w:type="dxa" w:w="60"/>
-              <w:left w:type="dxa" w:w="100"/>
-              <w:bottom w:type="dxa" w:w="60"/>
-              <w:right w:type="dxa" w:w="100"/>
-            </w:tcMar>
-          </w:tcPr>
-          <w:p>
-            <w:r>
-              <w:rPr>
-                <w:sz w:val="18"/>
-                <w:szCs w:val="18"/>
-              </w:rPr>
-              <w:t xml:space="preserve">L'étude d'impact social n'a pas été remise (cas SAN).</w:t>
+            <w:shd w:fill="F2F4F7" w:color="auto" w:val="clear"/>
+            <w:tcMar>
+              <w:top w:type="dxa" w:w="60"/>
+              <w:left w:type="dxa" w:w="100"/>
+              <w:bottom w:type="dxa" w:w="60"/>
+              <w:right w:type="dxa" w:w="100"/>
+            </w:tcMar>
+          </w:tcPr>
+          <w:p>
+            <w:r>
+              <w:rPr>
+                <w:sz w:val="18"/>
+                <w:szCs w:val="18"/>
+              </w:rPr>
+              <w:t xml:space="preserve">Le constructeur livre la centrale à prix et date garantis, sinon il paie des pénalités.</w:t>
             </w:r>
           </w:p>
         </w:tc>
@@ -15137,21 +16185,20 @@
               <w:bottom w:val="single" w:color="C6CED8" w:sz="4"/>
               <w:right w:val="single" w:color="C6CED8" w:sz="4"/>
             </w:tcBorders>
-            <w:shd w:fill="F2F4F7" w:color="auto" w:val="clear"/>
-            <w:tcMar>
-              <w:top w:type="dxa" w:w="60"/>
-              <w:left w:type="dxa" w:w="100"/>
-              <w:bottom w:type="dxa" w:w="60"/>
-              <w:right w:type="dxa" w:w="100"/>
-            </w:tcMar>
-          </w:tcPr>
-          <w:p>
-            <w:r>
-              <w:rPr>
-                <w:sz w:val="18"/>
-                <w:szCs w:val="18"/>
-              </w:rPr>
-              <w:t xml:space="preserve">Ingénieur indépendant</w:t>
+            <w:tcMar>
+              <w:top w:type="dxa" w:w="60"/>
+              <w:left w:type="dxa" w:w="100"/>
+              <w:bottom w:type="dxa" w:w="60"/>
+              <w:right w:type="dxa" w:w="100"/>
+            </w:tcMar>
+          </w:tcPr>
+          <w:p>
+            <w:r>
+              <w:rPr>
+                <w:sz w:val="18"/>
+                <w:szCs w:val="18"/>
+              </w:rPr>
+              <w:t xml:space="preserve">ESG</w:t>
             </w:r>
           </w:p>
         </w:tc>
@@ -15164,21 +16211,20 @@
               <w:bottom w:val="single" w:color="C6CED8" w:sz="4"/>
               <w:right w:val="single" w:color="C6CED8" w:sz="4"/>
             </w:tcBorders>
-            <w:shd w:fill="F2F4F7" w:color="auto" w:val="clear"/>
-            <w:tcMar>
-              <w:top w:type="dxa" w:w="60"/>
-              <w:left w:type="dxa" w:w="100"/>
-              <w:bottom w:type="dxa" w:w="60"/>
-              <w:right w:type="dxa" w:w="100"/>
-            </w:tcMar>
-          </w:tcPr>
-          <w:p>
-            <w:r>
-              <w:rPr>
-                <w:sz w:val="18"/>
-                <w:szCs w:val="18"/>
-              </w:rPr>
-              <w:t xml:space="preserve">Expert technique mandaté par les prêteurs pour vérifier conception, coûts, planning et avancement.</w:t>
+            <w:tcMar>
+              <w:top w:type="dxa" w:w="60"/>
+              <w:left w:type="dxa" w:w="100"/>
+              <w:bottom w:type="dxa" w:w="60"/>
+              <w:right w:type="dxa" w:w="100"/>
+            </w:tcMar>
+          </w:tcPr>
+          <w:p>
+            <w:r>
+              <w:rPr>
+                <w:sz w:val="18"/>
+                <w:szCs w:val="18"/>
+              </w:rPr>
+              <w:t xml:space="preserve">Environnement, Social, Gouvernance.</w:t>
             </w:r>
           </w:p>
         </w:tc>
@@ -15191,21 +16237,20 @@
               <w:bottom w:val="single" w:color="C6CED8" w:sz="4"/>
               <w:right w:val="single" w:color="C6CED8" w:sz="4"/>
             </w:tcBorders>
-            <w:shd w:fill="F2F4F7" w:color="auto" w:val="clear"/>
-            <w:tcMar>
-              <w:top w:type="dxa" w:w="60"/>
-              <w:left w:type="dxa" w:w="100"/>
-              <w:bottom w:type="dxa" w:w="60"/>
-              <w:right w:type="dxa" w:w="100"/>
-            </w:tcMar>
-          </w:tcPr>
-          <w:p>
-            <w:r>
-              <w:rPr>
-                <w:sz w:val="18"/>
-                <w:szCs w:val="18"/>
-              </w:rPr>
-              <w:t xml:space="preserve">Rapport mensuel de l'ingénieur indépendant pendant la construction.</w:t>
+            <w:tcMar>
+              <w:top w:type="dxa" w:w="60"/>
+              <w:left w:type="dxa" w:w="100"/>
+              <w:bottom w:type="dxa" w:w="60"/>
+              <w:right w:type="dxa" w:w="100"/>
+            </w:tcMar>
+          </w:tcPr>
+          <w:p>
+            <w:r>
+              <w:rPr>
+                <w:sz w:val="18"/>
+                <w:szCs w:val="18"/>
+              </w:rPr>
+              <w:t xml:space="preserve">Étude d'impact environnemental, consultation des riverains, système de suivi.</w:t>
             </w:r>
           </w:p>
         </w:tc>
@@ -15220,20 +16265,21 @@
               <w:bottom w:val="single" w:color="C6CED8" w:sz="4"/>
               <w:right w:val="single" w:color="C6CED8" w:sz="4"/>
             </w:tcBorders>
-            <w:tcMar>
-              <w:top w:type="dxa" w:w="60"/>
-              <w:left w:type="dxa" w:w="100"/>
-              <w:bottom w:type="dxa" w:w="60"/>
-              <w:right w:type="dxa" w:w="100"/>
-            </w:tcMar>
-          </w:tcPr>
-          <w:p>
-            <w:r>
-              <w:rPr>
-                <w:sz w:val="18"/>
-                <w:szCs w:val="18"/>
-              </w:rPr>
-              <w:t xml:space="preserve">LBC-FT</w:t>
+            <w:shd w:fill="F2F4F7" w:color="auto" w:val="clear"/>
+            <w:tcMar>
+              <w:top w:type="dxa" w:w="60"/>
+              <w:left w:type="dxa" w:w="100"/>
+              <w:bottom w:type="dxa" w:w="60"/>
+              <w:right w:type="dxa" w:w="100"/>
+            </w:tcMar>
+          </w:tcPr>
+          <w:p>
+            <w:r>
+              <w:rPr>
+                <w:sz w:val="18"/>
+                <w:szCs w:val="18"/>
+              </w:rPr>
+              <w:t xml:space="preserve">Exposition</w:t>
             </w:r>
           </w:p>
         </w:tc>
@@ -15246,20 +16292,21 @@
               <w:bottom w:val="single" w:color="C6CED8" w:sz="4"/>
               <w:right w:val="single" w:color="C6CED8" w:sz="4"/>
             </w:tcBorders>
-            <w:tcMar>
-              <w:top w:type="dxa" w:w="60"/>
-              <w:left w:type="dxa" w:w="100"/>
-              <w:bottom w:type="dxa" w:w="60"/>
-              <w:right w:type="dxa" w:w="100"/>
-            </w:tcMar>
-          </w:tcPr>
-          <w:p>
-            <w:r>
-              <w:rPr>
-                <w:sz w:val="18"/>
-                <w:szCs w:val="18"/>
-              </w:rPr>
-              <w:t xml:space="preserve">Lutte contre le blanchiment de capitaux et le financement du terrorisme.</w:t>
+            <w:shd w:fill="F2F4F7" w:color="auto" w:val="clear"/>
+            <w:tcMar>
+              <w:top w:type="dxa" w:w="60"/>
+              <w:left w:type="dxa" w:w="100"/>
+              <w:bottom w:type="dxa" w:w="60"/>
+              <w:right w:type="dxa" w:w="100"/>
+            </w:tcMar>
+          </w:tcPr>
+          <w:p>
+            <w:r>
+              <w:rPr>
+                <w:sz w:val="18"/>
+                <w:szCs w:val="18"/>
+              </w:rPr>
+              <w:t xml:space="preserve">Montant total engagé par la banque sur le projet.</w:t>
             </w:r>
           </w:p>
         </w:tc>
@@ -15272,20 +16319,21 @@
               <w:bottom w:val="single" w:color="C6CED8" w:sz="4"/>
               <w:right w:val="single" w:color="C6CED8" w:sz="4"/>
             </w:tcBorders>
-            <w:tcMar>
-              <w:top w:type="dxa" w:w="60"/>
-              <w:left w:type="dxa" w:w="100"/>
-              <w:bottom w:type="dxa" w:w="60"/>
-              <w:right w:type="dxa" w:w="100"/>
-            </w:tcMar>
-          </w:tcPr>
-          <w:p>
-            <w:r>
-              <w:rPr>
-                <w:sz w:val="18"/>
-                <w:szCs w:val="18"/>
-              </w:rPr>
-              <w:t xml:space="preserve">Contrepartie signalée par le dispositif de conformité : exclusion X3.</w:t>
+            <w:shd w:fill="F2F4F7" w:color="auto" w:val="clear"/>
+            <w:tcMar>
+              <w:top w:type="dxa" w:w="60"/>
+              <w:left w:type="dxa" w:w="100"/>
+              <w:bottom w:type="dxa" w:w="60"/>
+              <w:right w:type="dxa" w:w="100"/>
+            </w:tcMar>
+          </w:tcPr>
+          <w:p>
+            <w:r>
+              <w:rPr>
+                <w:sz w:val="18"/>
+                <w:szCs w:val="18"/>
+              </w:rPr>
+              <w:t xml:space="preserve">465 MMAD de crédits accordés par la banque.</w:t>
             </w:r>
           </w:p>
         </w:tc>
@@ -15300,21 +16348,20 @@
               <w:bottom w:val="single" w:color="C6CED8" w:sz="4"/>
               <w:right w:val="single" w:color="C6CED8" w:sz="4"/>
             </w:tcBorders>
-            <w:shd w:fill="F2F4F7" w:color="auto" w:val="clear"/>
-            <w:tcMar>
-              <w:top w:type="dxa" w:w="60"/>
-              <w:left w:type="dxa" w:w="100"/>
-              <w:bottom w:type="dxa" w:w="60"/>
-              <w:right w:type="dxa" w:w="100"/>
-            </w:tcMar>
-          </w:tcPr>
-          <w:p>
-            <w:r>
-              <w:rPr>
-                <w:sz w:val="18"/>
-                <w:szCs w:val="18"/>
-              </w:rPr>
-              <w:t xml:space="preserve">Levier, quote-part de dette</w:t>
+            <w:tcMar>
+              <w:top w:type="dxa" w:w="60"/>
+              <w:left w:type="dxa" w:w="100"/>
+              <w:bottom w:type="dxa" w:w="60"/>
+              <w:right w:type="dxa" w:w="100"/>
+            </w:tcMar>
+          </w:tcPr>
+          <w:p>
+            <w:r>
+              <w:rPr>
+                <w:sz w:val="18"/>
+                <w:szCs w:val="18"/>
+              </w:rPr>
+              <w:t xml:space="preserve">Financement à terminaison</w:t>
             </w:r>
           </w:p>
         </w:tc>
@@ -15327,21 +16374,20 @@
               <w:bottom w:val="single" w:color="C6CED8" w:sz="4"/>
               <w:right w:val="single" w:color="C6CED8" w:sz="4"/>
             </w:tcBorders>
-            <w:shd w:fill="F2F4F7" w:color="auto" w:val="clear"/>
-            <w:tcMar>
-              <w:top w:type="dxa" w:w="60"/>
-              <w:left w:type="dxa" w:w="100"/>
-              <w:bottom w:type="dxa" w:w="60"/>
-              <w:right w:type="dxa" w:w="100"/>
-            </w:tcMar>
-          </w:tcPr>
-          <w:p>
-            <w:r>
-              <w:rPr>
-                <w:sz w:val="18"/>
-                <w:szCs w:val="18"/>
-              </w:rPr>
-              <w:t xml:space="preserve">Part du coût du projet financée par la dette.</w:t>
+            <w:tcMar>
+              <w:top w:type="dxa" w:w="60"/>
+              <w:left w:type="dxa" w:w="100"/>
+              <w:bottom w:type="dxa" w:w="60"/>
+              <w:right w:type="dxa" w:w="100"/>
+            </w:tcMar>
+          </w:tcPr>
+          <w:p>
+            <w:r>
+              <w:rPr>
+                <w:sz w:val="18"/>
+                <w:szCs w:val="18"/>
+              </w:rPr>
+              <w:t xml:space="preserve">En construction : les ressources engagées couvrent-elles tout le besoin jusqu'à la mise en service ?</w:t>
             </w:r>
           </w:p>
         </w:tc>
@@ -15354,21 +16400,20 @@
               <w:bottom w:val="single" w:color="C6CED8" w:sz="4"/>
               <w:right w:val="single" w:color="C6CED8" w:sz="4"/>
             </w:tcBorders>
-            <w:shd w:fill="F2F4F7" w:color="auto" w:val="clear"/>
-            <w:tcMar>
-              <w:top w:type="dxa" w:w="60"/>
-              <w:left w:type="dxa" w:w="100"/>
-              <w:bottom w:type="dxa" w:w="60"/>
-              <w:right w:type="dxa" w:w="100"/>
-            </w:tcMar>
-          </w:tcPr>
-          <w:p>
-            <w:r>
-              <w:rPr>
-                <w:sz w:val="18"/>
-                <w:szCs w:val="18"/>
-              </w:rPr>
-              <w:t xml:space="preserve">465 de dette pour 707 de coût = 66 %.</w:t>
+            <w:tcMar>
+              <w:top w:type="dxa" w:w="60"/>
+              <w:left w:type="dxa" w:w="100"/>
+              <w:bottom w:type="dxa" w:w="60"/>
+              <w:right w:type="dxa" w:w="100"/>
+            </w:tcMar>
+          </w:tcPr>
+          <w:p>
+            <w:r>
+              <w:rPr>
+                <w:sz w:val="18"/>
+                <w:szCs w:val="18"/>
+              </w:rPr>
+              <w:t xml:space="preserve">Ressources 747 ÷ besoin 707 = 105,7 %.</w:t>
             </w:r>
           </w:p>
         </w:tc>
@@ -15383,20 +16428,21 @@
               <w:bottom w:val="single" w:color="C6CED8" w:sz="4"/>
               <w:right w:val="single" w:color="C6CED8" w:sz="4"/>
             </w:tcBorders>
-            <w:tcMar>
-              <w:top w:type="dxa" w:w="60"/>
-              <w:left w:type="dxa" w:w="100"/>
-              <w:bottom w:type="dxa" w:w="60"/>
-              <w:right w:type="dxa" w:w="100"/>
-            </w:tcMar>
-          </w:tcPr>
-          <w:p>
-            <w:r>
-              <w:rPr>
-                <w:sz w:val="18"/>
-                <w:szCs w:val="18"/>
-              </w:rPr>
-              <w:t xml:space="preserve">LGD</w:t>
+            <w:shd w:fill="F2F4F7" w:color="auto" w:val="clear"/>
+            <w:tcMar>
+              <w:top w:type="dxa" w:w="60"/>
+              <w:left w:type="dxa" w:w="100"/>
+              <w:bottom w:type="dxa" w:w="60"/>
+              <w:right w:type="dxa" w:w="100"/>
+            </w:tcMar>
+          </w:tcPr>
+          <w:p>
+            <w:r>
+              <w:rPr>
+                <w:sz w:val="18"/>
+                <w:szCs w:val="18"/>
+              </w:rPr>
+              <w:t xml:space="preserve">ICAAP</w:t>
             </w:r>
           </w:p>
         </w:tc>
@@ -15409,20 +16455,21 @@
               <w:bottom w:val="single" w:color="C6CED8" w:sz="4"/>
               <w:right w:val="single" w:color="C6CED8" w:sz="4"/>
             </w:tcBorders>
-            <w:tcMar>
-              <w:top w:type="dxa" w:w="60"/>
-              <w:left w:type="dxa" w:w="100"/>
-              <w:bottom w:type="dxa" w:w="60"/>
-              <w:right w:type="dxa" w:w="100"/>
-            </w:tcMar>
-          </w:tcPr>
-          <w:p>
-            <w:r>
-              <w:rPr>
-                <w:sz w:val="18"/>
-                <w:szCs w:val="18"/>
-              </w:rPr>
-              <w:t xml:space="preserve">Perte en cas de défaut, après récupérations.</w:t>
+            <w:shd w:fill="F2F4F7" w:color="auto" w:val="clear"/>
+            <w:tcMar>
+              <w:top w:type="dxa" w:w="60"/>
+              <w:left w:type="dxa" w:w="100"/>
+              <w:bottom w:type="dxa" w:w="60"/>
+              <w:right w:type="dxa" w:w="100"/>
+            </w:tcMar>
+          </w:tcPr>
+          <w:p>
+            <w:r>
+              <w:rPr>
+                <w:sz w:val="18"/>
+                <w:szCs w:val="18"/>
+              </w:rPr>
+              <w:t xml:space="preserve">Processus interne d'évaluation de l'adéquation des fonds propres.</w:t>
             </w:r>
           </w:p>
         </w:tc>
@@ -15435,20 +16482,21 @@
               <w:bottom w:val="single" w:color="C6CED8" w:sz="4"/>
               <w:right w:val="single" w:color="C6CED8" w:sz="4"/>
             </w:tcBorders>
-            <w:tcMar>
-              <w:top w:type="dxa" w:w="60"/>
-              <w:left w:type="dxa" w:w="100"/>
-              <w:bottom w:type="dxa" w:w="60"/>
-              <w:right w:type="dxa" w:w="100"/>
-            </w:tcMar>
-          </w:tcPr>
-          <w:p>
-            <w:r>
-              <w:rPr>
-                <w:sz w:val="18"/>
-                <w:szCs w:val="18"/>
-              </w:rPr>
-              <w:t xml:space="preserve">Sûretés solides : LGD de 25 %.</w:t>
+            <w:shd w:fill="F2F4F7" w:color="auto" w:val="clear"/>
+            <w:tcMar>
+              <w:top w:type="dxa" w:w="60"/>
+              <w:left w:type="dxa" w:w="100"/>
+              <w:bottom w:type="dxa" w:w="60"/>
+              <w:right w:type="dxa" w:w="100"/>
+            </w:tcMar>
+          </w:tcPr>
+          <w:p>
+            <w:r>
+              <w:rPr>
+                <w:sz w:val="18"/>
+                <w:szCs w:val="18"/>
+              </w:rPr>
+              <w:t xml:space="preserve">Stress de portefeuille sur un même acheteur public.</w:t>
             </w:r>
           </w:p>
         </w:tc>
@@ -15463,21 +16511,20 @@
               <w:bottom w:val="single" w:color="C6CED8" w:sz="4"/>
               <w:right w:val="single" w:color="C6CED8" w:sz="4"/>
             </w:tcBorders>
-            <w:shd w:fill="F2F4F7" w:color="auto" w:val="clear"/>
-            <w:tcMar>
-              <w:top w:type="dxa" w:w="60"/>
-              <w:left w:type="dxa" w:w="100"/>
-              <w:bottom w:type="dxa" w:w="60"/>
-              <w:right w:type="dxa" w:w="100"/>
-            </w:tcMar>
-          </w:tcPr>
-          <w:p>
-            <w:r>
-              <w:rPr>
-                <w:sz w:val="18"/>
-                <w:szCs w:val="18"/>
-              </w:rPr>
-              <w:t xml:space="preserve">Ligne de campagne</w:t>
+            <w:tcMar>
+              <w:top w:type="dxa" w:w="60"/>
+              <w:left w:type="dxa" w:w="100"/>
+              <w:bottom w:type="dxa" w:w="60"/>
+              <w:right w:type="dxa" w:w="100"/>
+            </w:tcMar>
+          </w:tcPr>
+          <w:p>
+            <w:r>
+              <w:rPr>
+                <w:sz w:val="18"/>
+                <w:szCs w:val="18"/>
+              </w:rPr>
+              <w:t xml:space="preserve">IFRS 9 (stage)</w:t>
             </w:r>
           </w:p>
         </w:tc>
@@ -15490,21 +16537,20 @@
               <w:bottom w:val="single" w:color="C6CED8" w:sz="4"/>
               <w:right w:val="single" w:color="C6CED8" w:sz="4"/>
             </w:tcBorders>
-            <w:shd w:fill="F2F4F7" w:color="auto" w:val="clear"/>
-            <w:tcMar>
-              <w:top w:type="dxa" w:w="60"/>
-              <w:left w:type="dxa" w:w="100"/>
-              <w:bottom w:type="dxa" w:w="60"/>
-              <w:right w:type="dxa" w:w="100"/>
-            </w:tcMar>
-          </w:tcPr>
-          <w:p>
-            <w:r>
-              <w:rPr>
-                <w:sz w:val="18"/>
-                <w:szCs w:val="18"/>
-              </w:rPr>
-              <w:t xml:space="preserve">Crédit court terme qui finance le creux saisonnier.</w:t>
+            <w:tcMar>
+              <w:top w:type="dxa" w:w="60"/>
+              <w:left w:type="dxa" w:w="100"/>
+              <w:bottom w:type="dxa" w:w="60"/>
+              <w:right w:type="dxa" w:w="100"/>
+            </w:tcMar>
+          </w:tcPr>
+          <w:p>
+            <w:r>
+              <w:rPr>
+                <w:sz w:val="18"/>
+                <w:szCs w:val="18"/>
+              </w:rPr>
+              <w:t xml:space="preserve">Norme comptable de provisionnement : stage 1, 2 ou 3 selon la dégradation depuis l'origine.</w:t>
             </w:r>
           </w:p>
         </w:tc>
@@ -15517,21 +16563,20 @@
               <w:bottom w:val="single" w:color="C6CED8" w:sz="4"/>
               <w:right w:val="single" w:color="C6CED8" w:sz="4"/>
             </w:tcBorders>
-            <w:shd w:fill="F2F4F7" w:color="auto" w:val="clear"/>
-            <w:tcMar>
-              <w:top w:type="dxa" w:w="60"/>
-              <w:left w:type="dxa" w:w="100"/>
-              <w:bottom w:type="dxa" w:w="60"/>
-              <w:right w:type="dxa" w:w="100"/>
-            </w:tcMar>
-          </w:tcPr>
-          <w:p>
-            <w:r>
-              <w:rPr>
-                <w:sz w:val="18"/>
-                <w:szCs w:val="18"/>
-              </w:rPr>
-              <w:t xml:space="preserve">25 MMAD mobilisables pendant l'intercampagne.</w:t>
+            <w:tcMar>
+              <w:top w:type="dxa" w:w="60"/>
+              <w:left w:type="dxa" w:w="100"/>
+              <w:bottom w:type="dxa" w:w="60"/>
+              <w:right w:type="dxa" w:w="100"/>
+            </w:tcMar>
+          </w:tcPr>
+          <w:p>
+            <w:r>
+              <w:rPr>
+                <w:sz w:val="18"/>
+                <w:szCs w:val="18"/>
+              </w:rPr>
+              <w:t xml:space="preserve">Un prêt noté 6 depuis l'origine reste en stage 1 ; un prêt passé de 9 à 6 peut aller en stage 2.</w:t>
             </w:r>
           </w:p>
         </w:tc>
@@ -15546,20 +16591,21 @@
               <w:bottom w:val="single" w:color="C6CED8" w:sz="4"/>
               <w:right w:val="single" w:color="C6CED8" w:sz="4"/>
             </w:tcBorders>
-            <w:tcMar>
-              <w:top w:type="dxa" w:w="60"/>
-              <w:left w:type="dxa" w:w="100"/>
-              <w:bottom w:type="dxa" w:w="60"/>
-              <w:right w:type="dxa" w:w="100"/>
-            </w:tcMar>
-          </w:tcPr>
-          <w:p>
-            <w:r>
-              <w:rPr>
-                <w:sz w:val="18"/>
-                <w:szCs w:val="18"/>
-              </w:rPr>
-              <w:t xml:space="preserve">LLCR</w:t>
+            <w:shd w:fill="F2F4F7" w:color="auto" w:val="clear"/>
+            <w:tcMar>
+              <w:top w:type="dxa" w:w="60"/>
+              <w:left w:type="dxa" w:w="100"/>
+              <w:bottom w:type="dxa" w:w="60"/>
+              <w:right w:type="dxa" w:w="100"/>
+            </w:tcMar>
+          </w:tcPr>
+          <w:p>
+            <w:r>
+              <w:rPr>
+                <w:sz w:val="18"/>
+                <w:szCs w:val="18"/>
+              </w:rPr>
+              <w:t xml:space="preserve">IGOC</w:t>
             </w:r>
           </w:p>
         </w:tc>
@@ -15572,20 +16618,21 @@
               <w:bottom w:val="single" w:color="C6CED8" w:sz="4"/>
               <w:right w:val="single" w:color="C6CED8" w:sz="4"/>
             </w:tcBorders>
-            <w:tcMar>
-              <w:top w:type="dxa" w:w="60"/>
-              <w:left w:type="dxa" w:w="100"/>
-              <w:bottom w:type="dxa" w:w="60"/>
-              <w:right w:type="dxa" w:w="100"/>
-            </w:tcMar>
-          </w:tcPr>
-          <w:p>
-            <w:r>
-              <w:rPr>
-                <w:sz w:val="18"/>
-                <w:szCs w:val="18"/>
-              </w:rPr>
-              <w:t xml:space="preserve">Loan Life Coverage Ratio : valeur actuelle des CFADS sur la durée du prêt ÷ dette restante.</w:t>
+            <w:shd w:fill="F2F4F7" w:color="auto" w:val="clear"/>
+            <w:tcMar>
+              <w:top w:type="dxa" w:w="60"/>
+              <w:left w:type="dxa" w:w="100"/>
+              <w:bottom w:type="dxa" w:w="60"/>
+              <w:right w:type="dxa" w:w="100"/>
+            </w:tcMar>
+          </w:tcPr>
+          <w:p>
+            <w:r>
+              <w:rPr>
+                <w:sz w:val="18"/>
+                <w:szCs w:val="18"/>
+              </w:rPr>
+              <w:t xml:space="preserve">Instruction générale des opérations de change de l'Office des changes.</w:t>
             </w:r>
           </w:p>
         </w:tc>
@@ -15598,20 +16645,21 @@
               <w:bottom w:val="single" w:color="C6CED8" w:sz="4"/>
               <w:right w:val="single" w:color="C6CED8" w:sz="4"/>
             </w:tcBorders>
-            <w:tcMar>
-              <w:top w:type="dxa" w:w="60"/>
-              <w:left w:type="dxa" w:w="100"/>
-              <w:bottom w:type="dxa" w:w="60"/>
-              <w:right w:type="dxa" w:w="100"/>
-            </w:tcMar>
-          </w:tcPr>
-          <w:p>
-            <w:r>
-              <w:rPr>
-                <w:sz w:val="18"/>
-                <w:szCs w:val="18"/>
-              </w:rPr>
-              <w:t xml:space="preserve">Valeur actuelle des flux 680 ÷ dette 500 = 1,36.</w:t>
+            <w:shd w:fill="F2F4F7" w:color="auto" w:val="clear"/>
+            <w:tcMar>
+              <w:top w:type="dxa" w:w="60"/>
+              <w:left w:type="dxa" w:w="100"/>
+              <w:bottom w:type="dxa" w:w="60"/>
+              <w:right w:type="dxa" w:w="100"/>
+            </w:tcMar>
+          </w:tcPr>
+          <w:p>
+            <w:r>
+              <w:rPr>
+                <w:sz w:val="18"/>
+                <w:szCs w:val="18"/>
+              </w:rPr>
+              <w:t xml:space="preserve">Éligibilité d'un emprunt en devises et de sa couverture.</w:t>
             </w:r>
           </w:p>
         </w:tc>
@@ -15626,21 +16674,20 @@
               <w:bottom w:val="single" w:color="C6CED8" w:sz="4"/>
               <w:right w:val="single" w:color="C6CED8" w:sz="4"/>
             </w:tcBorders>
-            <w:shd w:fill="F2F4F7" w:color="auto" w:val="clear"/>
-            <w:tcMar>
-              <w:top w:type="dxa" w:w="60"/>
-              <w:left w:type="dxa" w:w="100"/>
-              <w:bottom w:type="dxa" w:w="60"/>
-              <w:right w:type="dxa" w:w="100"/>
-            </w:tcMar>
-          </w:tcPr>
-          <w:p>
-            <w:r>
-              <w:rPr>
-                <w:sz w:val="18"/>
-                <w:szCs w:val="18"/>
-              </w:rPr>
-              <w:t xml:space="preserve">LTV / LTC</w:t>
+            <w:tcMar>
+              <w:top w:type="dxa" w:w="60"/>
+              <w:left w:type="dxa" w:w="100"/>
+              <w:bottom w:type="dxa" w:w="60"/>
+              <w:right w:type="dxa" w:w="100"/>
+            </w:tcMar>
+          </w:tcPr>
+          <w:p>
+            <w:r>
+              <w:rPr>
+                <w:sz w:val="18"/>
+                <w:szCs w:val="18"/>
+              </w:rPr>
+              <w:t xml:space="preserve">Information insuffisante</w:t>
             </w:r>
           </w:p>
         </w:tc>
@@ -15653,21 +16700,20 @@
               <w:bottom w:val="single" w:color="C6CED8" w:sz="4"/>
               <w:right w:val="single" w:color="C6CED8" w:sz="4"/>
             </w:tcBorders>
-            <w:shd w:fill="F2F4F7" w:color="auto" w:val="clear"/>
-            <w:tcMar>
-              <w:top w:type="dxa" w:w="60"/>
-              <w:left w:type="dxa" w:w="100"/>
-              <w:bottom w:type="dxa" w:w="60"/>
-              <w:right w:type="dxa" w:w="100"/>
-            </w:tcMar>
-          </w:tcPr>
-          <w:p>
-            <w:r>
-              <w:rPr>
-                <w:sz w:val="18"/>
-                <w:szCs w:val="18"/>
-              </w:rPr>
-              <w:t xml:space="preserve">Loan to Value : dette ÷ valeur de l'actif. Loan to Cost : dette ÷ coût du projet.</w:t>
+            <w:tcMar>
+              <w:top w:type="dxa" w:w="60"/>
+              <w:left w:type="dxa" w:w="100"/>
+              <w:bottom w:type="dxa" w:w="60"/>
+              <w:right w:type="dxa" w:w="100"/>
+            </w:tcMar>
+          </w:tcPr>
+          <w:p>
+            <w:r>
+              <w:rPr>
+                <w:sz w:val="18"/>
+                <w:szCs w:val="18"/>
+              </w:rPr>
+              <w:t xml:space="preserve">La pièce qui permettrait de juger manque. Comptée comme Critique (20), note provisoire.</w:t>
             </w:r>
           </w:p>
         </w:tc>
@@ -15680,21 +16726,20 @@
               <w:bottom w:val="single" w:color="C6CED8" w:sz="4"/>
               <w:right w:val="single" w:color="C6CED8" w:sz="4"/>
             </w:tcBorders>
-            <w:shd w:fill="F2F4F7" w:color="auto" w:val="clear"/>
-            <w:tcMar>
-              <w:top w:type="dxa" w:w="60"/>
-              <w:left w:type="dxa" w:w="100"/>
-              <w:bottom w:type="dxa" w:w="60"/>
-              <w:right w:type="dxa" w:w="100"/>
-            </w:tcMar>
-          </w:tcPr>
-          <w:p>
-            <w:r>
-              <w:rPr>
-                <w:sz w:val="18"/>
-                <w:szCs w:val="18"/>
-              </w:rPr>
-              <w:t xml:space="preserve">Dette 60 pour un immeuble valant 100 : LTV 60 %.</w:t>
+            <w:tcMar>
+              <w:top w:type="dxa" w:w="60"/>
+              <w:left w:type="dxa" w:w="100"/>
+              <w:bottom w:type="dxa" w:w="60"/>
+              <w:right w:type="dxa" w:w="100"/>
+            </w:tcMar>
+          </w:tcPr>
+          <w:p>
+            <w:r>
+              <w:rPr>
+                <w:sz w:val="18"/>
+                <w:szCs w:val="18"/>
+              </w:rPr>
+              <w:t xml:space="preserve">L'étude d'impact social n'a pas été remise (cas SAN).</w:t>
             </w:r>
           </w:p>
         </w:tc>
@@ -15709,20 +16754,21 @@
               <w:bottom w:val="single" w:color="C6CED8" w:sz="4"/>
               <w:right w:val="single" w:color="C6CED8" w:sz="4"/>
             </w:tcBorders>
-            <w:tcMar>
-              <w:top w:type="dxa" w:w="60"/>
-              <w:left w:type="dxa" w:w="100"/>
-              <w:bottom w:type="dxa" w:w="60"/>
-              <w:right w:type="dxa" w:w="100"/>
-            </w:tcMar>
-          </w:tcPr>
-          <w:p>
-            <w:r>
-              <w:rPr>
-                <w:sz w:val="18"/>
-                <w:szCs w:val="18"/>
-              </w:rPr>
-              <w:t xml:space="preserve">Melk, guich, habous</w:t>
+            <w:shd w:fill="F2F4F7" w:color="auto" w:val="clear"/>
+            <w:tcMar>
+              <w:top w:type="dxa" w:w="60"/>
+              <w:left w:type="dxa" w:w="100"/>
+              <w:bottom w:type="dxa" w:w="60"/>
+              <w:right w:type="dxa" w:w="100"/>
+            </w:tcMar>
+          </w:tcPr>
+          <w:p>
+            <w:r>
+              <w:rPr>
+                <w:sz w:val="18"/>
+                <w:szCs w:val="18"/>
+              </w:rPr>
+              <w:t xml:space="preserve">Ingénieur indépendant</w:t>
             </w:r>
           </w:p>
         </w:tc>
@@ -15735,20 +16781,21 @@
               <w:bottom w:val="single" w:color="C6CED8" w:sz="4"/>
               <w:right w:val="single" w:color="C6CED8" w:sz="4"/>
             </w:tcBorders>
-            <w:tcMar>
-              <w:top w:type="dxa" w:w="60"/>
-              <w:left w:type="dxa" w:w="100"/>
-              <w:bottom w:type="dxa" w:w="60"/>
-              <w:right w:type="dxa" w:w="100"/>
-            </w:tcMar>
-          </w:tcPr>
-          <w:p>
-            <w:r>
-              <w:rPr>
-                <w:sz w:val="18"/>
-                <w:szCs w:val="18"/>
-              </w:rPr>
-              <w:t xml:space="preserve">Régimes fonciers marocains : propriété privée non immatriculée, terres de tribus militaires, biens de mainmorte religieuse.</w:t>
+            <w:shd w:fill="F2F4F7" w:color="auto" w:val="clear"/>
+            <w:tcMar>
+              <w:top w:type="dxa" w:w="60"/>
+              <w:left w:type="dxa" w:w="100"/>
+              <w:bottom w:type="dxa" w:w="60"/>
+              <w:right w:type="dxa" w:w="100"/>
+            </w:tcMar>
+          </w:tcPr>
+          <w:p>
+            <w:r>
+              <w:rPr>
+                <w:sz w:val="18"/>
+                <w:szCs w:val="18"/>
+              </w:rPr>
+              <w:t xml:space="preserve">Expert technique mandaté par les prêteurs pour vérifier conception, coûts, planning et avancement.</w:t>
             </w:r>
           </w:p>
         </w:tc>
@@ -15761,20 +16808,21 @@
               <w:bottom w:val="single" w:color="C6CED8" w:sz="4"/>
               <w:right w:val="single" w:color="C6CED8" w:sz="4"/>
             </w:tcBorders>
-            <w:tcMar>
-              <w:top w:type="dxa" w:w="60"/>
-              <w:left w:type="dxa" w:w="100"/>
-              <w:bottom w:type="dxa" w:w="60"/>
-              <w:right w:type="dxa" w:w="100"/>
-            </w:tcMar>
-          </w:tcPr>
-          <w:p>
-            <w:r>
-              <w:rPr>
-                <w:sz w:val="18"/>
-                <w:szCs w:val="18"/>
-              </w:rPr>
-              <w:t xml:space="preserve">Un terrain habous impose des restrictions de cession et de sûreté.</w:t>
+            <w:shd w:fill="F2F4F7" w:color="auto" w:val="clear"/>
+            <w:tcMar>
+              <w:top w:type="dxa" w:w="60"/>
+              <w:left w:type="dxa" w:w="100"/>
+              <w:bottom w:type="dxa" w:w="60"/>
+              <w:right w:type="dxa" w:w="100"/>
+            </w:tcMar>
+          </w:tcPr>
+          <w:p>
+            <w:r>
+              <w:rPr>
+                <w:sz w:val="18"/>
+                <w:szCs w:val="18"/>
+              </w:rPr>
+              <w:t xml:space="preserve">Rapport mensuel de l'ingénieur indépendant pendant la construction.</w:t>
             </w:r>
           </w:p>
         </w:tc>
@@ -15789,21 +16837,20 @@
               <w:bottom w:val="single" w:color="C6CED8" w:sz="4"/>
               <w:right w:val="single" w:color="C6CED8" w:sz="4"/>
             </w:tcBorders>
-            <w:shd w:fill="F2F4F7" w:color="auto" w:val="clear"/>
-            <w:tcMar>
-              <w:top w:type="dxa" w:w="60"/>
-              <w:left w:type="dxa" w:w="100"/>
-              <w:bottom w:type="dxa" w:w="60"/>
-              <w:right w:type="dxa" w:w="100"/>
-            </w:tcMar>
-          </w:tcPr>
-          <w:p>
-            <w:r>
-              <w:rPr>
-                <w:sz w:val="18"/>
-                <w:szCs w:val="18"/>
-              </w:rPr>
-              <w:t xml:space="preserve">Mémorandum d'information</w:t>
+            <w:tcMar>
+              <w:top w:type="dxa" w:w="60"/>
+              <w:left w:type="dxa" w:w="100"/>
+              <w:bottom w:type="dxa" w:w="60"/>
+              <w:right w:type="dxa" w:w="100"/>
+            </w:tcMar>
+          </w:tcPr>
+          <w:p>
+            <w:r>
+              <w:rPr>
+                <w:sz w:val="18"/>
+                <w:szCs w:val="18"/>
+              </w:rPr>
+              <w:t xml:space="preserve">LBC-FT</w:t>
             </w:r>
           </w:p>
         </w:tc>
@@ -15816,21 +16863,20 @@
               <w:bottom w:val="single" w:color="C6CED8" w:sz="4"/>
               <w:right w:val="single" w:color="C6CED8" w:sz="4"/>
             </w:tcBorders>
-            <w:shd w:fill="F2F4F7" w:color="auto" w:val="clear"/>
-            <w:tcMar>
-              <w:top w:type="dxa" w:w="60"/>
-              <w:left w:type="dxa" w:w="100"/>
-              <w:bottom w:type="dxa" w:w="60"/>
-              <w:right w:type="dxa" w:w="100"/>
-            </w:tcMar>
-          </w:tcPr>
-          <w:p>
-            <w:r>
-              <w:rPr>
-                <w:sz w:val="18"/>
-                <w:szCs w:val="18"/>
-              </w:rPr>
-              <w:t xml:space="preserve">Document de présentation du projet remis aux banques.</w:t>
+            <w:tcMar>
+              <w:top w:type="dxa" w:w="60"/>
+              <w:left w:type="dxa" w:w="100"/>
+              <w:bottom w:type="dxa" w:w="60"/>
+              <w:right w:type="dxa" w:w="100"/>
+            </w:tcMar>
+          </w:tcPr>
+          <w:p>
+            <w:r>
+              <w:rPr>
+                <w:sz w:val="18"/>
+                <w:szCs w:val="18"/>
+              </w:rPr>
+              <w:t xml:space="preserve">Lutte contre le blanchiment de capitaux et le financement du terrorisme.</w:t>
             </w:r>
           </w:p>
         </w:tc>
@@ -15843,21 +16889,20 @@
               <w:bottom w:val="single" w:color="C6CED8" w:sz="4"/>
               <w:right w:val="single" w:color="C6CED8" w:sz="4"/>
             </w:tcBorders>
-            <w:shd w:fill="F2F4F7" w:color="auto" w:val="clear"/>
-            <w:tcMar>
-              <w:top w:type="dxa" w:w="60"/>
-              <w:left w:type="dxa" w:w="100"/>
-              <w:bottom w:type="dxa" w:w="60"/>
-              <w:right w:type="dxa" w:w="100"/>
-            </w:tcMar>
-          </w:tcPr>
-          <w:p>
-            <w:r>
-              <w:rPr>
-                <w:sz w:val="18"/>
-                <w:szCs w:val="18"/>
-              </w:rPr>
-              <w:t xml:space="preserve">« Mémorandum, page 20 » : source citée par l'IA pour l'exposition.</w:t>
+            <w:tcMar>
+              <w:top w:type="dxa" w:w="60"/>
+              <w:left w:type="dxa" w:w="100"/>
+              <w:bottom w:type="dxa" w:w="60"/>
+              <w:right w:type="dxa" w:w="100"/>
+            </w:tcMar>
+          </w:tcPr>
+          <w:p>
+            <w:r>
+              <w:rPr>
+                <w:sz w:val="18"/>
+                <w:szCs w:val="18"/>
+              </w:rPr>
+              <w:t xml:space="preserve">Contrepartie signalée par le dispositif de conformité : exclusion X3.</w:t>
             </w:r>
           </w:p>
         </w:tc>
@@ -15872,20 +16917,21 @@
               <w:bottom w:val="single" w:color="C6CED8" w:sz="4"/>
               <w:right w:val="single" w:color="C6CED8" w:sz="4"/>
             </w:tcBorders>
-            <w:tcMar>
-              <w:top w:type="dxa" w:w="60"/>
-              <w:left w:type="dxa" w:w="100"/>
-              <w:bottom w:type="dxa" w:w="60"/>
-              <w:right w:type="dxa" w:w="100"/>
-            </w:tcMar>
-          </w:tcPr>
-          <w:p>
-            <w:r>
-              <w:rPr>
-                <w:sz w:val="18"/>
-                <w:szCs w:val="18"/>
-              </w:rPr>
-              <w:t xml:space="preserve">MMAD</w:t>
+            <w:shd w:fill="F2F4F7" w:color="auto" w:val="clear"/>
+            <w:tcMar>
+              <w:top w:type="dxa" w:w="60"/>
+              <w:left w:type="dxa" w:w="100"/>
+              <w:bottom w:type="dxa" w:w="60"/>
+              <w:right w:type="dxa" w:w="100"/>
+            </w:tcMar>
+          </w:tcPr>
+          <w:p>
+            <w:r>
+              <w:rPr>
+                <w:sz w:val="18"/>
+                <w:szCs w:val="18"/>
+              </w:rPr>
+              <w:t xml:space="preserve">Levier, quote-part de dette</w:t>
             </w:r>
           </w:p>
         </w:tc>
@@ -15898,20 +16944,21 @@
               <w:bottom w:val="single" w:color="C6CED8" w:sz="4"/>
               <w:right w:val="single" w:color="C6CED8" w:sz="4"/>
             </w:tcBorders>
-            <w:tcMar>
-              <w:top w:type="dxa" w:w="60"/>
-              <w:left w:type="dxa" w:w="100"/>
-              <w:bottom w:type="dxa" w:w="60"/>
-              <w:right w:type="dxa" w:w="100"/>
-            </w:tcMar>
-          </w:tcPr>
-          <w:p>
-            <w:r>
-              <w:rPr>
-                <w:sz w:val="18"/>
-                <w:szCs w:val="18"/>
-              </w:rPr>
-              <w:t xml:space="preserve">Millions de dirhams.</w:t>
+            <w:shd w:fill="F2F4F7" w:color="auto" w:val="clear"/>
+            <w:tcMar>
+              <w:top w:type="dxa" w:w="60"/>
+              <w:left w:type="dxa" w:w="100"/>
+              <w:bottom w:type="dxa" w:w="60"/>
+              <w:right w:type="dxa" w:w="100"/>
+            </w:tcMar>
+          </w:tcPr>
+          <w:p>
+            <w:r>
+              <w:rPr>
+                <w:sz w:val="18"/>
+                <w:szCs w:val="18"/>
+              </w:rPr>
+              <w:t xml:space="preserve">Part du coût du projet financée par la dette.</w:t>
             </w:r>
           </w:p>
         </w:tc>
@@ -15924,20 +16971,21 @@
               <w:bottom w:val="single" w:color="C6CED8" w:sz="4"/>
               <w:right w:val="single" w:color="C6CED8" w:sz="4"/>
             </w:tcBorders>
-            <w:tcMar>
-              <w:top w:type="dxa" w:w="60"/>
-              <w:left w:type="dxa" w:w="100"/>
-              <w:bottom w:type="dxa" w:w="60"/>
-              <w:right w:type="dxa" w:w="100"/>
-            </w:tcMar>
-          </w:tcPr>
-          <w:p>
-            <w:r>
-              <w:rPr>
-                <w:sz w:val="18"/>
-                <w:szCs w:val="18"/>
-              </w:rPr>
-              <w:t xml:space="preserve">465 MMAD = 465 millions de dirhams.</w:t>
+            <w:shd w:fill="F2F4F7" w:color="auto" w:val="clear"/>
+            <w:tcMar>
+              <w:top w:type="dxa" w:w="60"/>
+              <w:left w:type="dxa" w:w="100"/>
+              <w:bottom w:type="dxa" w:w="60"/>
+              <w:right w:type="dxa" w:w="100"/>
+            </w:tcMar>
+          </w:tcPr>
+          <w:p>
+            <w:r>
+              <w:rPr>
+                <w:sz w:val="18"/>
+                <w:szCs w:val="18"/>
+              </w:rPr>
+              <w:t xml:space="preserve">465 de dette pour 707 de coût = 66 %.</w:t>
             </w:r>
           </w:p>
         </w:tc>
@@ -15952,21 +17000,20 @@
               <w:bottom w:val="single" w:color="C6CED8" w:sz="4"/>
               <w:right w:val="single" w:color="C6CED8" w:sz="4"/>
             </w:tcBorders>
-            <w:shd w:fill="F2F4F7" w:color="auto" w:val="clear"/>
-            <w:tcMar>
-              <w:top w:type="dxa" w:w="60"/>
-              <w:left w:type="dxa" w:w="100"/>
-              <w:bottom w:type="dxa" w:w="60"/>
-              <w:right w:type="dxa" w:w="100"/>
-            </w:tcMar>
-          </w:tcPr>
-          <w:p>
-            <w:r>
-              <w:rPr>
-                <w:sz w:val="18"/>
-                <w:szCs w:val="18"/>
-              </w:rPr>
-              <w:t xml:space="preserve">Moyenne pondérée</w:t>
+            <w:tcMar>
+              <w:top w:type="dxa" w:w="60"/>
+              <w:left w:type="dxa" w:w="100"/>
+              <w:bottom w:type="dxa" w:w="60"/>
+              <w:right w:type="dxa" w:w="100"/>
+            </w:tcMar>
+          </w:tcPr>
+          <w:p>
+            <w:r>
+              <w:rPr>
+                <w:sz w:val="18"/>
+                <w:szCs w:val="18"/>
+              </w:rPr>
+              <w:t xml:space="preserve">LGD</w:t>
             </w:r>
           </w:p>
         </w:tc>
@@ -15979,21 +17026,20 @@
               <w:bottom w:val="single" w:color="C6CED8" w:sz="4"/>
               <w:right w:val="single" w:color="C6CED8" w:sz="4"/>
             </w:tcBorders>
-            <w:shd w:fill="F2F4F7" w:color="auto" w:val="clear"/>
-            <w:tcMar>
-              <w:top w:type="dxa" w:w="60"/>
-              <w:left w:type="dxa" w:w="100"/>
-              <w:bottom w:type="dxa" w:w="60"/>
-              <w:right w:type="dxa" w:w="100"/>
-            </w:tcMar>
-          </w:tcPr>
-          <w:p>
-            <w:r>
-              <w:rPr>
-                <w:sz w:val="18"/>
-                <w:szCs w:val="18"/>
-              </w:rPr>
-              <w:t xml:space="preserve">Chaque note est multipliée par son poids, puis on additionne.</w:t>
+            <w:tcMar>
+              <w:top w:type="dxa" w:w="60"/>
+              <w:left w:type="dxa" w:w="100"/>
+              <w:bottom w:type="dxa" w:w="60"/>
+              <w:right w:type="dxa" w:w="100"/>
+            </w:tcMar>
+          </w:tcPr>
+          <w:p>
+            <w:r>
+              <w:rPr>
+                <w:sz w:val="18"/>
+                <w:szCs w:val="18"/>
+              </w:rPr>
+              <w:t xml:space="preserve">Perte en cas de défaut, après récupérations.</w:t>
             </w:r>
           </w:p>
         </w:tc>
@@ -16006,21 +17052,20 @@
               <w:bottom w:val="single" w:color="C6CED8" w:sz="4"/>
               <w:right w:val="single" w:color="C6CED8" w:sz="4"/>
             </w:tcBorders>
-            <w:shd w:fill="F2F4F7" w:color="auto" w:val="clear"/>
-            <w:tcMar>
-              <w:top w:type="dxa" w:w="60"/>
-              <w:left w:type="dxa" w:w="100"/>
-              <w:bottom w:type="dxa" w:w="60"/>
-              <w:right w:type="dxa" w:w="100"/>
-            </w:tcMar>
-          </w:tcPr>
-          <w:p>
-            <w:r>
-              <w:rPr>
-                <w:sz w:val="18"/>
-                <w:szCs w:val="18"/>
-              </w:rPr>
-              <w:t xml:space="preserve">D1 : 80 × 40 % + 100 × 35 % + 80 × 25 % = 87.</w:t>
+            <w:tcMar>
+              <w:top w:type="dxa" w:w="60"/>
+              <w:left w:type="dxa" w:w="100"/>
+              <w:bottom w:type="dxa" w:w="60"/>
+              <w:right w:type="dxa" w:w="100"/>
+            </w:tcMar>
+          </w:tcPr>
+          <w:p>
+            <w:r>
+              <w:rPr>
+                <w:sz w:val="18"/>
+                <w:szCs w:val="18"/>
+              </w:rPr>
+              <w:t xml:space="preserve">Sûretés solides : LGD de 25 %.</w:t>
             </w:r>
           </w:p>
         </w:tc>
@@ -16035,20 +17080,21 @@
               <w:bottom w:val="single" w:color="C6CED8" w:sz="4"/>
               <w:right w:val="single" w:color="C6CED8" w:sz="4"/>
             </w:tcBorders>
-            <w:tcMar>
-              <w:top w:type="dxa" w:w="60"/>
-              <w:left w:type="dxa" w:w="100"/>
-              <w:bottom w:type="dxa" w:w="60"/>
-              <w:right w:type="dxa" w:w="100"/>
-            </w:tcMar>
-          </w:tcPr>
-          <w:p>
-            <w:r>
-              <w:rPr>
-                <w:sz w:val="18"/>
-                <w:szCs w:val="18"/>
-              </w:rPr>
-              <w:t xml:space="preserve">Note calculée / note approuvée</w:t>
+            <w:shd w:fill="F2F4F7" w:color="auto" w:val="clear"/>
+            <w:tcMar>
+              <w:top w:type="dxa" w:w="60"/>
+              <w:left w:type="dxa" w:w="100"/>
+              <w:bottom w:type="dxa" w:w="60"/>
+              <w:right w:type="dxa" w:w="100"/>
+            </w:tcMar>
+          </w:tcPr>
+          <w:p>
+            <w:r>
+              <w:rPr>
+                <w:sz w:val="18"/>
+                <w:szCs w:val="18"/>
+              </w:rPr>
+              <w:t xml:space="preserve">Ligne de campagne</w:t>
             </w:r>
           </w:p>
         </w:tc>
@@ -16061,20 +17107,21 @@
               <w:bottom w:val="single" w:color="C6CED8" w:sz="4"/>
               <w:right w:val="single" w:color="C6CED8" w:sz="4"/>
             </w:tcBorders>
-            <w:tcMar>
-              <w:top w:type="dxa" w:w="60"/>
-              <w:left w:type="dxa" w:w="100"/>
-              <w:bottom w:type="dxa" w:w="60"/>
-              <w:right w:type="dxa" w:w="100"/>
-            </w:tcMar>
-          </w:tcPr>
-          <w:p>
-            <w:r>
-              <w:rPr>
-                <w:sz w:val="18"/>
-                <w:szCs w:val="18"/>
-              </w:rPr>
-              <w:t xml:space="preserve">La note calculée vient du score ; la note approuvée est celle qui reste après plafonds et verrous.</w:t>
+            <w:shd w:fill="F2F4F7" w:color="auto" w:val="clear"/>
+            <w:tcMar>
+              <w:top w:type="dxa" w:w="60"/>
+              <w:left w:type="dxa" w:w="100"/>
+              <w:bottom w:type="dxa" w:w="60"/>
+              <w:right w:type="dxa" w:w="100"/>
+            </w:tcMar>
+          </w:tcPr>
+          <w:p>
+            <w:r>
+              <w:rPr>
+                <w:sz w:val="18"/>
+                <w:szCs w:val="18"/>
+              </w:rPr>
+              <w:t xml:space="preserve">Crédit court terme qui finance le creux saisonnier.</w:t>
             </w:r>
           </w:p>
         </w:tc>
@@ -16087,20 +17134,21 @@
               <w:bottom w:val="single" w:color="C6CED8" w:sz="4"/>
               <w:right w:val="single" w:color="C6CED8" w:sz="4"/>
             </w:tcBorders>
-            <w:tcMar>
-              <w:top w:type="dxa" w:w="60"/>
-              <w:left w:type="dxa" w:w="100"/>
-              <w:bottom w:type="dxa" w:w="60"/>
-              <w:right w:type="dxa" w:w="100"/>
-            </w:tcMar>
-          </w:tcPr>
-          <w:p>
-            <w:r>
-              <w:rPr>
-                <w:sz w:val="18"/>
-                <w:szCs w:val="18"/>
-              </w:rPr>
-              <w:t xml:space="preserve">Score 73,7 → note calculée 7 ; un plafond à 4 → note approuvée 4.</w:t>
+            <w:shd w:fill="F2F4F7" w:color="auto" w:val="clear"/>
+            <w:tcMar>
+              <w:top w:type="dxa" w:w="60"/>
+              <w:left w:type="dxa" w:w="100"/>
+              <w:bottom w:type="dxa" w:w="60"/>
+              <w:right w:type="dxa" w:w="100"/>
+            </w:tcMar>
+          </w:tcPr>
+          <w:p>
+            <w:r>
+              <w:rPr>
+                <w:sz w:val="18"/>
+                <w:szCs w:val="18"/>
+              </w:rPr>
+              <w:t xml:space="preserve">25 MMAD mobilisables pendant l'intercampagne.</w:t>
             </w:r>
           </w:p>
         </w:tc>
@@ -16115,21 +17163,20 @@
               <w:bottom w:val="single" w:color="C6CED8" w:sz="4"/>
               <w:right w:val="single" w:color="C6CED8" w:sz="4"/>
             </w:tcBorders>
-            <w:shd w:fill="F2F4F7" w:color="auto" w:val="clear"/>
-            <w:tcMar>
-              <w:top w:type="dxa" w:w="60"/>
-              <w:left w:type="dxa" w:w="100"/>
-              <w:bottom w:type="dxa" w:w="60"/>
-              <w:right w:type="dxa" w:w="100"/>
-            </w:tcMar>
-          </w:tcPr>
-          <w:p>
-            <w:r>
-              <w:rPr>
-                <w:sz w:val="18"/>
-                <w:szCs w:val="18"/>
-              </w:rPr>
-              <w:t xml:space="preserve">Note ordinale</w:t>
+            <w:tcMar>
+              <w:top w:type="dxa" w:w="60"/>
+              <w:left w:type="dxa" w:w="100"/>
+              <w:bottom w:type="dxa" w:w="60"/>
+              <w:right w:type="dxa" w:w="100"/>
+            </w:tcMar>
+          </w:tcPr>
+          <w:p>
+            <w:r>
+              <w:rPr>
+                <w:sz w:val="18"/>
+                <w:szCs w:val="18"/>
+              </w:rPr>
+              <w:t xml:space="preserve">LLCR</w:t>
             </w:r>
           </w:p>
         </w:tc>
@@ -16142,21 +17189,20 @@
               <w:bottom w:val="single" w:color="C6CED8" w:sz="4"/>
               <w:right w:val="single" w:color="C6CED8" w:sz="4"/>
             </w:tcBorders>
-            <w:shd w:fill="F2F4F7" w:color="auto" w:val="clear"/>
-            <w:tcMar>
-              <w:top w:type="dxa" w:w="60"/>
-              <w:left w:type="dxa" w:w="100"/>
-              <w:bottom w:type="dxa" w:w="60"/>
-              <w:right w:type="dxa" w:w="100"/>
-            </w:tcMar>
-          </w:tcPr>
-          <w:p>
-            <w:r>
-              <w:rPr>
-                <w:sz w:val="18"/>
-                <w:szCs w:val="18"/>
-              </w:rPr>
-              <w:t xml:space="preserve">Note qui classe les dossiers du meilleur au moins bon, sans dire une probabilité de défaut.</w:t>
+            <w:tcMar>
+              <w:top w:type="dxa" w:w="60"/>
+              <w:left w:type="dxa" w:w="100"/>
+              <w:bottom w:type="dxa" w:w="60"/>
+              <w:right w:type="dxa" w:w="100"/>
+            </w:tcMar>
+          </w:tcPr>
+          <w:p>
+            <w:r>
+              <w:rPr>
+                <w:sz w:val="18"/>
+                <w:szCs w:val="18"/>
+              </w:rPr>
+              <w:t xml:space="preserve">Loan Life Coverage Ratio : valeur actuelle des CFADS sur la durée du prêt ÷ dette restante.</w:t>
             </w:r>
           </w:p>
         </w:tc>
@@ -16169,21 +17215,20 @@
               <w:bottom w:val="single" w:color="C6CED8" w:sz="4"/>
               <w:right w:val="single" w:color="C6CED8" w:sz="4"/>
             </w:tcBorders>
-            <w:shd w:fill="F2F4F7" w:color="auto" w:val="clear"/>
-            <w:tcMar>
-              <w:top w:type="dxa" w:w="60"/>
-              <w:left w:type="dxa" w:w="100"/>
-              <w:bottom w:type="dxa" w:w="60"/>
-              <w:right w:type="dxa" w:w="100"/>
-            </w:tcMar>
-          </w:tcPr>
-          <w:p>
-            <w:r>
-              <w:rPr>
-                <w:sz w:val="18"/>
-                <w:szCs w:val="18"/>
-              </w:rPr>
-              <w:t xml:space="preserve">Un 8 est meilleur qu'un 6, sans dire « 1 % de défaut ».</w:t>
+            <w:tcMar>
+              <w:top w:type="dxa" w:w="60"/>
+              <w:left w:type="dxa" w:w="100"/>
+              <w:bottom w:type="dxa" w:w="60"/>
+              <w:right w:type="dxa" w:w="100"/>
+            </w:tcMar>
+          </w:tcPr>
+          <w:p>
+            <w:r>
+              <w:rPr>
+                <w:sz w:val="18"/>
+                <w:szCs w:val="18"/>
+              </w:rPr>
+              <w:t xml:space="preserve">Valeur actuelle des flux 680 ÷ dette 500 = 1,36.</w:t>
             </w:r>
           </w:p>
         </w:tc>
@@ -16211,7 +17256,7 @@
                 <w:sz w:val="18"/>
                 <w:szCs w:val="18"/>
               </w:rPr>
-              <w:t xml:space="preserve">O&amp;M</w:t>
+              <w:t xml:space="preserve">Lot 1 / lot 2</w:t>
             </w:r>
           </w:p>
         </w:tc>
@@ -16237,7 +17282,7 @@
                 <w:sz w:val="18"/>
                 <w:szCs w:val="18"/>
               </w:rPr>
-              <w:t xml:space="preserve">Operation and Maintenance : contrat d'exploitation et d'entretien.</w:t>
+              <w:t xml:space="preserve">Lot 1 : collecte et analyse, sans effet sur la note. Lot 2 : règles qui entrent dans la note, activées par le paramètre climat.lot2Actif.</w:t>
             </w:r>
           </w:p>
         </w:tc>
@@ -16263,7 +17308,7 @@
                 <w:sz w:val="18"/>
                 <w:szCs w:val="18"/>
               </w:rPr>
-              <w:t xml:space="preserve">Un opérateur spécialisé exploite l'usine pendant 15 ans.</w:t>
+              <w:t xml:space="preserve">Lot 2 activé : l'huilerie passe de 8 à 6.</w:t>
             </w:r>
           </w:p>
         </w:tc>
@@ -16292,7 +17337,7 @@
                 <w:sz w:val="18"/>
                 <w:szCs w:val="18"/>
               </w:rPr>
-              <w:t xml:space="preserve">P50 / P90</w:t>
+              <w:t xml:space="preserve">LTV / LTC</w:t>
             </w:r>
           </w:p>
         </w:tc>
@@ -16319,7 +17364,7 @@
                 <w:sz w:val="18"/>
                 <w:szCs w:val="18"/>
               </w:rPr>
-              <w:t xml:space="preserve">Production atteinte avec une probabilité de 50 % / 90 %. Le P90 est le scénario prudent.</w:t>
+              <w:t xml:space="preserve">Loan to Value : dette ÷ valeur de l'actif. Loan to Cost : dette ÷ coût du projet.</w:t>
             </w:r>
           </w:p>
         </w:tc>
@@ -16346,7 +17391,7 @@
                 <w:sz w:val="18"/>
                 <w:szCs w:val="18"/>
               </w:rPr>
-              <w:t xml:space="preserve">P50 152 GWh, P90 140 GWh par an.</w:t>
+              <w:t xml:space="preserve">Dette 60 pour un immeuble valant 100 : LTV 60 %.</w:t>
             </w:r>
           </w:p>
         </w:tc>
@@ -16374,7 +17419,7 @@
                 <w:sz w:val="18"/>
                 <w:szCs w:val="18"/>
               </w:rPr>
-              <w:t xml:space="preserve">Paiement à la disponibilité</w:t>
+              <w:t xml:space="preserve">MACF</w:t>
             </w:r>
           </w:p>
         </w:tc>
@@ -16400,7 +17445,7 @@
                 <w:sz w:val="18"/>
                 <w:szCs w:val="18"/>
               </w:rPr>
-              <w:t xml:space="preserve">L'autorité paie un loyer si l'ouvrage est disponible et conforme, quel que soit l'usage.</w:t>
+              <w:t xml:space="preserve">Mécanisme d'ajustement carbone aux frontières de l'Union européenne : taxe carbone sur certaines importations.</w:t>
             </w:r>
           </w:p>
         </w:tc>
@@ -16426,7 +17471,7 @@
                 <w:sz w:val="18"/>
                 <w:szCs w:val="18"/>
               </w:rPr>
-              <w:t xml:space="preserve">Un hôpital en partenariat public-privé est payé s'il est ouvert et aux normes.</w:t>
+              <w:t xml:space="preserve">Usine de verre exportant 25 % de son chiffre d'affaires vers l'UE.</w:t>
             </w:r>
           </w:p>
         </w:tc>
@@ -16441,21 +17486,20 @@
               <w:bottom w:val="single" w:color="C6CED8" w:sz="4"/>
               <w:right w:val="single" w:color="C6CED8" w:sz="4"/>
             </w:tcBorders>
-            <w:shd w:fill="F2F4F7" w:color="auto" w:val="clear"/>
-            <w:tcMar>
-              <w:top w:type="dxa" w:w="60"/>
-              <w:left w:type="dxa" w:w="100"/>
-              <w:bottom w:type="dxa" w:w="60"/>
-              <w:right w:type="dxa" w:w="100"/>
-            </w:tcMar>
-          </w:tcPr>
-          <w:p>
-            <w:r>
-              <w:rPr>
-                <w:sz w:val="18"/>
-                <w:szCs w:val="18"/>
-              </w:rPr>
-              <w:t xml:space="preserve">Période de différé</w:t>
+            <w:tcMar>
+              <w:top w:type="dxa" w:w="60"/>
+              <w:left w:type="dxa" w:w="100"/>
+              <w:bottom w:type="dxa" w:w="60"/>
+              <w:right w:type="dxa" w:w="100"/>
+            </w:tcMar>
+          </w:tcPr>
+          <w:p>
+            <w:r>
+              <w:rPr>
+                <w:sz w:val="18"/>
+                <w:szCs w:val="18"/>
+              </w:rPr>
+              <w:t xml:space="preserve">Melk, guich, habous</w:t>
             </w:r>
           </w:p>
         </w:tc>
@@ -16468,21 +17512,20 @@
               <w:bottom w:val="single" w:color="C6CED8" w:sz="4"/>
               <w:right w:val="single" w:color="C6CED8" w:sz="4"/>
             </w:tcBorders>
-            <w:shd w:fill="F2F4F7" w:color="auto" w:val="clear"/>
-            <w:tcMar>
-              <w:top w:type="dxa" w:w="60"/>
-              <w:left w:type="dxa" w:w="100"/>
-              <w:bottom w:type="dxa" w:w="60"/>
-              <w:right w:type="dxa" w:w="100"/>
-            </w:tcMar>
-          </w:tcPr>
-          <w:p>
-            <w:r>
-              <w:rPr>
-                <w:sz w:val="18"/>
-                <w:szCs w:val="18"/>
-              </w:rPr>
-              <w:t xml:space="preserve">Période sans remboursement, souvent pendant la construction.</w:t>
+            <w:tcMar>
+              <w:top w:type="dxa" w:w="60"/>
+              <w:left w:type="dxa" w:w="100"/>
+              <w:bottom w:type="dxa" w:w="60"/>
+              <w:right w:type="dxa" w:w="100"/>
+            </w:tcMar>
+          </w:tcPr>
+          <w:p>
+            <w:r>
+              <w:rPr>
+                <w:sz w:val="18"/>
+                <w:szCs w:val="18"/>
+              </w:rPr>
+              <w:t xml:space="preserve">Régimes fonciers marocains : propriété privée non immatriculée, terres de tribus militaires, biens de mainmorte religieuse.</w:t>
             </w:r>
           </w:p>
         </w:tc>
@@ -16495,21 +17538,20 @@
               <w:bottom w:val="single" w:color="C6CED8" w:sz="4"/>
               <w:right w:val="single" w:color="C6CED8" w:sz="4"/>
             </w:tcBorders>
-            <w:shd w:fill="F2F4F7" w:color="auto" w:val="clear"/>
-            <w:tcMar>
-              <w:top w:type="dxa" w:w="60"/>
-              <w:left w:type="dxa" w:w="100"/>
-              <w:bottom w:type="dxa" w:w="60"/>
-              <w:right w:type="dxa" w:w="100"/>
-            </w:tcMar>
-          </w:tcPr>
-          <w:p>
-            <w:r>
-              <w:rPr>
-                <w:sz w:val="18"/>
-                <w:szCs w:val="18"/>
-              </w:rPr>
-              <w:t xml:space="preserve">Deux ans de différé de capital : DSCR non calculé sur ces échéances.</w:t>
+            <w:tcMar>
+              <w:top w:type="dxa" w:w="60"/>
+              <w:left w:type="dxa" w:w="100"/>
+              <w:bottom w:type="dxa" w:w="60"/>
+              <w:right w:type="dxa" w:w="100"/>
+            </w:tcMar>
+          </w:tcPr>
+          <w:p>
+            <w:r>
+              <w:rPr>
+                <w:sz w:val="18"/>
+                <w:szCs w:val="18"/>
+              </w:rPr>
+              <w:t xml:space="preserve">Un terrain habous impose des restrictions de cession et de sûreté.</w:t>
             </w:r>
           </w:p>
         </w:tc>
@@ -16524,20 +17566,21 @@
               <w:bottom w:val="single" w:color="C6CED8" w:sz="4"/>
               <w:right w:val="single" w:color="C6CED8" w:sz="4"/>
             </w:tcBorders>
-            <w:tcMar>
-              <w:top w:type="dxa" w:w="60"/>
-              <w:left w:type="dxa" w:w="100"/>
-              <w:bottom w:type="dxa" w:w="60"/>
-              <w:right w:type="dxa" w:w="100"/>
-            </w:tcMar>
-          </w:tcPr>
-          <w:p>
-            <w:r>
-              <w:rPr>
-                <w:sz w:val="18"/>
-                <w:szCs w:val="18"/>
-              </w:rPr>
-              <w:t xml:space="preserve">Phases P1, P2, P3</w:t>
+            <w:shd w:fill="F2F4F7" w:color="auto" w:val="clear"/>
+            <w:tcMar>
+              <w:top w:type="dxa" w:w="60"/>
+              <w:left w:type="dxa" w:w="100"/>
+              <w:bottom w:type="dxa" w:w="60"/>
+              <w:right w:type="dxa" w:w="100"/>
+            </w:tcMar>
+          </w:tcPr>
+          <w:p>
+            <w:r>
+              <w:rPr>
+                <w:sz w:val="18"/>
+                <w:szCs w:val="18"/>
+              </w:rPr>
+              <w:t xml:space="preserve">Mémorandum d'information</w:t>
             </w:r>
           </w:p>
         </w:tc>
@@ -16550,20 +17593,21 @@
               <w:bottom w:val="single" w:color="C6CED8" w:sz="4"/>
               <w:right w:val="single" w:color="C6CED8" w:sz="4"/>
             </w:tcBorders>
-            <w:tcMar>
-              <w:top w:type="dxa" w:w="60"/>
-              <w:left w:type="dxa" w:w="100"/>
-              <w:bottom w:type="dxa" w:w="60"/>
-              <w:right w:type="dxa" w:w="100"/>
-            </w:tcMar>
-          </w:tcPr>
-          <w:p>
-            <w:r>
-              <w:rPr>
-                <w:sz w:val="18"/>
-                <w:szCs w:val="18"/>
-              </w:rPr>
-              <w:t xml:space="preserve">P1 construction ; P2 montée en charge (les premiers mois d'exploitation) ; P3 exploitation stabilisée.</w:t>
+            <w:shd w:fill="F2F4F7" w:color="auto" w:val="clear"/>
+            <w:tcMar>
+              <w:top w:type="dxa" w:w="60"/>
+              <w:left w:type="dxa" w:w="100"/>
+              <w:bottom w:type="dxa" w:w="60"/>
+              <w:right w:type="dxa" w:w="100"/>
+            </w:tcMar>
+          </w:tcPr>
+          <w:p>
+            <w:r>
+              <w:rPr>
+                <w:sz w:val="18"/>
+                <w:szCs w:val="18"/>
+              </w:rPr>
+              <w:t xml:space="preserve">Document de présentation du projet remis aux banques.</w:t>
             </w:r>
           </w:p>
         </w:tc>
@@ -16576,20 +17620,21 @@
               <w:bottom w:val="single" w:color="C6CED8" w:sz="4"/>
               <w:right w:val="single" w:color="C6CED8" w:sz="4"/>
             </w:tcBorders>
-            <w:tcMar>
-              <w:top w:type="dxa" w:w="60"/>
-              <w:left w:type="dxa" w:w="100"/>
-              <w:bottom w:type="dxa" w:w="60"/>
-              <w:right w:type="dxa" w:w="100"/>
-            </w:tcMar>
-          </w:tcPr>
-          <w:p>
-            <w:r>
-              <w:rPr>
-                <w:sz w:val="18"/>
-                <w:szCs w:val="18"/>
-              </w:rPr>
-              <w:t xml:space="preserve">Une usine livrée il y a 6 mois et qui n'a pas atteint sa capacité est en P2.</w:t>
+            <w:shd w:fill="F2F4F7" w:color="auto" w:val="clear"/>
+            <w:tcMar>
+              <w:top w:type="dxa" w:w="60"/>
+              <w:left w:type="dxa" w:w="100"/>
+              <w:bottom w:type="dxa" w:w="60"/>
+              <w:right w:type="dxa" w:w="100"/>
+            </w:tcMar>
+          </w:tcPr>
+          <w:p>
+            <w:r>
+              <w:rPr>
+                <w:sz w:val="18"/>
+                <w:szCs w:val="18"/>
+              </w:rPr>
+              <w:t xml:space="preserve">« Mémorandum, page 20 » : source citée par l'IA pour l'exposition.</w:t>
             </w:r>
           </w:p>
         </w:tc>
@@ -16604,21 +17649,20 @@
               <w:bottom w:val="single" w:color="C6CED8" w:sz="4"/>
               <w:right w:val="single" w:color="C6CED8" w:sz="4"/>
             </w:tcBorders>
-            <w:shd w:fill="F2F4F7" w:color="auto" w:val="clear"/>
-            <w:tcMar>
-              <w:top w:type="dxa" w:w="60"/>
-              <w:left w:type="dxa" w:w="100"/>
-              <w:bottom w:type="dxa" w:w="60"/>
-              <w:right w:type="dxa" w:w="100"/>
-            </w:tcMar>
-          </w:tcPr>
-          <w:p>
-            <w:r>
-              <w:rPr>
-                <w:sz w:val="18"/>
-                <w:szCs w:val="18"/>
-              </w:rPr>
-              <w:t xml:space="preserve">Plafond</w:t>
+            <w:tcMar>
+              <w:top w:type="dxa" w:w="60"/>
+              <w:left w:type="dxa" w:w="100"/>
+              <w:bottom w:type="dxa" w:w="60"/>
+              <w:right w:type="dxa" w:w="100"/>
+            </w:tcMar>
+          </w:tcPr>
+          <w:p>
+            <w:r>
+              <w:rPr>
+                <w:sz w:val="18"/>
+                <w:szCs w:val="18"/>
+              </w:rPr>
+              <w:t xml:space="preserve">MMAD</w:t>
             </w:r>
           </w:p>
         </w:tc>
@@ -16631,21 +17675,20 @@
               <w:bottom w:val="single" w:color="C6CED8" w:sz="4"/>
               <w:right w:val="single" w:color="C6CED8" w:sz="4"/>
             </w:tcBorders>
-            <w:shd w:fill="F2F4F7" w:color="auto" w:val="clear"/>
-            <w:tcMar>
-              <w:top w:type="dxa" w:w="60"/>
-              <w:left w:type="dxa" w:w="100"/>
-              <w:bottom w:type="dxa" w:w="60"/>
-              <w:right w:type="dxa" w:w="100"/>
-            </w:tcMar>
-          </w:tcPr>
-          <w:p>
-            <w:r>
-              <w:rPr>
-                <w:sz w:val="18"/>
-                <w:szCs w:val="18"/>
-              </w:rPr>
-              <w:t xml:space="preserve">Note maximale imposée par un fait objectif.</w:t>
+            <w:tcMar>
+              <w:top w:type="dxa" w:w="60"/>
+              <w:left w:type="dxa" w:w="100"/>
+              <w:bottom w:type="dxa" w:w="60"/>
+              <w:right w:type="dxa" w:w="100"/>
+            </w:tcMar>
+          </w:tcPr>
+          <w:p>
+            <w:r>
+              <w:rPr>
+                <w:sz w:val="18"/>
+                <w:szCs w:val="18"/>
+              </w:rPr>
+              <w:t xml:space="preserve">Millions de dirhams.</w:t>
             </w:r>
           </w:p>
         </w:tc>
@@ -16658,21 +17701,20 @@
               <w:bottom w:val="single" w:color="C6CED8" w:sz="4"/>
               <w:right w:val="single" w:color="C6CED8" w:sz="4"/>
             </w:tcBorders>
-            <w:shd w:fill="F2F4F7" w:color="auto" w:val="clear"/>
-            <w:tcMar>
-              <w:top w:type="dxa" w:w="60"/>
-              <w:left w:type="dxa" w:w="100"/>
-              <w:bottom w:type="dxa" w:w="60"/>
-              <w:right w:type="dxa" w:w="100"/>
-            </w:tcMar>
-          </w:tcPr>
-          <w:p>
-            <w:r>
-              <w:rPr>
-                <w:sz w:val="18"/>
-                <w:szCs w:val="18"/>
-              </w:rPr>
-              <w:t xml:space="preserve">DSCR stressé 0,75 &lt; 1,00 : plafond C3, note ≤ 4.</w:t>
+            <w:tcMar>
+              <w:top w:type="dxa" w:w="60"/>
+              <w:left w:type="dxa" w:w="100"/>
+              <w:bottom w:type="dxa" w:w="60"/>
+              <w:right w:type="dxa" w:w="100"/>
+            </w:tcMar>
+          </w:tcPr>
+          <w:p>
+            <w:r>
+              <w:rPr>
+                <w:sz w:val="18"/>
+                <w:szCs w:val="18"/>
+              </w:rPr>
+              <w:t xml:space="preserve">465 MMAD = 465 millions de dirhams.</w:t>
             </w:r>
           </w:p>
         </w:tc>
@@ -16687,20 +17729,21 @@
               <w:bottom w:val="single" w:color="C6CED8" w:sz="4"/>
               <w:right w:val="single" w:color="C6CED8" w:sz="4"/>
             </w:tcBorders>
-            <w:tcMar>
-              <w:top w:type="dxa" w:w="60"/>
-              <w:left w:type="dxa" w:w="100"/>
-              <w:bottom w:type="dxa" w:w="60"/>
-              <w:right w:type="dxa" w:w="100"/>
-            </w:tcMar>
-          </w:tcPr>
-          <w:p>
-            <w:r>
-              <w:rPr>
-                <w:sz w:val="18"/>
-                <w:szCs w:val="18"/>
-              </w:rPr>
-              <w:t xml:space="preserve">Point de base (pb)</w:t>
+            <w:shd w:fill="F2F4F7" w:color="auto" w:val="clear"/>
+            <w:tcMar>
+              <w:top w:type="dxa" w:w="60"/>
+              <w:left w:type="dxa" w:w="100"/>
+              <w:bottom w:type="dxa" w:w="60"/>
+              <w:right w:type="dxa" w:w="100"/>
+            </w:tcMar>
+          </w:tcPr>
+          <w:p>
+            <w:r>
+              <w:rPr>
+                <w:sz w:val="18"/>
+                <w:szCs w:val="18"/>
+              </w:rPr>
+              <w:t xml:space="preserve">Moyenne pondérée</w:t>
             </w:r>
           </w:p>
         </w:tc>
@@ -16713,20 +17756,21 @@
               <w:bottom w:val="single" w:color="C6CED8" w:sz="4"/>
               <w:right w:val="single" w:color="C6CED8" w:sz="4"/>
             </w:tcBorders>
-            <w:tcMar>
-              <w:top w:type="dxa" w:w="60"/>
-              <w:left w:type="dxa" w:w="100"/>
-              <w:bottom w:type="dxa" w:w="60"/>
-              <w:right w:type="dxa" w:w="100"/>
-            </w:tcMar>
-          </w:tcPr>
-          <w:p>
-            <w:r>
-              <w:rPr>
-                <w:sz w:val="18"/>
-                <w:szCs w:val="18"/>
-              </w:rPr>
-              <w:t xml:space="preserve">Un centième de point de pourcentage.</w:t>
+            <w:shd w:fill="F2F4F7" w:color="auto" w:val="clear"/>
+            <w:tcMar>
+              <w:top w:type="dxa" w:w="60"/>
+              <w:left w:type="dxa" w:w="100"/>
+              <w:bottom w:type="dxa" w:w="60"/>
+              <w:right w:type="dxa" w:w="100"/>
+            </w:tcMar>
+          </w:tcPr>
+          <w:p>
+            <w:r>
+              <w:rPr>
+                <w:sz w:val="18"/>
+                <w:szCs w:val="18"/>
+              </w:rPr>
+              <w:t xml:space="preserve">Chaque note est multipliée par son poids, puis on additionne.</w:t>
             </w:r>
           </w:p>
         </w:tc>
@@ -16739,20 +17783,21 @@
               <w:bottom w:val="single" w:color="C6CED8" w:sz="4"/>
               <w:right w:val="single" w:color="C6CED8" w:sz="4"/>
             </w:tcBorders>
-            <w:tcMar>
-              <w:top w:type="dxa" w:w="60"/>
-              <w:left w:type="dxa" w:w="100"/>
-              <w:bottom w:type="dxa" w:w="60"/>
-              <w:right w:type="dxa" w:w="100"/>
-            </w:tcMar>
-          </w:tcPr>
-          <w:p>
-            <w:r>
-              <w:rPr>
-                <w:sz w:val="18"/>
-                <w:szCs w:val="18"/>
-              </w:rPr>
-              <w:t xml:space="preserve">+200 pb : le taux passe de 5,5 % à 7,5 %.</w:t>
+            <w:shd w:fill="F2F4F7" w:color="auto" w:val="clear"/>
+            <w:tcMar>
+              <w:top w:type="dxa" w:w="60"/>
+              <w:left w:type="dxa" w:w="100"/>
+              <w:bottom w:type="dxa" w:w="60"/>
+              <w:right w:type="dxa" w:w="100"/>
+            </w:tcMar>
+          </w:tcPr>
+          <w:p>
+            <w:r>
+              <w:rPr>
+                <w:sz w:val="18"/>
+                <w:szCs w:val="18"/>
+              </w:rPr>
+              <w:t xml:space="preserve">D1 : 80 × 40 % + 100 × 35 % + 80 × 25 % = 87.</w:t>
             </w:r>
           </w:p>
         </w:tc>
@@ -16767,21 +17812,20 @@
               <w:bottom w:val="single" w:color="C6CED8" w:sz="4"/>
               <w:right w:val="single" w:color="C6CED8" w:sz="4"/>
             </w:tcBorders>
-            <w:shd w:fill="F2F4F7" w:color="auto" w:val="clear"/>
-            <w:tcMar>
-              <w:top w:type="dxa" w:w="60"/>
-              <w:left w:type="dxa" w:w="100"/>
-              <w:bottom w:type="dxa" w:w="60"/>
-              <w:right w:type="dxa" w:w="100"/>
-            </w:tcMar>
-          </w:tcPr>
-          <w:p>
-            <w:r>
-              <w:rPr>
-                <w:sz w:val="18"/>
-                <w:szCs w:val="18"/>
-              </w:rPr>
-              <w:t xml:space="preserve">Project Finance (financement de projet)</w:t>
+            <w:tcMar>
+              <w:top w:type="dxa" w:w="60"/>
+              <w:left w:type="dxa" w:w="100"/>
+              <w:bottom w:type="dxa" w:w="60"/>
+              <w:right w:type="dxa" w:w="100"/>
+            </w:tcMar>
+          </w:tcPr>
+          <w:p>
+            <w:r>
+              <w:rPr>
+                <w:sz w:val="18"/>
+                <w:szCs w:val="18"/>
+              </w:rPr>
+              <w:t xml:space="preserve">Note calculée / note approuvée</w:t>
             </w:r>
           </w:p>
         </w:tc>
@@ -16794,21 +17838,20 @@
               <w:bottom w:val="single" w:color="C6CED8" w:sz="4"/>
               <w:right w:val="single" w:color="C6CED8" w:sz="4"/>
             </w:tcBorders>
-            <w:shd w:fill="F2F4F7" w:color="auto" w:val="clear"/>
-            <w:tcMar>
-              <w:top w:type="dxa" w:w="60"/>
-              <w:left w:type="dxa" w:w="100"/>
-              <w:bottom w:type="dxa" w:w="60"/>
-              <w:right w:type="dxa" w:w="100"/>
-            </w:tcMar>
-          </w:tcPr>
-          <w:p>
-            <w:r>
-              <w:rPr>
-                <w:sz w:val="18"/>
-                <w:szCs w:val="18"/>
-              </w:rPr>
-              <w:t xml:space="preserve">Financement d'un projet porté par une société créée pour lui seul ; la banque est remboursée par les flux du projet, pas par le bilan de l'actionnaire.</w:t>
+            <w:tcMar>
+              <w:top w:type="dxa" w:w="60"/>
+              <w:left w:type="dxa" w:w="100"/>
+              <w:bottom w:type="dxa" w:w="60"/>
+              <w:right w:type="dxa" w:w="100"/>
+            </w:tcMar>
+          </w:tcPr>
+          <w:p>
+            <w:r>
+              <w:rPr>
+                <w:sz w:val="18"/>
+                <w:szCs w:val="18"/>
+              </w:rPr>
+              <w:t xml:space="preserve">La note calculée vient du score ; la note approuvée est celle qui reste après plafonds et verrous.</w:t>
             </w:r>
           </w:p>
         </w:tc>
@@ -16821,21 +17864,20 @@
               <w:bottom w:val="single" w:color="C6CED8" w:sz="4"/>
               <w:right w:val="single" w:color="C6CED8" w:sz="4"/>
             </w:tcBorders>
-            <w:shd w:fill="F2F4F7" w:color="auto" w:val="clear"/>
-            <w:tcMar>
-              <w:top w:type="dxa" w:w="60"/>
-              <w:left w:type="dxa" w:w="100"/>
-              <w:bottom w:type="dxa" w:w="60"/>
-              <w:right w:type="dxa" w:w="100"/>
-            </w:tcMar>
-          </w:tcPr>
-          <w:p>
-            <w:r>
-              <w:rPr>
-                <w:sz w:val="18"/>
-                <w:szCs w:val="18"/>
-              </w:rPr>
-              <w:t xml:space="preserve">Une centrale solaire est logée dans « Solaris SA » ; la dette est remboursée par la vente de l'électricité.</w:t>
+            <w:tcMar>
+              <w:top w:type="dxa" w:w="60"/>
+              <w:left w:type="dxa" w:w="100"/>
+              <w:bottom w:type="dxa" w:w="60"/>
+              <w:right w:type="dxa" w:w="100"/>
+            </w:tcMar>
+          </w:tcPr>
+          <w:p>
+            <w:r>
+              <w:rPr>
+                <w:sz w:val="18"/>
+                <w:szCs w:val="18"/>
+              </w:rPr>
+              <w:t xml:space="preserve">Score 73,7 → note calculée 7 ; un plafond à 4 → note approuvée 4.</w:t>
             </w:r>
           </w:p>
         </w:tc>
@@ -16850,20 +17892,21 @@
               <w:bottom w:val="single" w:color="C6CED8" w:sz="4"/>
               <w:right w:val="single" w:color="C6CED8" w:sz="4"/>
             </w:tcBorders>
-            <w:tcMar>
-              <w:top w:type="dxa" w:w="60"/>
-              <w:left w:type="dxa" w:w="100"/>
-              <w:bottom w:type="dxa" w:w="60"/>
-              <w:right w:type="dxa" w:w="100"/>
-            </w:tcMar>
-          </w:tcPr>
-          <w:p>
-            <w:r>
-              <w:rPr>
-                <w:sz w:val="18"/>
-                <w:szCs w:val="18"/>
-              </w:rPr>
-              <w:t xml:space="preserve">PUE</w:t>
+            <w:shd w:fill="F2F4F7" w:color="auto" w:val="clear"/>
+            <w:tcMar>
+              <w:top w:type="dxa" w:w="60"/>
+              <w:left w:type="dxa" w:w="100"/>
+              <w:bottom w:type="dxa" w:w="60"/>
+              <w:right w:type="dxa" w:w="100"/>
+            </w:tcMar>
+          </w:tcPr>
+          <w:p>
+            <w:r>
+              <w:rPr>
+                <w:sz w:val="18"/>
+                <w:szCs w:val="18"/>
+              </w:rPr>
+              <w:t xml:space="preserve">Note ordinale</w:t>
             </w:r>
           </w:p>
         </w:tc>
@@ -16876,20 +17919,21 @@
               <w:bottom w:val="single" w:color="C6CED8" w:sz="4"/>
               <w:right w:val="single" w:color="C6CED8" w:sz="4"/>
             </w:tcBorders>
-            <w:tcMar>
-              <w:top w:type="dxa" w:w="60"/>
-              <w:left w:type="dxa" w:w="100"/>
-              <w:bottom w:type="dxa" w:w="60"/>
-              <w:right w:type="dxa" w:w="100"/>
-            </w:tcMar>
-          </w:tcPr>
-          <w:p>
-            <w:r>
-              <w:rPr>
-                <w:sz w:val="18"/>
-                <w:szCs w:val="18"/>
-              </w:rPr>
-              <w:t xml:space="preserve">Power Usage Effectiveness : énergie totale du centre de données ÷ énergie informatique.</w:t>
+            <w:shd w:fill="F2F4F7" w:color="auto" w:val="clear"/>
+            <w:tcMar>
+              <w:top w:type="dxa" w:w="60"/>
+              <w:left w:type="dxa" w:w="100"/>
+              <w:bottom w:type="dxa" w:w="60"/>
+              <w:right w:type="dxa" w:w="100"/>
+            </w:tcMar>
+          </w:tcPr>
+          <w:p>
+            <w:r>
+              <w:rPr>
+                <w:sz w:val="18"/>
+                <w:szCs w:val="18"/>
+              </w:rPr>
+              <w:t xml:space="preserve">Note qui classe les dossiers du meilleur au moins bon, sans dire une probabilité de défaut.</w:t>
             </w:r>
           </w:p>
         </w:tc>
@@ -16902,20 +17946,21 @@
               <w:bottom w:val="single" w:color="C6CED8" w:sz="4"/>
               <w:right w:val="single" w:color="C6CED8" w:sz="4"/>
             </w:tcBorders>
-            <w:tcMar>
-              <w:top w:type="dxa" w:w="60"/>
-              <w:left w:type="dxa" w:w="100"/>
-              <w:bottom w:type="dxa" w:w="60"/>
-              <w:right w:type="dxa" w:w="100"/>
-            </w:tcMar>
-          </w:tcPr>
-          <w:p>
-            <w:r>
-              <w:rPr>
-                <w:sz w:val="18"/>
-                <w:szCs w:val="18"/>
-              </w:rPr>
-              <w:t xml:space="preserve">PUE 1,45 : 0,45 kWh de refroidissement et d'auxiliaires par kWh informatique.</w:t>
+            <w:shd w:fill="F2F4F7" w:color="auto" w:val="clear"/>
+            <w:tcMar>
+              <w:top w:type="dxa" w:w="60"/>
+              <w:left w:type="dxa" w:w="100"/>
+              <w:bottom w:type="dxa" w:w="60"/>
+              <w:right w:type="dxa" w:w="100"/>
+            </w:tcMar>
+          </w:tcPr>
+          <w:p>
+            <w:r>
+              <w:rPr>
+                <w:sz w:val="18"/>
+                <w:szCs w:val="18"/>
+              </w:rPr>
+              <w:t xml:space="preserve">Un 8 est meilleur qu'un 6, sans dire « 1 % de défaut ».</w:t>
             </w:r>
           </w:p>
         </w:tc>
@@ -16930,21 +17975,20 @@
               <w:bottom w:val="single" w:color="C6CED8" w:sz="4"/>
               <w:right w:val="single" w:color="C6CED8" w:sz="4"/>
             </w:tcBorders>
-            <w:shd w:fill="F2F4F7" w:color="auto" w:val="clear"/>
-            <w:tcMar>
-              <w:top w:type="dxa" w:w="60"/>
-              <w:left w:type="dxa" w:w="100"/>
-              <w:bottom w:type="dxa" w:w="60"/>
-              <w:right w:type="dxa" w:w="100"/>
-            </w:tcMar>
-          </w:tcPr>
-          <w:p>
-            <w:r>
-              <w:rPr>
-                <w:sz w:val="18"/>
-                <w:szCs w:val="18"/>
-              </w:rPr>
-              <w:t xml:space="preserve">Radical</w:t>
+            <w:tcMar>
+              <w:top w:type="dxa" w:w="60"/>
+              <w:left w:type="dxa" w:w="100"/>
+              <w:bottom w:type="dxa" w:w="60"/>
+              <w:right w:type="dxa" w:w="100"/>
+            </w:tcMar>
+          </w:tcPr>
+          <w:p>
+            <w:r>
+              <w:rPr>
+                <w:sz w:val="18"/>
+                <w:szCs w:val="18"/>
+              </w:rPr>
+              <w:t xml:space="preserve">O&amp;M</w:t>
             </w:r>
           </w:p>
         </w:tc>
@@ -16957,21 +18001,20 @@
               <w:bottom w:val="single" w:color="C6CED8" w:sz="4"/>
               <w:right w:val="single" w:color="C6CED8" w:sz="4"/>
             </w:tcBorders>
-            <w:shd w:fill="F2F4F7" w:color="auto" w:val="clear"/>
-            <w:tcMar>
-              <w:top w:type="dxa" w:w="60"/>
-              <w:left w:type="dxa" w:w="100"/>
-              <w:bottom w:type="dxa" w:w="60"/>
-              <w:right w:type="dxa" w:w="100"/>
-            </w:tcMar>
-          </w:tcPr>
-          <w:p>
-            <w:r>
-              <w:rPr>
-                <w:sz w:val="18"/>
-                <w:szCs w:val="18"/>
-              </w:rPr>
-              <w:t xml:space="preserve">Identifiant client à 7 chiffres ; les zéros de tête sont conservés.</w:t>
+            <w:tcMar>
+              <w:top w:type="dxa" w:w="60"/>
+              <w:left w:type="dxa" w:w="100"/>
+              <w:bottom w:type="dxa" w:w="60"/>
+              <w:right w:type="dxa" w:w="100"/>
+            </w:tcMar>
+          </w:tcPr>
+          <w:p>
+            <w:r>
+              <w:rPr>
+                <w:sz w:val="18"/>
+                <w:szCs w:val="18"/>
+              </w:rPr>
+              <w:t xml:space="preserve">Operation and Maintenance : contrat d'exploitation et d'entretien.</w:t>
             </w:r>
           </w:p>
         </w:tc>
@@ -16984,21 +18027,20 @@
               <w:bottom w:val="single" w:color="C6CED8" w:sz="4"/>
               <w:right w:val="single" w:color="C6CED8" w:sz="4"/>
             </w:tcBorders>
-            <w:shd w:fill="F2F4F7" w:color="auto" w:val="clear"/>
-            <w:tcMar>
-              <w:top w:type="dxa" w:w="60"/>
-              <w:left w:type="dxa" w:w="100"/>
-              <w:bottom w:type="dxa" w:w="60"/>
-              <w:right w:type="dxa" w:w="100"/>
-            </w:tcMar>
-          </w:tcPr>
-          <w:p>
-            <w:r>
-              <w:rPr>
-                <w:sz w:val="18"/>
-                <w:szCs w:val="18"/>
-              </w:rPr>
-              <w:t xml:space="preserve">0063902.</w:t>
+            <w:tcMar>
+              <w:top w:type="dxa" w:w="60"/>
+              <w:left w:type="dxa" w:w="100"/>
+              <w:bottom w:type="dxa" w:w="60"/>
+              <w:right w:type="dxa" w:w="100"/>
+            </w:tcMar>
+          </w:tcPr>
+          <w:p>
+            <w:r>
+              <w:rPr>
+                <w:sz w:val="18"/>
+                <w:szCs w:val="18"/>
+              </w:rPr>
+              <w:t xml:space="preserve">Un opérateur spécialisé exploite l'usine pendant 15 ans.</w:t>
             </w:r>
           </w:p>
         </w:tc>
@@ -17026,7 +18068,7 @@
                 <w:sz w:val="18"/>
                 <w:szCs w:val="18"/>
               </w:rPr>
-              <w:t xml:space="preserve">Réception</w:t>
+              <w:t xml:space="preserve">Origine d'une valeur</w:t>
             </w:r>
           </w:p>
         </w:tc>
@@ -17052,7 +18094,7 @@
                 <w:sz w:val="18"/>
                 <w:szCs w:val="18"/>
               </w:rPr>
-              <w:t xml:space="preserve">Acte par lequel la SPV accepte l'ouvrage livré par le constructeur, après essais.</w:t>
+              <w:t xml:space="preserve">Mention affichée sous un champ qui n'a pas été tapé par l'analyste : proposition de l'IA acceptée, calcul d'aide, scénario de référence, collage depuis Excel.</w:t>
             </w:r>
           </w:p>
         </w:tc>
@@ -17078,7 +18120,7 @@
                 <w:sz w:val="18"/>
                 <w:szCs w:val="18"/>
               </w:rPr>
-              <w:t xml:space="preserve">Réception provisoire de la centrale après 30 jours de fonctionnement aux performances garanties.</w:t>
+              <w:t xml:space="preserve">« Proposé par l'IA : Rapport technique, p. 12 (confiance élevée) ».</w:t>
             </w:r>
           </w:p>
         </w:tc>
@@ -17107,7 +18149,7 @@
                 <w:sz w:val="18"/>
                 <w:szCs w:val="18"/>
               </w:rPr>
-              <w:t xml:space="preserve">Recours limité</w:t>
+              <w:t xml:space="preserve">P50 / P90</w:t>
             </w:r>
           </w:p>
         </w:tc>
@@ -17134,7 +18176,7 @@
                 <w:sz w:val="18"/>
                 <w:szCs w:val="18"/>
               </w:rPr>
-              <w:t xml:space="preserve">La banque ne peut se retourner contre l'actionnaire qu'à hauteur de ses engagements contractuels.</w:t>
+              <w:t xml:space="preserve">Production atteinte avec une probabilité de 50 % / 90 %. Le P90 est le scénario prudent.</w:t>
             </w:r>
           </w:p>
         </w:tc>
@@ -17161,7 +18203,7 @@
                 <w:sz w:val="18"/>
                 <w:szCs w:val="18"/>
               </w:rPr>
-              <w:t xml:space="preserve">Garantie de bonne fin du sponsor jusqu'à la réception, puis plus aucun recours.</w:t>
+              <w:t xml:space="preserve">P50 152 GWh, P90 140 GWh par an.</w:t>
             </w:r>
           </w:p>
         </w:tc>
@@ -17189,7 +18231,7 @@
                 <w:sz w:val="18"/>
                 <w:szCs w:val="18"/>
               </w:rPr>
-              <w:t xml:space="preserve">Refinancement (ballon)</w:t>
+              <w:t xml:space="preserve">Paiement à la disponibilité</w:t>
             </w:r>
           </w:p>
         </w:tc>
@@ -17215,7 +18257,7 @@
                 <w:sz w:val="18"/>
                 <w:szCs w:val="18"/>
               </w:rPr>
-              <w:t xml:space="preserve">Part de la dette remboursée en une fois à la fin, à refinancer.</w:t>
+              <w:t xml:space="preserve">L'autorité paie un loyer si l'ouvrage est disponible et conforme, quel que soit l'usage.</w:t>
             </w:r>
           </w:p>
         </w:tc>
@@ -17241,7 +18283,7 @@
                 <w:sz w:val="18"/>
                 <w:szCs w:val="18"/>
               </w:rPr>
-              <w:t xml:space="preserve">35 % du prêt dû en une fois à 10 ans (cas ETH, plafond C8).</w:t>
+              <w:t xml:space="preserve">Un hôpital en partenariat public-privé est payé s'il est ouvert et aux normes.</w:t>
             </w:r>
           </w:p>
         </w:tc>
@@ -17270,7 +18312,7 @@
                 <w:sz w:val="18"/>
                 <w:szCs w:val="18"/>
               </w:rPr>
-              <w:t xml:space="preserve">Régime S / M / L</w:t>
+              <w:t xml:space="preserve">Période de différé</w:t>
             </w:r>
           </w:p>
         </w:tc>
@@ -17297,7 +18339,7 @@
                 <w:sz w:val="18"/>
                 <w:szCs w:val="18"/>
               </w:rPr>
-              <w:t xml:space="preserve">Profondeur d'analyse calculée selon taille et complexité.</w:t>
+              <w:t xml:space="preserve">Période sans remboursement, souvent pendant la construction.</w:t>
             </w:r>
           </w:p>
         </w:tc>
@@ -17324,7 +18366,7 @@
                 <w:sz w:val="18"/>
                 <w:szCs w:val="18"/>
               </w:rPr>
-              <w:t xml:space="preserve">Projet de 108 MMAD en dirhams sous contrat ferme : régime S.</w:t>
+              <w:t xml:space="preserve">Deux ans de différé de capital : DSCR non calculé sur ces échéances.</w:t>
             </w:r>
           </w:p>
         </w:tc>
@@ -17352,7 +18394,7 @@
                 <w:sz w:val="18"/>
                 <w:szCs w:val="18"/>
               </w:rPr>
-              <w:t xml:space="preserve">Renormalisation</w:t>
+              <w:t xml:space="preserve">Phases P1, P2, P3</w:t>
             </w:r>
           </w:p>
         </w:tc>
@@ -17378,7 +18420,7 @@
                 <w:sz w:val="18"/>
                 <w:szCs w:val="18"/>
               </w:rPr>
-              <w:t xml:space="preserve">Recalculer la moyenne sur les seuls critères renseignés, ce qui ferait disparaître les trous du dossier.</w:t>
+              <w:t xml:space="preserve">P1 construction ; P2 montée en charge (les premiers mois d'exploitation) ; P3 exploitation stabilisée.</w:t>
             </w:r>
           </w:p>
         </w:tc>
@@ -17404,7 +18446,7 @@
                 <w:sz w:val="18"/>
                 <w:szCs w:val="18"/>
               </w:rPr>
-              <w:t xml:space="preserve">Trois critères manquants ignorés : la moyenne des autres paraît bonne alors que l'analyse est incomplète.</w:t>
+              <w:t xml:space="preserve">Une usine livrée il y a 6 mois et qui n'a pas atteint sa capacité est en P2.</w:t>
             </w:r>
           </w:p>
         </w:tc>
@@ -17433,7 +18475,7 @@
                 <w:sz w:val="18"/>
                 <w:szCs w:val="18"/>
               </w:rPr>
-              <w:t xml:space="preserve">RevPAR</w:t>
+              <w:t xml:space="preserve">Plafond</w:t>
             </w:r>
           </w:p>
         </w:tc>
@@ -17460,7 +18502,7 @@
                 <w:sz w:val="18"/>
                 <w:szCs w:val="18"/>
               </w:rPr>
-              <w:t xml:space="preserve">Revenu par chambre disponible = taux d'occupation × prix moyen.</w:t>
+              <w:t xml:space="preserve">Note maximale imposée par un fait objectif.</w:t>
             </w:r>
           </w:p>
         </w:tc>
@@ -17487,7 +18529,7 @@
                 <w:sz w:val="18"/>
                 <w:szCs w:val="18"/>
               </w:rPr>
-              <w:t xml:space="preserve">65 % × 1 350 MAD = 878 MAD.</w:t>
+              <w:t xml:space="preserve">DSCR stressé 0,75 &lt; 1,00 : plafond C3, note ≤ 4.</w:t>
             </w:r>
           </w:p>
         </w:tc>
@@ -17515,6 +18557,901 @@
                 <w:sz w:val="18"/>
                 <w:szCs w:val="18"/>
               </w:rPr>
+              <w:t xml:space="preserve">Point de base (pb)</w:t>
+            </w:r>
+          </w:p>
+        </w:tc>
+        <w:tc>
+          <w:tcPr>
+            <w:tcW w:type="dxa" w:w="4038"/>
+            <w:tcBorders>
+              <w:top w:val="single" w:color="C6CED8" w:sz="4"/>
+              <w:left w:val="single" w:color="C6CED8" w:sz="4"/>
+              <w:bottom w:val="single" w:color="C6CED8" w:sz="4"/>
+              <w:right w:val="single" w:color="C6CED8" w:sz="4"/>
+            </w:tcBorders>
+            <w:tcMar>
+              <w:top w:type="dxa" w:w="60"/>
+              <w:left w:type="dxa" w:w="100"/>
+              <w:bottom w:type="dxa" w:w="60"/>
+              <w:right w:type="dxa" w:w="100"/>
+            </w:tcMar>
+          </w:tcPr>
+          <w:p>
+            <w:r>
+              <w:rPr>
+                <w:sz w:val="18"/>
+                <w:szCs w:val="18"/>
+              </w:rPr>
+              <w:t xml:space="preserve">Un centième de point de pourcentage.</w:t>
+            </w:r>
+          </w:p>
+        </w:tc>
+        <w:tc>
+          <w:tcPr>
+            <w:tcW w:type="dxa" w:w="3400"/>
+            <w:tcBorders>
+              <w:top w:val="single" w:color="C6CED8" w:sz="4"/>
+              <w:left w:val="single" w:color="C6CED8" w:sz="4"/>
+              <w:bottom w:val="single" w:color="C6CED8" w:sz="4"/>
+              <w:right w:val="single" w:color="C6CED8" w:sz="4"/>
+            </w:tcBorders>
+            <w:tcMar>
+              <w:top w:type="dxa" w:w="60"/>
+              <w:left w:type="dxa" w:w="100"/>
+              <w:bottom w:type="dxa" w:w="60"/>
+              <w:right w:type="dxa" w:w="100"/>
+            </w:tcMar>
+          </w:tcPr>
+          <w:p>
+            <w:r>
+              <w:rPr>
+                <w:sz w:val="18"/>
+                <w:szCs w:val="18"/>
+              </w:rPr>
+              <w:t xml:space="preserve">+200 pb : le taux passe de 5,5 % à 7,5 %.</w:t>
+            </w:r>
+          </w:p>
+        </w:tc>
+      </w:tr>
+      <w:tr>
+        <w:tc>
+          <w:tcPr>
+            <w:tcW w:type="dxa" w:w="2200"/>
+            <w:tcBorders>
+              <w:top w:val="single" w:color="C6CED8" w:sz="4"/>
+              <w:left w:val="single" w:color="C6CED8" w:sz="4"/>
+              <w:bottom w:val="single" w:color="C6CED8" w:sz="4"/>
+              <w:right w:val="single" w:color="C6CED8" w:sz="4"/>
+            </w:tcBorders>
+            <w:shd w:fill="F2F4F7" w:color="auto" w:val="clear"/>
+            <w:tcMar>
+              <w:top w:type="dxa" w:w="60"/>
+              <w:left w:type="dxa" w:w="100"/>
+              <w:bottom w:type="dxa" w:w="60"/>
+              <w:right w:type="dxa" w:w="100"/>
+            </w:tcMar>
+          </w:tcPr>
+          <w:p>
+            <w:r>
+              <w:rPr>
+                <w:sz w:val="18"/>
+                <w:szCs w:val="18"/>
+              </w:rPr>
+              <w:t xml:space="preserve">Project Finance (financement de projet)</w:t>
+            </w:r>
+          </w:p>
+        </w:tc>
+        <w:tc>
+          <w:tcPr>
+            <w:tcW w:type="dxa" w:w="4038"/>
+            <w:tcBorders>
+              <w:top w:val="single" w:color="C6CED8" w:sz="4"/>
+              <w:left w:val="single" w:color="C6CED8" w:sz="4"/>
+              <w:bottom w:val="single" w:color="C6CED8" w:sz="4"/>
+              <w:right w:val="single" w:color="C6CED8" w:sz="4"/>
+            </w:tcBorders>
+            <w:shd w:fill="F2F4F7" w:color="auto" w:val="clear"/>
+            <w:tcMar>
+              <w:top w:type="dxa" w:w="60"/>
+              <w:left w:type="dxa" w:w="100"/>
+              <w:bottom w:type="dxa" w:w="60"/>
+              <w:right w:type="dxa" w:w="100"/>
+            </w:tcMar>
+          </w:tcPr>
+          <w:p>
+            <w:r>
+              <w:rPr>
+                <w:sz w:val="18"/>
+                <w:szCs w:val="18"/>
+              </w:rPr>
+              <w:t xml:space="preserve">Financement d'un projet porté par une société créée pour lui seul ; la banque est remboursée par les flux du projet, pas par le bilan de l'actionnaire.</w:t>
+            </w:r>
+          </w:p>
+        </w:tc>
+        <w:tc>
+          <w:tcPr>
+            <w:tcW w:type="dxa" w:w="3400"/>
+            <w:tcBorders>
+              <w:top w:val="single" w:color="C6CED8" w:sz="4"/>
+              <w:left w:val="single" w:color="C6CED8" w:sz="4"/>
+              <w:bottom w:val="single" w:color="C6CED8" w:sz="4"/>
+              <w:right w:val="single" w:color="C6CED8" w:sz="4"/>
+            </w:tcBorders>
+            <w:shd w:fill="F2F4F7" w:color="auto" w:val="clear"/>
+            <w:tcMar>
+              <w:top w:type="dxa" w:w="60"/>
+              <w:left w:type="dxa" w:w="100"/>
+              <w:bottom w:type="dxa" w:w="60"/>
+              <w:right w:type="dxa" w:w="100"/>
+            </w:tcMar>
+          </w:tcPr>
+          <w:p>
+            <w:r>
+              <w:rPr>
+                <w:sz w:val="18"/>
+                <w:szCs w:val="18"/>
+              </w:rPr>
+              <w:t xml:space="preserve">Une centrale solaire est logée dans « Solaris SA » ; la dette est remboursée par la vente de l'électricité.</w:t>
+            </w:r>
+          </w:p>
+        </w:tc>
+      </w:tr>
+      <w:tr>
+        <w:tc>
+          <w:tcPr>
+            <w:tcW w:type="dxa" w:w="2200"/>
+            <w:tcBorders>
+              <w:top w:val="single" w:color="C6CED8" w:sz="4"/>
+              <w:left w:val="single" w:color="C6CED8" w:sz="4"/>
+              <w:bottom w:val="single" w:color="C6CED8" w:sz="4"/>
+              <w:right w:val="single" w:color="C6CED8" w:sz="4"/>
+            </w:tcBorders>
+            <w:tcMar>
+              <w:top w:type="dxa" w:w="60"/>
+              <w:left w:type="dxa" w:w="100"/>
+              <w:bottom w:type="dxa" w:w="60"/>
+              <w:right w:type="dxa" w:w="100"/>
+            </w:tcMar>
+          </w:tcPr>
+          <w:p>
+            <w:r>
+              <w:rPr>
+                <w:sz w:val="18"/>
+                <w:szCs w:val="18"/>
+              </w:rPr>
+              <w:t xml:space="preserve">PUE</w:t>
+            </w:r>
+          </w:p>
+        </w:tc>
+        <w:tc>
+          <w:tcPr>
+            <w:tcW w:type="dxa" w:w="4038"/>
+            <w:tcBorders>
+              <w:top w:val="single" w:color="C6CED8" w:sz="4"/>
+              <w:left w:val="single" w:color="C6CED8" w:sz="4"/>
+              <w:bottom w:val="single" w:color="C6CED8" w:sz="4"/>
+              <w:right w:val="single" w:color="C6CED8" w:sz="4"/>
+            </w:tcBorders>
+            <w:tcMar>
+              <w:top w:type="dxa" w:w="60"/>
+              <w:left w:type="dxa" w:w="100"/>
+              <w:bottom w:type="dxa" w:w="60"/>
+              <w:right w:type="dxa" w:w="100"/>
+            </w:tcMar>
+          </w:tcPr>
+          <w:p>
+            <w:r>
+              <w:rPr>
+                <w:sz w:val="18"/>
+                <w:szCs w:val="18"/>
+              </w:rPr>
+              <w:t xml:space="preserve">Power Usage Effectiveness : énergie totale du centre de données ÷ énergie informatique.</w:t>
+            </w:r>
+          </w:p>
+        </w:tc>
+        <w:tc>
+          <w:tcPr>
+            <w:tcW w:type="dxa" w:w="3400"/>
+            <w:tcBorders>
+              <w:top w:val="single" w:color="C6CED8" w:sz="4"/>
+              <w:left w:val="single" w:color="C6CED8" w:sz="4"/>
+              <w:bottom w:val="single" w:color="C6CED8" w:sz="4"/>
+              <w:right w:val="single" w:color="C6CED8" w:sz="4"/>
+            </w:tcBorders>
+            <w:tcMar>
+              <w:top w:type="dxa" w:w="60"/>
+              <w:left w:type="dxa" w:w="100"/>
+              <w:bottom w:type="dxa" w:w="60"/>
+              <w:right w:type="dxa" w:w="100"/>
+            </w:tcMar>
+          </w:tcPr>
+          <w:p>
+            <w:r>
+              <w:rPr>
+                <w:sz w:val="18"/>
+                <w:szCs w:val="18"/>
+              </w:rPr>
+              <w:t xml:space="preserve">PUE 1,45 : 0,45 kWh de refroidissement et d'auxiliaires par kWh informatique.</w:t>
+            </w:r>
+          </w:p>
+        </w:tc>
+      </w:tr>
+      <w:tr>
+        <w:tc>
+          <w:tcPr>
+            <w:tcW w:type="dxa" w:w="2200"/>
+            <w:tcBorders>
+              <w:top w:val="single" w:color="C6CED8" w:sz="4"/>
+              <w:left w:val="single" w:color="C6CED8" w:sz="4"/>
+              <w:bottom w:val="single" w:color="C6CED8" w:sz="4"/>
+              <w:right w:val="single" w:color="C6CED8" w:sz="4"/>
+            </w:tcBorders>
+            <w:shd w:fill="F2F4F7" w:color="auto" w:val="clear"/>
+            <w:tcMar>
+              <w:top w:type="dxa" w:w="60"/>
+              <w:left w:type="dxa" w:w="100"/>
+              <w:bottom w:type="dxa" w:w="60"/>
+              <w:right w:type="dxa" w:w="100"/>
+            </w:tcMar>
+          </w:tcPr>
+          <w:p>
+            <w:r>
+              <w:rPr>
+                <w:sz w:val="18"/>
+                <w:szCs w:val="18"/>
+              </w:rPr>
+              <w:t xml:space="preserve">Radical</w:t>
+            </w:r>
+          </w:p>
+        </w:tc>
+        <w:tc>
+          <w:tcPr>
+            <w:tcW w:type="dxa" w:w="4038"/>
+            <w:tcBorders>
+              <w:top w:val="single" w:color="C6CED8" w:sz="4"/>
+              <w:left w:val="single" w:color="C6CED8" w:sz="4"/>
+              <w:bottom w:val="single" w:color="C6CED8" w:sz="4"/>
+              <w:right w:val="single" w:color="C6CED8" w:sz="4"/>
+            </w:tcBorders>
+            <w:shd w:fill="F2F4F7" w:color="auto" w:val="clear"/>
+            <w:tcMar>
+              <w:top w:type="dxa" w:w="60"/>
+              <w:left w:type="dxa" w:w="100"/>
+              <w:bottom w:type="dxa" w:w="60"/>
+              <w:right w:type="dxa" w:w="100"/>
+            </w:tcMar>
+          </w:tcPr>
+          <w:p>
+            <w:r>
+              <w:rPr>
+                <w:sz w:val="18"/>
+                <w:szCs w:val="18"/>
+              </w:rPr>
+              <w:t xml:space="preserve">Identifiant client à 7 chiffres ; les zéros de tête sont conservés.</w:t>
+            </w:r>
+          </w:p>
+        </w:tc>
+        <w:tc>
+          <w:tcPr>
+            <w:tcW w:type="dxa" w:w="3400"/>
+            <w:tcBorders>
+              <w:top w:val="single" w:color="C6CED8" w:sz="4"/>
+              <w:left w:val="single" w:color="C6CED8" w:sz="4"/>
+              <w:bottom w:val="single" w:color="C6CED8" w:sz="4"/>
+              <w:right w:val="single" w:color="C6CED8" w:sz="4"/>
+            </w:tcBorders>
+            <w:shd w:fill="F2F4F7" w:color="auto" w:val="clear"/>
+            <w:tcMar>
+              <w:top w:type="dxa" w:w="60"/>
+              <w:left w:type="dxa" w:w="100"/>
+              <w:bottom w:type="dxa" w:w="60"/>
+              <w:right w:type="dxa" w:w="100"/>
+            </w:tcMar>
+          </w:tcPr>
+          <w:p>
+            <w:r>
+              <w:rPr>
+                <w:sz w:val="18"/>
+                <w:szCs w:val="18"/>
+              </w:rPr>
+              <w:t xml:space="preserve">0063902.</w:t>
+            </w:r>
+          </w:p>
+        </w:tc>
+      </w:tr>
+      <w:tr>
+        <w:tc>
+          <w:tcPr>
+            <w:tcW w:type="dxa" w:w="2200"/>
+            <w:tcBorders>
+              <w:top w:val="single" w:color="C6CED8" w:sz="4"/>
+              <w:left w:val="single" w:color="C6CED8" w:sz="4"/>
+              <w:bottom w:val="single" w:color="C6CED8" w:sz="4"/>
+              <w:right w:val="single" w:color="C6CED8" w:sz="4"/>
+            </w:tcBorders>
+            <w:tcMar>
+              <w:top w:type="dxa" w:w="60"/>
+              <w:left w:type="dxa" w:w="100"/>
+              <w:bottom w:type="dxa" w:w="60"/>
+              <w:right w:type="dxa" w:w="100"/>
+            </w:tcMar>
+          </w:tcPr>
+          <w:p>
+            <w:r>
+              <w:rPr>
+                <w:sz w:val="18"/>
+                <w:szCs w:val="18"/>
+              </w:rPr>
+              <w:t xml:space="preserve">Réception</w:t>
+            </w:r>
+          </w:p>
+        </w:tc>
+        <w:tc>
+          <w:tcPr>
+            <w:tcW w:type="dxa" w:w="4038"/>
+            <w:tcBorders>
+              <w:top w:val="single" w:color="C6CED8" w:sz="4"/>
+              <w:left w:val="single" w:color="C6CED8" w:sz="4"/>
+              <w:bottom w:val="single" w:color="C6CED8" w:sz="4"/>
+              <w:right w:val="single" w:color="C6CED8" w:sz="4"/>
+            </w:tcBorders>
+            <w:tcMar>
+              <w:top w:type="dxa" w:w="60"/>
+              <w:left w:type="dxa" w:w="100"/>
+              <w:bottom w:type="dxa" w:w="60"/>
+              <w:right w:type="dxa" w:w="100"/>
+            </w:tcMar>
+          </w:tcPr>
+          <w:p>
+            <w:r>
+              <w:rPr>
+                <w:sz w:val="18"/>
+                <w:szCs w:val="18"/>
+              </w:rPr>
+              <w:t xml:space="preserve">Acte par lequel la SPV accepte l'ouvrage livré par le constructeur, après essais.</w:t>
+            </w:r>
+          </w:p>
+        </w:tc>
+        <w:tc>
+          <w:tcPr>
+            <w:tcW w:type="dxa" w:w="3400"/>
+            <w:tcBorders>
+              <w:top w:val="single" w:color="C6CED8" w:sz="4"/>
+              <w:left w:val="single" w:color="C6CED8" w:sz="4"/>
+              <w:bottom w:val="single" w:color="C6CED8" w:sz="4"/>
+              <w:right w:val="single" w:color="C6CED8" w:sz="4"/>
+            </w:tcBorders>
+            <w:tcMar>
+              <w:top w:type="dxa" w:w="60"/>
+              <w:left w:type="dxa" w:w="100"/>
+              <w:bottom w:type="dxa" w:w="60"/>
+              <w:right w:type="dxa" w:w="100"/>
+            </w:tcMar>
+          </w:tcPr>
+          <w:p>
+            <w:r>
+              <w:rPr>
+                <w:sz w:val="18"/>
+                <w:szCs w:val="18"/>
+              </w:rPr>
+              <w:t xml:space="preserve">Réception provisoire de la centrale après 30 jours de fonctionnement aux performances garanties.</w:t>
+            </w:r>
+          </w:p>
+        </w:tc>
+      </w:tr>
+      <w:tr>
+        <w:tc>
+          <w:tcPr>
+            <w:tcW w:type="dxa" w:w="2200"/>
+            <w:tcBorders>
+              <w:top w:val="single" w:color="C6CED8" w:sz="4"/>
+              <w:left w:val="single" w:color="C6CED8" w:sz="4"/>
+              <w:bottom w:val="single" w:color="C6CED8" w:sz="4"/>
+              <w:right w:val="single" w:color="C6CED8" w:sz="4"/>
+            </w:tcBorders>
+            <w:shd w:fill="F2F4F7" w:color="auto" w:val="clear"/>
+            <w:tcMar>
+              <w:top w:type="dxa" w:w="60"/>
+              <w:left w:type="dxa" w:w="100"/>
+              <w:bottom w:type="dxa" w:w="60"/>
+              <w:right w:type="dxa" w:w="100"/>
+            </w:tcMar>
+          </w:tcPr>
+          <w:p>
+            <w:r>
+              <w:rPr>
+                <w:sz w:val="18"/>
+                <w:szCs w:val="18"/>
+              </w:rPr>
+              <w:t xml:space="preserve">Recours limité</w:t>
+            </w:r>
+          </w:p>
+        </w:tc>
+        <w:tc>
+          <w:tcPr>
+            <w:tcW w:type="dxa" w:w="4038"/>
+            <w:tcBorders>
+              <w:top w:val="single" w:color="C6CED8" w:sz="4"/>
+              <w:left w:val="single" w:color="C6CED8" w:sz="4"/>
+              <w:bottom w:val="single" w:color="C6CED8" w:sz="4"/>
+              <w:right w:val="single" w:color="C6CED8" w:sz="4"/>
+            </w:tcBorders>
+            <w:shd w:fill="F2F4F7" w:color="auto" w:val="clear"/>
+            <w:tcMar>
+              <w:top w:type="dxa" w:w="60"/>
+              <w:left w:type="dxa" w:w="100"/>
+              <w:bottom w:type="dxa" w:w="60"/>
+              <w:right w:type="dxa" w:w="100"/>
+            </w:tcMar>
+          </w:tcPr>
+          <w:p>
+            <w:r>
+              <w:rPr>
+                <w:sz w:val="18"/>
+                <w:szCs w:val="18"/>
+              </w:rPr>
+              <w:t xml:space="preserve">La banque ne peut se retourner contre l'actionnaire qu'à hauteur de ses engagements contractuels.</w:t>
+            </w:r>
+          </w:p>
+        </w:tc>
+        <w:tc>
+          <w:tcPr>
+            <w:tcW w:type="dxa" w:w="3400"/>
+            <w:tcBorders>
+              <w:top w:val="single" w:color="C6CED8" w:sz="4"/>
+              <w:left w:val="single" w:color="C6CED8" w:sz="4"/>
+              <w:bottom w:val="single" w:color="C6CED8" w:sz="4"/>
+              <w:right w:val="single" w:color="C6CED8" w:sz="4"/>
+            </w:tcBorders>
+            <w:shd w:fill="F2F4F7" w:color="auto" w:val="clear"/>
+            <w:tcMar>
+              <w:top w:type="dxa" w:w="60"/>
+              <w:left w:type="dxa" w:w="100"/>
+              <w:bottom w:type="dxa" w:w="60"/>
+              <w:right w:type="dxa" w:w="100"/>
+            </w:tcMar>
+          </w:tcPr>
+          <w:p>
+            <w:r>
+              <w:rPr>
+                <w:sz w:val="18"/>
+                <w:szCs w:val="18"/>
+              </w:rPr>
+              <w:t xml:space="preserve">Garantie de bonne fin du sponsor jusqu'à la réception, puis plus aucun recours.</w:t>
+            </w:r>
+          </w:p>
+        </w:tc>
+      </w:tr>
+      <w:tr>
+        <w:tc>
+          <w:tcPr>
+            <w:tcW w:type="dxa" w:w="2200"/>
+            <w:tcBorders>
+              <w:top w:val="single" w:color="C6CED8" w:sz="4"/>
+              <w:left w:val="single" w:color="C6CED8" w:sz="4"/>
+              <w:bottom w:val="single" w:color="C6CED8" w:sz="4"/>
+              <w:right w:val="single" w:color="C6CED8" w:sz="4"/>
+            </w:tcBorders>
+            <w:tcMar>
+              <w:top w:type="dxa" w:w="60"/>
+              <w:left w:type="dxa" w:w="100"/>
+              <w:bottom w:type="dxa" w:w="60"/>
+              <w:right w:type="dxa" w:w="100"/>
+            </w:tcMar>
+          </w:tcPr>
+          <w:p>
+            <w:r>
+              <w:rPr>
+                <w:sz w:val="18"/>
+                <w:szCs w:val="18"/>
+              </w:rPr>
+              <w:t xml:space="preserve">Refinancement (ballon)</w:t>
+            </w:r>
+          </w:p>
+        </w:tc>
+        <w:tc>
+          <w:tcPr>
+            <w:tcW w:type="dxa" w:w="4038"/>
+            <w:tcBorders>
+              <w:top w:val="single" w:color="C6CED8" w:sz="4"/>
+              <w:left w:val="single" w:color="C6CED8" w:sz="4"/>
+              <w:bottom w:val="single" w:color="C6CED8" w:sz="4"/>
+              <w:right w:val="single" w:color="C6CED8" w:sz="4"/>
+            </w:tcBorders>
+            <w:tcMar>
+              <w:top w:type="dxa" w:w="60"/>
+              <w:left w:type="dxa" w:w="100"/>
+              <w:bottom w:type="dxa" w:w="60"/>
+              <w:right w:type="dxa" w:w="100"/>
+            </w:tcMar>
+          </w:tcPr>
+          <w:p>
+            <w:r>
+              <w:rPr>
+                <w:sz w:val="18"/>
+                <w:szCs w:val="18"/>
+              </w:rPr>
+              <w:t xml:space="preserve">Part de la dette remboursée en une fois à la fin, à refinancer.</w:t>
+            </w:r>
+          </w:p>
+        </w:tc>
+        <w:tc>
+          <w:tcPr>
+            <w:tcW w:type="dxa" w:w="3400"/>
+            <w:tcBorders>
+              <w:top w:val="single" w:color="C6CED8" w:sz="4"/>
+              <w:left w:val="single" w:color="C6CED8" w:sz="4"/>
+              <w:bottom w:val="single" w:color="C6CED8" w:sz="4"/>
+              <w:right w:val="single" w:color="C6CED8" w:sz="4"/>
+            </w:tcBorders>
+            <w:tcMar>
+              <w:top w:type="dxa" w:w="60"/>
+              <w:left w:type="dxa" w:w="100"/>
+              <w:bottom w:type="dxa" w:w="60"/>
+              <w:right w:type="dxa" w:w="100"/>
+            </w:tcMar>
+          </w:tcPr>
+          <w:p>
+            <w:r>
+              <w:rPr>
+                <w:sz w:val="18"/>
+                <w:szCs w:val="18"/>
+              </w:rPr>
+              <w:t xml:space="preserve">35 % du prêt dû en une fois à 10 ans (cas ETH, plafond C8).</w:t>
+            </w:r>
+          </w:p>
+        </w:tc>
+      </w:tr>
+      <w:tr>
+        <w:tc>
+          <w:tcPr>
+            <w:tcW w:type="dxa" w:w="2200"/>
+            <w:tcBorders>
+              <w:top w:val="single" w:color="C6CED8" w:sz="4"/>
+              <w:left w:val="single" w:color="C6CED8" w:sz="4"/>
+              <w:bottom w:val="single" w:color="C6CED8" w:sz="4"/>
+              <w:right w:val="single" w:color="C6CED8" w:sz="4"/>
+            </w:tcBorders>
+            <w:shd w:fill="F2F4F7" w:color="auto" w:val="clear"/>
+            <w:tcMar>
+              <w:top w:type="dxa" w:w="60"/>
+              <w:left w:type="dxa" w:w="100"/>
+              <w:bottom w:type="dxa" w:w="60"/>
+              <w:right w:type="dxa" w:w="100"/>
+            </w:tcMar>
+          </w:tcPr>
+          <w:p>
+            <w:r>
+              <w:rPr>
+                <w:sz w:val="18"/>
+                <w:szCs w:val="18"/>
+              </w:rPr>
+              <w:t xml:space="preserve">Régime S / M / L</w:t>
+            </w:r>
+          </w:p>
+        </w:tc>
+        <w:tc>
+          <w:tcPr>
+            <w:tcW w:type="dxa" w:w="4038"/>
+            <w:tcBorders>
+              <w:top w:val="single" w:color="C6CED8" w:sz="4"/>
+              <w:left w:val="single" w:color="C6CED8" w:sz="4"/>
+              <w:bottom w:val="single" w:color="C6CED8" w:sz="4"/>
+              <w:right w:val="single" w:color="C6CED8" w:sz="4"/>
+            </w:tcBorders>
+            <w:shd w:fill="F2F4F7" w:color="auto" w:val="clear"/>
+            <w:tcMar>
+              <w:top w:type="dxa" w:w="60"/>
+              <w:left w:type="dxa" w:w="100"/>
+              <w:bottom w:type="dxa" w:w="60"/>
+              <w:right w:type="dxa" w:w="100"/>
+            </w:tcMar>
+          </w:tcPr>
+          <w:p>
+            <w:r>
+              <w:rPr>
+                <w:sz w:val="18"/>
+                <w:szCs w:val="18"/>
+              </w:rPr>
+              <w:t xml:space="preserve">Profondeur d'analyse calculée selon taille et complexité.</w:t>
+            </w:r>
+          </w:p>
+        </w:tc>
+        <w:tc>
+          <w:tcPr>
+            <w:tcW w:type="dxa" w:w="3400"/>
+            <w:tcBorders>
+              <w:top w:val="single" w:color="C6CED8" w:sz="4"/>
+              <w:left w:val="single" w:color="C6CED8" w:sz="4"/>
+              <w:bottom w:val="single" w:color="C6CED8" w:sz="4"/>
+              <w:right w:val="single" w:color="C6CED8" w:sz="4"/>
+            </w:tcBorders>
+            <w:shd w:fill="F2F4F7" w:color="auto" w:val="clear"/>
+            <w:tcMar>
+              <w:top w:type="dxa" w:w="60"/>
+              <w:left w:type="dxa" w:w="100"/>
+              <w:bottom w:type="dxa" w:w="60"/>
+              <w:right w:type="dxa" w:w="100"/>
+            </w:tcMar>
+          </w:tcPr>
+          <w:p>
+            <w:r>
+              <w:rPr>
+                <w:sz w:val="18"/>
+                <w:szCs w:val="18"/>
+              </w:rPr>
+              <w:t xml:space="preserve">Projet de 108 MMAD en dirhams sous contrat ferme : régime S.</w:t>
+            </w:r>
+          </w:p>
+        </w:tc>
+      </w:tr>
+      <w:tr>
+        <w:tc>
+          <w:tcPr>
+            <w:tcW w:type="dxa" w:w="2200"/>
+            <w:tcBorders>
+              <w:top w:val="single" w:color="C6CED8" w:sz="4"/>
+              <w:left w:val="single" w:color="C6CED8" w:sz="4"/>
+              <w:bottom w:val="single" w:color="C6CED8" w:sz="4"/>
+              <w:right w:val="single" w:color="C6CED8" w:sz="4"/>
+            </w:tcBorders>
+            <w:tcMar>
+              <w:top w:type="dxa" w:w="60"/>
+              <w:left w:type="dxa" w:w="100"/>
+              <w:bottom w:type="dxa" w:w="60"/>
+              <w:right w:type="dxa" w:w="100"/>
+            </w:tcMar>
+          </w:tcPr>
+          <w:p>
+            <w:r>
+              <w:rPr>
+                <w:sz w:val="18"/>
+                <w:szCs w:val="18"/>
+              </w:rPr>
+              <w:t xml:space="preserve">Renormalisation</w:t>
+            </w:r>
+          </w:p>
+        </w:tc>
+        <w:tc>
+          <w:tcPr>
+            <w:tcW w:type="dxa" w:w="4038"/>
+            <w:tcBorders>
+              <w:top w:val="single" w:color="C6CED8" w:sz="4"/>
+              <w:left w:val="single" w:color="C6CED8" w:sz="4"/>
+              <w:bottom w:val="single" w:color="C6CED8" w:sz="4"/>
+              <w:right w:val="single" w:color="C6CED8" w:sz="4"/>
+            </w:tcBorders>
+            <w:tcMar>
+              <w:top w:type="dxa" w:w="60"/>
+              <w:left w:type="dxa" w:w="100"/>
+              <w:bottom w:type="dxa" w:w="60"/>
+              <w:right w:type="dxa" w:w="100"/>
+            </w:tcMar>
+          </w:tcPr>
+          <w:p>
+            <w:r>
+              <w:rPr>
+                <w:sz w:val="18"/>
+                <w:szCs w:val="18"/>
+              </w:rPr>
+              <w:t xml:space="preserve">Recalculer la moyenne sur les seuls critères renseignés, ce qui ferait disparaître les trous du dossier.</w:t>
+            </w:r>
+          </w:p>
+        </w:tc>
+        <w:tc>
+          <w:tcPr>
+            <w:tcW w:type="dxa" w:w="3400"/>
+            <w:tcBorders>
+              <w:top w:val="single" w:color="C6CED8" w:sz="4"/>
+              <w:left w:val="single" w:color="C6CED8" w:sz="4"/>
+              <w:bottom w:val="single" w:color="C6CED8" w:sz="4"/>
+              <w:right w:val="single" w:color="C6CED8" w:sz="4"/>
+            </w:tcBorders>
+            <w:tcMar>
+              <w:top w:type="dxa" w:w="60"/>
+              <w:left w:type="dxa" w:w="100"/>
+              <w:bottom w:type="dxa" w:w="60"/>
+              <w:right w:type="dxa" w:w="100"/>
+            </w:tcMar>
+          </w:tcPr>
+          <w:p>
+            <w:r>
+              <w:rPr>
+                <w:sz w:val="18"/>
+                <w:szCs w:val="18"/>
+              </w:rPr>
+              <w:t xml:space="preserve">Trois critères manquants ignorés : la moyenne des autres paraît bonne alors que l'analyse est incomplète.</w:t>
+            </w:r>
+          </w:p>
+        </w:tc>
+      </w:tr>
+      <w:tr>
+        <w:tc>
+          <w:tcPr>
+            <w:tcW w:type="dxa" w:w="2200"/>
+            <w:tcBorders>
+              <w:top w:val="single" w:color="C6CED8" w:sz="4"/>
+              <w:left w:val="single" w:color="C6CED8" w:sz="4"/>
+              <w:bottom w:val="single" w:color="C6CED8" w:sz="4"/>
+              <w:right w:val="single" w:color="C6CED8" w:sz="4"/>
+            </w:tcBorders>
+            <w:shd w:fill="F2F4F7" w:color="auto" w:val="clear"/>
+            <w:tcMar>
+              <w:top w:type="dxa" w:w="60"/>
+              <w:left w:type="dxa" w:w="100"/>
+              <w:bottom w:type="dxa" w:w="60"/>
+              <w:right w:type="dxa" w:w="100"/>
+            </w:tcMar>
+          </w:tcPr>
+          <w:p>
+            <w:r>
+              <w:rPr>
+                <w:sz w:val="18"/>
+                <w:szCs w:val="18"/>
+              </w:rPr>
+              <w:t xml:space="preserve">RevPAR</w:t>
+            </w:r>
+          </w:p>
+        </w:tc>
+        <w:tc>
+          <w:tcPr>
+            <w:tcW w:type="dxa" w:w="4038"/>
+            <w:tcBorders>
+              <w:top w:val="single" w:color="C6CED8" w:sz="4"/>
+              <w:left w:val="single" w:color="C6CED8" w:sz="4"/>
+              <w:bottom w:val="single" w:color="C6CED8" w:sz="4"/>
+              <w:right w:val="single" w:color="C6CED8" w:sz="4"/>
+            </w:tcBorders>
+            <w:shd w:fill="F2F4F7" w:color="auto" w:val="clear"/>
+            <w:tcMar>
+              <w:top w:type="dxa" w:w="60"/>
+              <w:left w:type="dxa" w:w="100"/>
+              <w:bottom w:type="dxa" w:w="60"/>
+              <w:right w:type="dxa" w:w="100"/>
+            </w:tcMar>
+          </w:tcPr>
+          <w:p>
+            <w:r>
+              <w:rPr>
+                <w:sz w:val="18"/>
+                <w:szCs w:val="18"/>
+              </w:rPr>
+              <w:t xml:space="preserve">Revenu par chambre disponible = taux d'occupation × prix moyen.</w:t>
+            </w:r>
+          </w:p>
+        </w:tc>
+        <w:tc>
+          <w:tcPr>
+            <w:tcW w:type="dxa" w:w="3400"/>
+            <w:tcBorders>
+              <w:top w:val="single" w:color="C6CED8" w:sz="4"/>
+              <w:left w:val="single" w:color="C6CED8" w:sz="4"/>
+              <w:bottom w:val="single" w:color="C6CED8" w:sz="4"/>
+              <w:right w:val="single" w:color="C6CED8" w:sz="4"/>
+            </w:tcBorders>
+            <w:shd w:fill="F2F4F7" w:color="auto" w:val="clear"/>
+            <w:tcMar>
+              <w:top w:type="dxa" w:w="60"/>
+              <w:left w:type="dxa" w:w="100"/>
+              <w:bottom w:type="dxa" w:w="60"/>
+              <w:right w:type="dxa" w:w="100"/>
+            </w:tcMar>
+          </w:tcPr>
+          <w:p>
+            <w:r>
+              <w:rPr>
+                <w:sz w:val="18"/>
+                <w:szCs w:val="18"/>
+              </w:rPr>
+              <w:t xml:space="preserve">65 % × 1 350 MAD = 878 MAD.</w:t>
+            </w:r>
+          </w:p>
+        </w:tc>
+      </w:tr>
+      <w:tr>
+        <w:tc>
+          <w:tcPr>
+            <w:tcW w:type="dxa" w:w="2200"/>
+            <w:tcBorders>
+              <w:top w:val="single" w:color="C6CED8" w:sz="4"/>
+              <w:left w:val="single" w:color="C6CED8" w:sz="4"/>
+              <w:bottom w:val="single" w:color="C6CED8" w:sz="4"/>
+              <w:right w:val="single" w:color="C6CED8" w:sz="4"/>
+            </w:tcBorders>
+            <w:tcMar>
+              <w:top w:type="dxa" w:w="60"/>
+              <w:left w:type="dxa" w:w="100"/>
+              <w:bottom w:type="dxa" w:w="60"/>
+              <w:right w:type="dxa" w:w="100"/>
+            </w:tcMar>
+          </w:tcPr>
+          <w:p>
+            <w:r>
+              <w:rPr>
+                <w:sz w:val="18"/>
+                <w:szCs w:val="18"/>
+              </w:rPr>
+              <w:t xml:space="preserve">Risque de transition</w:t>
+            </w:r>
+          </w:p>
+        </w:tc>
+        <w:tc>
+          <w:tcPr>
+            <w:tcW w:type="dxa" w:w="4038"/>
+            <w:tcBorders>
+              <w:top w:val="single" w:color="C6CED8" w:sz="4"/>
+              <w:left w:val="single" w:color="C6CED8" w:sz="4"/>
+              <w:bottom w:val="single" w:color="C6CED8" w:sz="4"/>
+              <w:right w:val="single" w:color="C6CED8" w:sz="4"/>
+            </w:tcBorders>
+            <w:tcMar>
+              <w:top w:type="dxa" w:w="60"/>
+              <w:left w:type="dxa" w:w="100"/>
+              <w:bottom w:type="dxa" w:w="60"/>
+              <w:right w:type="dxa" w:w="100"/>
+            </w:tcMar>
+          </w:tcPr>
+          <w:p>
+            <w:r>
+              <w:rPr>
+                <w:sz w:val="18"/>
+                <w:szCs w:val="18"/>
+              </w:rPr>
+              <w:t xml:space="preserve">Risque lié au passage à une économie bas carbone : réglementation, prix du carbone, marchés.</w:t>
+            </w:r>
+          </w:p>
+        </w:tc>
+        <w:tc>
+          <w:tcPr>
+            <w:tcW w:type="dxa" w:w="3400"/>
+            <w:tcBorders>
+              <w:top w:val="single" w:color="C6CED8" w:sz="4"/>
+              <w:left w:val="single" w:color="C6CED8" w:sz="4"/>
+              <w:bottom w:val="single" w:color="C6CED8" w:sz="4"/>
+              <w:right w:val="single" w:color="C6CED8" w:sz="4"/>
+            </w:tcBorders>
+            <w:tcMar>
+              <w:top w:type="dxa" w:w="60"/>
+              <w:left w:type="dxa" w:w="100"/>
+              <w:bottom w:type="dxa" w:w="60"/>
+              <w:right w:type="dxa" w:w="100"/>
+            </w:tcMar>
+          </w:tcPr>
+          <w:p>
+            <w:r>
+              <w:rPr>
+                <w:sz w:val="18"/>
+                <w:szCs w:val="18"/>
+              </w:rPr>
+              <w:t xml:space="preserve">Centrale au gaz sans plan de transition : niveau Élevé, plafond C16 au lot 2.</w:t>
+            </w:r>
+          </w:p>
+        </w:tc>
+      </w:tr>
+      <w:tr>
+        <w:tc>
+          <w:tcPr>
+            <w:tcW w:type="dxa" w:w="2200"/>
+            <w:tcBorders>
+              <w:top w:val="single" w:color="C6CED8" w:sz="4"/>
+              <w:left w:val="single" w:color="C6CED8" w:sz="4"/>
+              <w:bottom w:val="single" w:color="C6CED8" w:sz="4"/>
+              <w:right w:val="single" w:color="C6CED8" w:sz="4"/>
+            </w:tcBorders>
+            <w:tcMar>
+              <w:top w:type="dxa" w:w="60"/>
+              <w:left w:type="dxa" w:w="100"/>
+              <w:bottom w:type="dxa" w:w="60"/>
+              <w:right w:type="dxa" w:w="100"/>
+            </w:tcMar>
+          </w:tcPr>
+          <w:p>
+            <w:r>
+              <w:rPr>
+                <w:sz w:val="18"/>
+                <w:szCs w:val="18"/>
+              </w:rPr>
               <w:t xml:space="preserve">Risque de volume / de marché</w:t>
             </w:r>
           </w:p>
@@ -17568,6 +19505,86 @@
                 <w:szCs w:val="18"/>
               </w:rPr>
               <w:t xml:space="preserve">Une autoroute à péage dépend du trafic ; un hôtel, du taux d'occupation et du prix.</w:t>
+            </w:r>
+          </w:p>
+        </w:tc>
+      </w:tr>
+      <w:tr>
+        <w:tc>
+          <w:tcPr>
+            <w:tcW w:type="dxa" w:w="2200"/>
+            <w:tcBorders>
+              <w:top w:val="single" w:color="C6CED8" w:sz="4"/>
+              <w:left w:val="single" w:color="C6CED8" w:sz="4"/>
+              <w:bottom w:val="single" w:color="C6CED8" w:sz="4"/>
+              <w:right w:val="single" w:color="C6CED8" w:sz="4"/>
+            </w:tcBorders>
+            <w:tcMar>
+              <w:top w:type="dxa" w:w="60"/>
+              <w:left w:type="dxa" w:w="100"/>
+              <w:bottom w:type="dxa" w:w="60"/>
+              <w:right w:type="dxa" w:w="100"/>
+            </w:tcMar>
+          </w:tcPr>
+          <w:p>
+            <w:r>
+              <w:rPr>
+                <w:sz w:val="18"/>
+                <w:szCs w:val="18"/>
+              </w:rPr>
+              <w:t xml:space="preserve">Scénario de référence</w:t>
+            </w:r>
+          </w:p>
+        </w:tc>
+        <w:tc>
+          <w:tcPr>
+            <w:tcW w:type="dxa" w:w="4038"/>
+            <w:tcBorders>
+              <w:top w:val="single" w:color="C6CED8" w:sz="4"/>
+              <w:left w:val="single" w:color="C6CED8" w:sz="4"/>
+              <w:bottom w:val="single" w:color="C6CED8" w:sz="4"/>
+              <w:right w:val="single" w:color="C6CED8" w:sz="4"/>
+            </w:tcBorders>
+            <w:tcMar>
+              <w:top w:type="dxa" w:w="60"/>
+              <w:left w:type="dxa" w:w="100"/>
+              <w:bottom w:type="dxa" w:w="60"/>
+              <w:right w:type="dxa" w:w="100"/>
+            </w:tcMar>
+          </w:tcPr>
+          <w:p>
+            <w:r>
+              <w:rPr>
+                <w:sz w:val="18"/>
+                <w:szCs w:val="18"/>
+              </w:rPr>
+              <w:t xml:space="preserve">Scénario défavorable proposé pour un secteur : variable principale, baisse des recettes, hausse des charges, source.</w:t>
+            </w:r>
+          </w:p>
+        </w:tc>
+        <w:tc>
+          <w:tcPr>
+            <w:tcW w:type="dxa" w:w="3400"/>
+            <w:tcBorders>
+              <w:top w:val="single" w:color="C6CED8" w:sz="4"/>
+              <w:left w:val="single" w:color="C6CED8" w:sz="4"/>
+              <w:bottom w:val="single" w:color="C6CED8" w:sz="4"/>
+              <w:right w:val="single" w:color="C6CED8" w:sz="4"/>
+            </w:tcBorders>
+            <w:tcMar>
+              <w:top w:type="dxa" w:w="60"/>
+              <w:left w:type="dxa" w:w="100"/>
+              <w:bottom w:type="dxa" w:w="60"/>
+              <w:right w:type="dxa" w:w="100"/>
+            </w:tcMar>
+          </w:tcPr>
+          <w:p>
+            <w:r>
+              <w:rPr>
+                <w:sz w:val="18"/>
+                <w:szCs w:val="18"/>
+              </w:rPr>
+              <w:t xml:space="preserve">Hôtellerie : occupation − 10 points et prix − 5 %, charges + 5 %.</w:t>
             </w:r>
           </w:p>
         </w:tc>
